--- a/Assignment_04_Spring_2026.docx
+++ b/Assignment_04_Spring_2026.docx
@@ -1,6 +1,6 @@
 
 <file path=word/document.xml><?xml version="1.0" encoding="utf-8"?>
-<w:document xmlns:wpc="http://schemas.microsoft.com/office/word/2010/wordprocessingCanvas" xmlns:cx="http://schemas.microsoft.com/office/drawing/2014/chartex" xmlns:cx1="http://schemas.microsoft.com/office/drawing/2015/9/8/chartex" xmlns:cx2="http://schemas.microsoft.com/office/drawing/2015/10/21/chartex" xmlns:cx3="http://schemas.microsoft.com/office/drawing/2016/5/9/chartex" xmlns:cx4="http://schemas.microsoft.com/office/drawing/2016/5/10/chartex" xmlns:cx5="http://schemas.microsoft.com/office/drawing/2016/5/11/chartex" xmlns:cx6="http://schemas.microsoft.com/office/drawing/2016/5/12/chartex" xmlns:cx7="http://schemas.microsoft.com/office/drawing/2016/5/13/chartex" xmlns:cx8="http://schemas.microsoft.com/office/drawing/2016/5/14/chartex" xmlns:mc="http://schemas.openxmlformats.org/markup-compatibility/2006" xmlns:aink="http://schemas.microsoft.com/office/drawing/2016/ink" xmlns:am3d="http://schemas.microsoft.com/office/drawing/2017/model3d" xmlns:o="urn:schemas-microsoft-com:office:office" xmlns:oel="http://schemas.microsoft.com/office/2019/extlst" xmlns:r="http://schemas.openxmlformats.org/officeDocument/2006/relationships" xmlns:m="http://schemas.openxmlformats.org/officeDocument/2006/math" xmlns:v="urn:schemas-microsoft-com:vml" xmlns:wp14="http://schemas.microsoft.com/office/word/2010/wordprocessingDrawing" xmlns:wp="http://schemas.openxmlformats.org/drawingml/2006/wordprocessingDrawing" xmlns:w10="urn:schemas-microsoft-com:office:word" xmlns:w="http://schemas.openxmlformats.org/wordprocessingml/2006/main" xmlns:w14="http://schemas.microsoft.com/office/word/2010/wordml" xmlns:w15="http://schemas.microsoft.com/office/word/2012/wordml" xmlns:w16cex="http://schemas.microsoft.com/office/word/2018/wordml/cex" xmlns:w16cid="http://schemas.microsoft.com/office/word/2016/wordml/cid" xmlns:w16="http://schemas.microsoft.com/office/word/2018/wordml" xmlns:w16du="http://schemas.microsoft.com/office/word/2023/wordml/word16du" xmlns:w16sdtdh="http://schemas.microsoft.com/office/word/2020/wordml/sdtdatahash" xmlns:w16sdtfl="http://schemas.microsoft.com/office/word/2024/wordml/sdtformatlock" xmlns:w16se="http://schemas.microsoft.com/office/word/2015/wordml/symex" xmlns:wpg="http://schemas.microsoft.com/office/word/2010/wordprocessingGroup" xmlns:wpi="http://schemas.microsoft.com/office/word/2010/wordprocessingInk" xmlns:wne="http://schemas.microsoft.com/office/word/2006/wordml" xmlns:wps="http://schemas.microsoft.com/office/word/2010/wordprocessingShape" mc:Ignorable="w14 w15 w16se w16cid w16 w16cex w16sdtdh w16sdtfl w16du wp14">
+<w:document xmlns:wpc="http://schemas.microsoft.com/office/word/2010/wordprocessingCanvas" xmlns:cx="http://schemas.microsoft.com/office/drawing/2014/chartex" xmlns:cx1="http://schemas.microsoft.com/office/drawing/2015/9/8/chartex" xmlns:mc="http://schemas.openxmlformats.org/markup-compatibility/2006" xmlns:o="urn:schemas-microsoft-com:office:office" xmlns:r="http://schemas.openxmlformats.org/officeDocument/2006/relationships" xmlns:m="http://schemas.openxmlformats.org/officeDocument/2006/math" xmlns:v="urn:schemas-microsoft-com:vml" xmlns:wp14="http://schemas.microsoft.com/office/word/2010/wordprocessingDrawing" xmlns:wp="http://schemas.openxmlformats.org/drawingml/2006/wordprocessingDrawing" xmlns:w10="urn:schemas-microsoft-com:office:word" xmlns:w="http://schemas.openxmlformats.org/wordprocessingml/2006/main" xmlns:w14="http://schemas.microsoft.com/office/word/2010/wordml" xmlns:w15="http://schemas.microsoft.com/office/word/2012/wordml" xmlns:w16se="http://schemas.microsoft.com/office/word/2015/wordml/symex" xmlns:wpg="http://schemas.microsoft.com/office/word/2010/wordprocessingGroup" xmlns:wpi="http://schemas.microsoft.com/office/word/2010/wordprocessingInk" xmlns:wne="http://schemas.microsoft.com/office/word/2006/wordml" xmlns:wps="http://schemas.microsoft.com/office/word/2010/wordprocessingShape" mc:Ignorable="w14 w15 w16se wp14">
   <w:body>
     <w:p>
       <w:pPr>
@@ -16,7 +16,31 @@
           <w:sz w:val="32"/>
           <w:szCs w:val="32"/>
         </w:rPr>
-        <w:t>DevOps Fundamentals [Spring, 2026]</w:t>
+        <w:t>DevOps Fundamentals [</w:t>
+      </w:r>
+      <w:proofErr w:type="gramStart"/>
+      <w:r>
+        <w:rPr>
+          <w:rFonts w:ascii="Arial" w:eastAsia="Arial" w:hAnsi="Arial" w:cs="Arial"/>
+          <w:b/>
+          <w:bCs/>
+          <w:color w:val="1F3864"/>
+          <w:sz w:val="32"/>
+          <w:szCs w:val="32"/>
+        </w:rPr>
+        <w:t>Spring</w:t>
+      </w:r>
+      <w:proofErr w:type="gramEnd"/>
+      <w:r>
+        <w:rPr>
+          <w:rFonts w:ascii="Arial" w:eastAsia="Arial" w:hAnsi="Arial" w:cs="Arial"/>
+          <w:b/>
+          <w:bCs/>
+          <w:color w:val="1F3864"/>
+          <w:sz w:val="32"/>
+          <w:szCs w:val="32"/>
+        </w:rPr>
+        <w:t>, 2026]</w:t>
       </w:r>
     </w:p>
     <w:p>
@@ -92,7 +116,25 @@
           <w:sz w:val="24"/>
           <w:szCs w:val="24"/>
         </w:rPr>
-        <w:t>Students will design and implement a complete CI/CD pipeline for a containerized web application by integrating a CI workflow (triggered on a Pull Request) with a CD workflow (triggered on a merge/push to the develop branch). The assignment covers creating a fresh GitHub repository, versioning the assignment document, configuring GitHub Environments, managing secrets, and chaining two GitHub Actions workflows.</w:t>
+        <w:t xml:space="preserve">Students will design and implement a complete CI/CD pipeline for a containerized web application by </w:t>
+      </w:r>
+      <w:r>
+        <w:rPr>
+          <w:rFonts w:ascii="Arial" w:eastAsia="Arial" w:hAnsi="Arial" w:cs="Arial"/>
+          <w:color w:val="000000"/>
+          <w:sz w:val="24"/>
+          <w:szCs w:val="24"/>
+        </w:rPr>
+        <w:t>integrating a CI workflow (triggered on a Pull Request) with a CD workflow (triggered on a merge/push to the develop branch). The assignment covers creating a fresh GitHub repository, versioning the assignment document, configuring GitHub Environments, man</w:t>
+      </w:r>
+      <w:r>
+        <w:rPr>
+          <w:rFonts w:ascii="Arial" w:eastAsia="Arial" w:hAnsi="Arial" w:cs="Arial"/>
+          <w:color w:val="000000"/>
+          <w:sz w:val="24"/>
+          <w:szCs w:val="24"/>
+        </w:rPr>
+        <w:t>aging secrets, and chaining two GitHub Actions workflows.</w:t>
       </w:r>
     </w:p>
     <w:p>
@@ -164,7 +206,16 @@
           <w:sz w:val="24"/>
           <w:szCs w:val="24"/>
         </w:rPr>
-        <w:t>Version the assignment question paper inside the GitHub repository.</w:t>
+        <w:t>Version the assignment question paper inside the GitH</w:t>
+      </w:r>
+      <w:r>
+        <w:rPr>
+          <w:rFonts w:ascii="Arial" w:eastAsia="Arial" w:hAnsi="Arial" w:cs="Arial"/>
+          <w:color w:val="000000"/>
+          <w:sz w:val="24"/>
+          <w:szCs w:val="24"/>
+        </w:rPr>
+        <w:t>ub repository.</w:t>
       </w:r>
     </w:p>
     <w:p>
@@ -251,7 +302,16 @@
           <w:sz w:val="24"/>
           <w:szCs w:val="24"/>
         </w:rPr>
-        <w:t xml:space="preserve">Design and implement a CD workflow triggered by a push event on the </w:t>
+        <w:t>Design and implement a CD workflow triggered by a push event on th</w:t>
+      </w:r>
+      <w:r>
+        <w:rPr>
+          <w:rFonts w:ascii="Arial" w:eastAsia="Arial" w:hAnsi="Arial" w:cs="Arial"/>
+          <w:color w:val="000000"/>
+          <w:sz w:val="24"/>
+          <w:szCs w:val="24"/>
+        </w:rPr>
+        <w:t xml:space="preserve">e </w:t>
       </w:r>
       <w:r>
         <w:rPr>
@@ -394,7 +454,16 @@
           <w:sz w:val="24"/>
           <w:szCs w:val="24"/>
         </w:rPr>
-        <w:t>New Repository: Students MUST create a brand-new GitHub repository for this assignment. Do NOT reuse or fork any repository from a previous assignment.</w:t>
+        <w:t>New Repository: Students MUST create a brand-new GitHub repository for this assignment. Do NOT reuse or fork any repository from a</w:t>
+      </w:r>
+      <w:r>
+        <w:rPr>
+          <w:rFonts w:ascii="Arial" w:eastAsia="Arial" w:hAnsi="Arial" w:cs="Arial"/>
+          <w:color w:val="000000"/>
+          <w:sz w:val="24"/>
+          <w:szCs w:val="24"/>
+        </w:rPr>
+        <w:t xml:space="preserve"> previous assignment.</w:t>
       </w:r>
     </w:p>
     <w:p>
@@ -417,7 +486,36 @@
           <w:sz w:val="24"/>
           <w:szCs w:val="24"/>
         </w:rPr>
-        <w:t>Assignment Document in Repo: The Assignment 04 question paper (this .docx file) must be committed to the root of the repository. Each student must fill in their own details in their respective row in Table 1 (Group Details) directly inside the versioned document.</w:t>
+        <w:t>Assignment Document in Repo: The Assignment 04 question paper (this .</w:t>
+      </w:r>
+      <w:proofErr w:type="spellStart"/>
+      <w:r>
+        <w:rPr>
+          <w:rFonts w:ascii="Arial" w:eastAsia="Arial" w:hAnsi="Arial" w:cs="Arial"/>
+          <w:color w:val="000000"/>
+          <w:sz w:val="24"/>
+          <w:szCs w:val="24"/>
+        </w:rPr>
+        <w:t>docx</w:t>
+      </w:r>
+      <w:proofErr w:type="spellEnd"/>
+      <w:r>
+        <w:rPr>
+          <w:rFonts w:ascii="Arial" w:eastAsia="Arial" w:hAnsi="Arial" w:cs="Arial"/>
+          <w:color w:val="000000"/>
+          <w:sz w:val="24"/>
+          <w:szCs w:val="24"/>
+        </w:rPr>
+        <w:t xml:space="preserve"> file) must be committed to the root of the repository. Each student must fill in their own details in their respective row in Table 1 (Group Details) directly </w:t>
+      </w:r>
+      <w:r>
+        <w:rPr>
+          <w:rFonts w:ascii="Arial" w:eastAsia="Arial" w:hAnsi="Arial" w:cs="Arial"/>
+          <w:color w:val="000000"/>
+          <w:sz w:val="24"/>
+          <w:szCs w:val="24"/>
+        </w:rPr>
+        <w:t>inside the versioned document.</w:t>
       </w:r>
     </w:p>
     <w:p>
@@ -440,7 +538,36 @@
           <w:sz w:val="24"/>
           <w:szCs w:val="24"/>
         </w:rPr>
-        <w:t>Secrets Ownership: All GitHub secrets (DOCKERHUB_USERNAME, DOCKERHUB_TOKEN, RENDER_DEPLOY_HOOK_URL) must be created by the Team Lead using the TL's own Docker Hub and Render credentials. No team member other than the TL should create or modify secrets.</w:t>
+        <w:t xml:space="preserve">Secrets Ownership: All GitHub secrets (DOCKERHUB_USERNAME, DOCKERHUB_TOKEN, </w:t>
+      </w:r>
+      <w:proofErr w:type="gramStart"/>
+      <w:r>
+        <w:rPr>
+          <w:rFonts w:ascii="Arial" w:eastAsia="Arial" w:hAnsi="Arial" w:cs="Arial"/>
+          <w:color w:val="000000"/>
+          <w:sz w:val="24"/>
+          <w:szCs w:val="24"/>
+        </w:rPr>
+        <w:t>RENDER</w:t>
+      </w:r>
+      <w:proofErr w:type="gramEnd"/>
+      <w:r>
+        <w:rPr>
+          <w:rFonts w:ascii="Arial" w:eastAsia="Arial" w:hAnsi="Arial" w:cs="Arial"/>
+          <w:color w:val="000000"/>
+          <w:sz w:val="24"/>
+          <w:szCs w:val="24"/>
+        </w:rPr>
+        <w:t>_DEPLOY_HOOK_URL) must be created by the Team Lead using the TL's own Docker Hub and Render credentials. No team member other than the TL shoul</w:t>
+      </w:r>
+      <w:r>
+        <w:rPr>
+          <w:rFonts w:ascii="Arial" w:eastAsia="Arial" w:hAnsi="Arial" w:cs="Arial"/>
+          <w:color w:val="000000"/>
+          <w:sz w:val="24"/>
+          <w:szCs w:val="24"/>
+        </w:rPr>
+        <w:t>d create or modify secrets.</w:t>
       </w:r>
     </w:p>
     <w:p>
@@ -509,7 +636,16 @@
           <w:sz w:val="24"/>
           <w:szCs w:val="24"/>
         </w:rPr>
-        <w:t>Plagiarism will result in ZERO marks for all involved members.</w:t>
+        <w:t>Plagiarism will resu</w:t>
+      </w:r>
+      <w:r>
+        <w:rPr>
+          <w:rFonts w:ascii="Arial" w:eastAsia="Arial" w:hAnsi="Arial" w:cs="Arial"/>
+          <w:color w:val="000000"/>
+          <w:sz w:val="24"/>
+          <w:szCs w:val="24"/>
+        </w:rPr>
+        <w:t>lt in ZERO marks for all involved members.</w:t>
       </w:r>
     </w:p>
     <w:p>
@@ -592,8 +728,9 @@
           <w:sz w:val="18"/>
           <w:szCs w:val="18"/>
         </w:rPr>
-        <w:t xml:space="preserve">Table 1: Group Details </w:t>
-      </w:r>
+        <w:t xml:space="preserve">Table 1: Group </w:t>
+      </w:r>
+      <w:proofErr w:type="gramStart"/>
       <w:r>
         <w:rPr>
           <w:rFonts w:ascii="Arial" w:eastAsia="Arial" w:hAnsi="Arial" w:cs="Arial"/>
@@ -603,7 +740,7 @@
           <w:sz w:val="18"/>
           <w:szCs w:val="18"/>
         </w:rPr>
-        <w:t>,</w:t>
+        <w:t xml:space="preserve">Details </w:t>
       </w:r>
       <w:r>
         <w:rPr>
@@ -614,7 +751,30 @@
           <w:sz w:val="18"/>
           <w:szCs w:val="18"/>
         </w:rPr>
-        <w:t xml:space="preserve"> Each student must fill their own row (including Assigned Page) in the versioned copy inside the repo</w:t>
+        <w:t>,</w:t>
+      </w:r>
+      <w:proofErr w:type="gramEnd"/>
+      <w:r>
+        <w:rPr>
+          <w:rFonts w:ascii="Arial" w:eastAsia="Arial" w:hAnsi="Arial" w:cs="Arial"/>
+          <w:b/>
+          <w:bCs/>
+          <w:color w:val="444444"/>
+          <w:sz w:val="18"/>
+          <w:szCs w:val="18"/>
+        </w:rPr>
+        <w:t xml:space="preserve"> Each student must fill their own row (including Assigned </w:t>
+      </w:r>
+      <w:r>
+        <w:rPr>
+          <w:rFonts w:ascii="Arial" w:eastAsia="Arial" w:hAnsi="Arial" w:cs="Arial"/>
+          <w:b/>
+          <w:bCs/>
+          <w:color w:val="444444"/>
+          <w:sz w:val="18"/>
+          <w:szCs w:val="18"/>
+        </w:rPr>
+        <w:t>Page) in the versioned copy inside the repo</w:t>
       </w:r>
     </w:p>
     <w:tbl>
@@ -636,20 +796,14 @@
       </w:tblPr>
       <w:tblGrid>
         <w:gridCol w:w="471"/>
-        <w:gridCol w:w="1424"/>
-        <w:gridCol w:w="1349"/>
+        <w:gridCol w:w="1278"/>
+        <w:gridCol w:w="1344"/>
         <w:gridCol w:w="1561"/>
-        <w:gridCol w:w="1306"/>
-        <w:gridCol w:w="1596"/>
-        <w:gridCol w:w="1653"/>
+        <w:gridCol w:w="1240"/>
+        <w:gridCol w:w="1902"/>
+        <w:gridCol w:w="1564"/>
       </w:tblGrid>
       <w:tr>
-        <w:tblPrEx>
-          <w:tblCellMar>
-            <w:top w:w="0" w:type="dxa"/>
-            <w:bottom w:w="0" w:type="dxa"/>
-          </w:tblCellMar>
-        </w:tblPrEx>
         <w:trPr>
           <w:tblHeader/>
         </w:trPr>
@@ -672,6 +826,7 @@
             <w:vAlign w:val="center"/>
           </w:tcPr>
           <w:p>
+            <w:proofErr w:type="spellStart"/>
             <w:r>
               <w:rPr>
                 <w:rFonts w:ascii="Arial" w:eastAsia="Arial" w:hAnsi="Arial" w:cs="Arial"/>
@@ -681,29 +836,9 @@
                 <w:sz w:val="18"/>
                 <w:szCs w:val="18"/>
               </w:rPr>
-              <w:t>Sr #</w:t>
-            </w:r>
-          </w:p>
-        </w:tc>
-        <w:tc>
-          <w:tcPr>
-            <w:tcW w:w="1500" w:type="dxa"/>
-            <w:tcBorders>
-              <w:top w:val="single" w:sz="6" w:space="0" w:color="ADB9CA"/>
-              <w:left w:val="single" w:sz="6" w:space="0" w:color="ADB9CA"/>
-              <w:bottom w:val="single" w:sz="6" w:space="0" w:color="ADB9CA"/>
-              <w:right w:val="single" w:sz="6" w:space="0" w:color="ADB9CA"/>
-            </w:tcBorders>
-            <w:shd w:val="clear" w:color="auto" w:fill="1F3864"/>
-            <w:tcMar>
-              <w:top w:w="80" w:type="dxa"/>
-              <w:left w:w="140" w:type="dxa"/>
-              <w:bottom w:w="80" w:type="dxa"/>
-              <w:right w:w="140" w:type="dxa"/>
-            </w:tcMar>
-            <w:vAlign w:val="center"/>
-          </w:tcPr>
-          <w:p>
+              <w:t>Sr</w:t>
+            </w:r>
+            <w:proofErr w:type="spellEnd"/>
             <w:r>
               <w:rPr>
                 <w:rFonts w:ascii="Arial" w:eastAsia="Arial" w:hAnsi="Arial" w:cs="Arial"/>
@@ -713,13 +848,13 @@
                 <w:sz w:val="18"/>
                 <w:szCs w:val="18"/>
               </w:rPr>
-              <w:t>Student Name</w:t>
-            </w:r>
-          </w:p>
-        </w:tc>
-        <w:tc>
-          <w:tcPr>
-            <w:tcW w:w="1380" w:type="dxa"/>
+              <w:t xml:space="preserve"> #</w:t>
+            </w:r>
+          </w:p>
+        </w:tc>
+        <w:tc>
+          <w:tcPr>
+            <w:tcW w:w="1500" w:type="dxa"/>
             <w:tcBorders>
               <w:top w:val="single" w:sz="6" w:space="0" w:color="ADB9CA"/>
               <w:left w:val="single" w:sz="6" w:space="0" w:color="ADB9CA"/>
@@ -745,13 +880,13 @@
                 <w:sz w:val="18"/>
                 <w:szCs w:val="18"/>
               </w:rPr>
-              <w:t>GitHub Username</w:t>
-            </w:r>
-          </w:p>
-        </w:tc>
-        <w:tc>
-          <w:tcPr>
-            <w:tcW w:w="1300" w:type="dxa"/>
+              <w:t>Student Name</w:t>
+            </w:r>
+          </w:p>
+        </w:tc>
+        <w:tc>
+          <w:tcPr>
+            <w:tcW w:w="1380" w:type="dxa"/>
             <w:tcBorders>
               <w:top w:val="single" w:sz="6" w:space="0" w:color="ADB9CA"/>
               <w:left w:val="single" w:sz="6" w:space="0" w:color="ADB9CA"/>
@@ -777,13 +912,13 @@
                 <w:sz w:val="18"/>
                 <w:szCs w:val="18"/>
               </w:rPr>
-              <w:t>Role (Lead/Member)</w:t>
-            </w:r>
-          </w:p>
-        </w:tc>
-        <w:tc>
-          <w:tcPr>
-            <w:tcW w:w="1340" w:type="dxa"/>
+              <w:t>GitHub Username</w:t>
+            </w:r>
+          </w:p>
+        </w:tc>
+        <w:tc>
+          <w:tcPr>
+            <w:tcW w:w="1300" w:type="dxa"/>
             <w:tcBorders>
               <w:top w:val="single" w:sz="6" w:space="0" w:color="ADB9CA"/>
               <w:left w:val="single" w:sz="6" w:space="0" w:color="ADB9CA"/>
@@ -809,13 +944,13 @@
                 <w:sz w:val="18"/>
                 <w:szCs w:val="18"/>
               </w:rPr>
-              <w:t>Assigned Page</w:t>
-            </w:r>
-          </w:p>
-        </w:tc>
-        <w:tc>
-          <w:tcPr>
-            <w:tcW w:w="1700" w:type="dxa"/>
+              <w:t>Role (Lead/Member)</w:t>
+            </w:r>
+          </w:p>
+        </w:tc>
+        <w:tc>
+          <w:tcPr>
+            <w:tcW w:w="1340" w:type="dxa"/>
             <w:tcBorders>
               <w:top w:val="single" w:sz="6" w:space="0" w:color="ADB9CA"/>
               <w:left w:val="single" w:sz="6" w:space="0" w:color="ADB9CA"/>
@@ -841,7 +976,7 @@
                 <w:sz w:val="18"/>
                 <w:szCs w:val="18"/>
               </w:rPr>
-              <w:t>Branch Worked On</w:t>
+              <w:t>Assigned Page</w:t>
             </w:r>
           </w:p>
         </w:tc>
@@ -873,18 +1008,44 @@
                 <w:sz w:val="18"/>
                 <w:szCs w:val="18"/>
               </w:rPr>
+              <w:t>Branch Worked On</w:t>
+            </w:r>
+          </w:p>
+        </w:tc>
+        <w:tc>
+          <w:tcPr>
+            <w:tcW w:w="1700" w:type="dxa"/>
+            <w:tcBorders>
+              <w:top w:val="single" w:sz="6" w:space="0" w:color="ADB9CA"/>
+              <w:left w:val="single" w:sz="6" w:space="0" w:color="ADB9CA"/>
+              <w:bottom w:val="single" w:sz="6" w:space="0" w:color="ADB9CA"/>
+              <w:right w:val="single" w:sz="6" w:space="0" w:color="ADB9CA"/>
+            </w:tcBorders>
+            <w:shd w:val="clear" w:color="auto" w:fill="1F3864"/>
+            <w:tcMar>
+              <w:top w:w="80" w:type="dxa"/>
+              <w:left w:w="140" w:type="dxa"/>
+              <w:bottom w:w="80" w:type="dxa"/>
+              <w:right w:w="140" w:type="dxa"/>
+            </w:tcMar>
+            <w:vAlign w:val="center"/>
+          </w:tcPr>
+          <w:p>
+            <w:r>
+              <w:rPr>
+                <w:rFonts w:ascii="Arial" w:eastAsia="Arial" w:hAnsi="Arial" w:cs="Arial"/>
+                <w:b/>
+                <w:bCs/>
+                <w:color w:val="FFFFFF"/>
+                <w:sz w:val="18"/>
+                <w:szCs w:val="18"/>
+              </w:rPr>
               <w:t>Screenshots Added (Yes/No)</w:t>
             </w:r>
           </w:p>
         </w:tc>
       </w:tr>
       <w:tr>
-        <w:tblPrEx>
-          <w:tblCellMar>
-            <w:top w:w="0" w:type="dxa"/>
-            <w:bottom w:w="0" w:type="dxa"/>
-          </w:tblCellMar>
-        </w:tblPrEx>
         <w:tc>
           <w:tcPr>
             <w:tcW w:w="440" w:type="dxa"/>
@@ -1037,12 +1198,6 @@
         </w:tc>
       </w:tr>
       <w:tr>
-        <w:tblPrEx>
-          <w:tblCellMar>
-            <w:top w:w="0" w:type="dxa"/>
-            <w:bottom w:w="0" w:type="dxa"/>
-          </w:tblCellMar>
-        </w:tblPrEx>
         <w:tc>
           <w:tcPr>
             <w:tcW w:w="440" w:type="dxa"/>
@@ -1195,12 +1350,6 @@
         </w:tc>
       </w:tr>
       <w:tr>
-        <w:tblPrEx>
-          <w:tblCellMar>
-            <w:top w:w="0" w:type="dxa"/>
-            <w:bottom w:w="0" w:type="dxa"/>
-          </w:tblCellMar>
-        </w:tblPrEx>
         <w:tc>
           <w:tcPr>
             <w:tcW w:w="440" w:type="dxa"/>
@@ -1353,12 +1502,6 @@
         </w:tc>
       </w:tr>
       <w:tr>
-        <w:tblPrEx>
-          <w:tblCellMar>
-            <w:top w:w="0" w:type="dxa"/>
-            <w:bottom w:w="0" w:type="dxa"/>
-          </w:tblCellMar>
-        </w:tblPrEx>
         <w:tc>
           <w:tcPr>
             <w:tcW w:w="440" w:type="dxa"/>
@@ -1511,12 +1654,6 @@
         </w:tc>
       </w:tr>
       <w:tr>
-        <w:tblPrEx>
-          <w:tblCellMar>
-            <w:top w:w="0" w:type="dxa"/>
-            <w:bottom w:w="0" w:type="dxa"/>
-          </w:tblCellMar>
-        </w:tblPrEx>
         <w:tc>
           <w:tcPr>
             <w:tcW w:w="440" w:type="dxa"/>
@@ -1565,7 +1702,11 @@
             </w:tcMar>
             <w:vAlign w:val="center"/>
           </w:tcPr>
-          <w:p/>
+          <w:p>
+            <w:r>
+              <w:t>Usama</w:t>
+            </w:r>
+          </w:p>
         </w:tc>
         <w:tc>
           <w:tcPr>
@@ -1585,7 +1726,11 @@
             </w:tcMar>
             <w:vAlign w:val="center"/>
           </w:tcPr>
-          <w:p/>
+          <w:p>
+            <w:r>
+              <w:t>usama00150</w:t>
+            </w:r>
+          </w:p>
         </w:tc>
         <w:tc>
           <w:tcPr>
@@ -1605,7 +1750,11 @@
             </w:tcMar>
             <w:vAlign w:val="center"/>
           </w:tcPr>
-          <w:p/>
+          <w:p>
+            <w:r>
+              <w:t>Member</w:t>
+            </w:r>
+          </w:p>
         </w:tc>
         <w:tc>
           <w:tcPr>
@@ -1625,7 +1774,17 @@
             </w:tcMar>
             <w:vAlign w:val="center"/>
           </w:tcPr>
-          <w:p/>
+          <w:p>
+            <w:r>
+              <w:rPr>
+                <w:rFonts w:ascii="Arial" w:eastAsia="Arial" w:hAnsi="Arial" w:cs="Arial"/>
+                <w:color w:val="000000"/>
+                <w:sz w:val="18"/>
+                <w:szCs w:val="18"/>
+              </w:rPr>
+              <w:t>About / Help</w:t>
+            </w:r>
+          </w:p>
         </w:tc>
         <w:tc>
           <w:tcPr>
@@ -1645,7 +1804,19 @@
             </w:tcMar>
             <w:vAlign w:val="center"/>
           </w:tcPr>
-          <w:p/>
+          <w:p>
+            <w:r>
+              <w:t>feature/</w:t>
+            </w:r>
+            <w:proofErr w:type="spellStart"/>
+            <w:r>
+              <w:t>usama</w:t>
+            </w:r>
+            <w:proofErr w:type="spellEnd"/>
+            <w:r>
+              <w:t>/about</w:t>
+            </w:r>
+          </w:p>
         </w:tc>
         <w:tc>
           <w:tcPr>
@@ -1699,8 +1870,17 @@
           <w:rFonts w:ascii="Arial" w:eastAsia="Arial" w:hAnsi="Arial" w:cs="Arial"/>
           <w:color w:val="555555"/>
         </w:rPr>
-        <w:t>[Paste Your GitHub Repository URL Here]</w:t>
-      </w:r>
+        <w:t xml:space="preserve">[Paste Your GitHub Repository </w:t>
+      </w:r>
+      <w:r>
+        <w:rPr>
+          <w:rFonts w:ascii="Arial" w:eastAsia="Arial" w:hAnsi="Arial" w:cs="Arial"/>
+          <w:color w:val="555555"/>
+        </w:rPr>
+        <w:t>URL Here]</w:t>
+      </w:r>
+      <w:bookmarkStart w:id="0" w:name="_GoBack"/>
+      <w:bookmarkEnd w:id="0"/>
     </w:p>
     <w:p>
       <w:pPr>
@@ -1764,7 +1944,62 @@
           <w:rFonts w:ascii="Arial" w:eastAsia="Arial" w:hAnsi="Arial" w:cs="Arial"/>
           <w:color w:val="000000"/>
         </w:rPr>
-        <w:t>Your team is the development crew for TaskFlow, a lightweight task-management web application consisting of five HTML pages. The Team Lead sets up the repository, Dockerfile, shared stylesheet, and the CI/CD pipelines. Each team member is then individually responsible for building one specific page of the application, following the full Git, GitHub, and Docker flow independently.</w:t>
+        <w:t xml:space="preserve">Your team is the development crew for </w:t>
+      </w:r>
+      <w:proofErr w:type="spellStart"/>
+      <w:r>
+        <w:rPr>
+          <w:rFonts w:ascii="Arial" w:eastAsia="Arial" w:hAnsi="Arial" w:cs="Arial"/>
+          <w:color w:val="000000"/>
+        </w:rPr>
+        <w:t>TaskFlow</w:t>
+      </w:r>
+      <w:proofErr w:type="spellEnd"/>
+      <w:r>
+        <w:rPr>
+          <w:rFonts w:ascii="Arial" w:eastAsia="Arial" w:hAnsi="Arial" w:cs="Arial"/>
+          <w:color w:val="000000"/>
+        </w:rPr>
+        <w:t xml:space="preserve">, a lightweight task-management web application consisting of five HTML pages. The Team Lead sets up the repository, </w:t>
+      </w:r>
+      <w:proofErr w:type="spellStart"/>
+      <w:r>
+        <w:rPr>
+          <w:rFonts w:ascii="Arial" w:eastAsia="Arial" w:hAnsi="Arial" w:cs="Arial"/>
+          <w:color w:val="000000"/>
+        </w:rPr>
+        <w:t>Dockerfile</w:t>
+      </w:r>
+      <w:proofErr w:type="spellEnd"/>
+      <w:r>
+        <w:rPr>
+          <w:rFonts w:ascii="Arial" w:eastAsia="Arial" w:hAnsi="Arial" w:cs="Arial"/>
+          <w:color w:val="000000"/>
+        </w:rPr>
+        <w:t xml:space="preserve">, </w:t>
+      </w:r>
+      <w:r>
+        <w:rPr>
+          <w:rFonts w:ascii="Arial" w:eastAsia="Arial" w:hAnsi="Arial" w:cs="Arial"/>
+          <w:color w:val="000000"/>
+        </w:rPr>
+        <w:t xml:space="preserve">shared stylesheet, and the CI/CD pipelines. Each team member is then individually responsible for building one specific page of the application, following the full </w:t>
+      </w:r>
+      <w:proofErr w:type="spellStart"/>
+      <w:r>
+        <w:rPr>
+          <w:rFonts w:ascii="Arial" w:eastAsia="Arial" w:hAnsi="Arial" w:cs="Arial"/>
+          <w:color w:val="000000"/>
+        </w:rPr>
+        <w:t>Git</w:t>
+      </w:r>
+      <w:proofErr w:type="spellEnd"/>
+      <w:r>
+        <w:rPr>
+          <w:rFonts w:ascii="Arial" w:eastAsia="Arial" w:hAnsi="Arial" w:cs="Arial"/>
+          <w:color w:val="000000"/>
+        </w:rPr>
+        <w:t>, GitHub, and Docker flow independently.</w:t>
       </w:r>
     </w:p>
     <w:p>
@@ -1782,7 +2017,30 @@
           <w:rFonts w:ascii="Arial" w:eastAsia="Arial" w:hAnsi="Arial" w:cs="Arial"/>
           <w:color w:val="000000"/>
         </w:rPr>
-        <w:t>The 5 pages of the TaskFlow application and their assignment are defined in Table 3 below. The Team Lead takes Page 1 (Home / Dashboard) in addition to their setup responsibilities.</w:t>
+        <w:t xml:space="preserve">The 5 pages of the </w:t>
+      </w:r>
+      <w:proofErr w:type="spellStart"/>
+      <w:r>
+        <w:rPr>
+          <w:rFonts w:ascii="Arial" w:eastAsia="Arial" w:hAnsi="Arial" w:cs="Arial"/>
+          <w:color w:val="000000"/>
+        </w:rPr>
+        <w:t>TaskFlow</w:t>
+      </w:r>
+      <w:proofErr w:type="spellEnd"/>
+      <w:r>
+        <w:rPr>
+          <w:rFonts w:ascii="Arial" w:eastAsia="Arial" w:hAnsi="Arial" w:cs="Arial"/>
+          <w:color w:val="000000"/>
+        </w:rPr>
+        <w:t xml:space="preserve"> application and the</w:t>
+      </w:r>
+      <w:r>
+        <w:rPr>
+          <w:rFonts w:ascii="Arial" w:eastAsia="Arial" w:hAnsi="Arial" w:cs="Arial"/>
+          <w:color w:val="000000"/>
+        </w:rPr>
+        <w:t>ir assignment are defined in Table 3 below. The Team Lead takes Page 1 (Home / Dashboard) in addition to their setup responsibilities.</w:t>
       </w:r>
     </w:p>
     <w:p>
@@ -1804,7 +2062,31 @@
           <w:sz w:val="18"/>
           <w:szCs w:val="18"/>
         </w:rPr>
-        <w:t>Table 3: TaskFlow Page Assignment</w:t>
+        <w:t xml:space="preserve">Table 3: </w:t>
+      </w:r>
+      <w:proofErr w:type="spellStart"/>
+      <w:r>
+        <w:rPr>
+          <w:rFonts w:ascii="Arial" w:eastAsia="Arial" w:hAnsi="Arial" w:cs="Arial"/>
+          <w:b/>
+          <w:bCs/>
+          <w:color w:val="444444"/>
+          <w:sz w:val="18"/>
+          <w:szCs w:val="18"/>
+        </w:rPr>
+        <w:t>TaskFlow</w:t>
+      </w:r>
+      <w:proofErr w:type="spellEnd"/>
+      <w:r>
+        <w:rPr>
+          <w:rFonts w:ascii="Arial" w:eastAsia="Arial" w:hAnsi="Arial" w:cs="Arial"/>
+          <w:b/>
+          <w:bCs/>
+          <w:color w:val="444444"/>
+          <w:sz w:val="18"/>
+          <w:szCs w:val="18"/>
+        </w:rPr>
+        <w:t xml:space="preserve"> Page Assignment</w:t>
       </w:r>
     </w:p>
     <w:tbl>
@@ -1831,12 +2113,6 @@
         <w:gridCol w:w="4860"/>
       </w:tblGrid>
       <w:tr>
-        <w:tblPrEx>
-          <w:tblCellMar>
-            <w:top w:w="0" w:type="dxa"/>
-            <w:bottom w:w="0" w:type="dxa"/>
-          </w:tblCellMar>
-        </w:tblPrEx>
         <w:trPr>
           <w:tblHeader/>
         </w:trPr>
@@ -1859,6 +2135,7 @@
             <w:vAlign w:val="center"/>
           </w:tcPr>
           <w:p>
+            <w:proofErr w:type="spellStart"/>
             <w:r>
               <w:rPr>
                 <w:rFonts w:ascii="Arial" w:eastAsia="Arial" w:hAnsi="Arial" w:cs="Arial"/>
@@ -1868,29 +2145,9 @@
                 <w:sz w:val="18"/>
                 <w:szCs w:val="18"/>
               </w:rPr>
-              <w:t>Sr #</w:t>
-            </w:r>
-          </w:p>
-        </w:tc>
-        <w:tc>
-          <w:tcPr>
-            <w:tcW w:w="1800" w:type="dxa"/>
-            <w:tcBorders>
-              <w:top w:val="single" w:sz="6" w:space="0" w:color="ADB9CA"/>
-              <w:left w:val="single" w:sz="6" w:space="0" w:color="ADB9CA"/>
-              <w:bottom w:val="single" w:sz="6" w:space="0" w:color="ADB9CA"/>
-              <w:right w:val="single" w:sz="6" w:space="0" w:color="ADB9CA"/>
-            </w:tcBorders>
-            <w:shd w:val="clear" w:color="auto" w:fill="1F3864"/>
-            <w:tcMar>
-              <w:top w:w="80" w:type="dxa"/>
-              <w:left w:w="140" w:type="dxa"/>
-              <w:bottom w:w="80" w:type="dxa"/>
-              <w:right w:w="140" w:type="dxa"/>
-            </w:tcMar>
-            <w:vAlign w:val="center"/>
-          </w:tcPr>
-          <w:p>
+              <w:t>Sr</w:t>
+            </w:r>
+            <w:proofErr w:type="spellEnd"/>
             <w:r>
               <w:rPr>
                 <w:rFonts w:ascii="Arial" w:eastAsia="Arial" w:hAnsi="Arial" w:cs="Arial"/>
@@ -1900,13 +2157,13 @@
                 <w:sz w:val="18"/>
                 <w:szCs w:val="18"/>
               </w:rPr>
-              <w:t>Page File</w:t>
-            </w:r>
-          </w:p>
-        </w:tc>
-        <w:tc>
-          <w:tcPr>
-            <w:tcW w:w="2200" w:type="dxa"/>
+              <w:t xml:space="preserve"> #</w:t>
+            </w:r>
+          </w:p>
+        </w:tc>
+        <w:tc>
+          <w:tcPr>
+            <w:tcW w:w="1800" w:type="dxa"/>
             <w:tcBorders>
               <w:top w:val="single" w:sz="6" w:space="0" w:color="ADB9CA"/>
               <w:left w:val="single" w:sz="6" w:space="0" w:color="ADB9CA"/>
@@ -1932,13 +2189,13 @@
                 <w:sz w:val="18"/>
                 <w:szCs w:val="18"/>
               </w:rPr>
-              <w:t>Page Name</w:t>
-            </w:r>
-          </w:p>
-        </w:tc>
-        <w:tc>
-          <w:tcPr>
-            <w:tcW w:w="4860" w:type="dxa"/>
+              <w:t>Page File</w:t>
+            </w:r>
+          </w:p>
+        </w:tc>
+        <w:tc>
+          <w:tcPr>
+            <w:tcW w:w="2200" w:type="dxa"/>
             <w:tcBorders>
               <w:top w:val="single" w:sz="6" w:space="0" w:color="ADB9CA"/>
               <w:left w:val="single" w:sz="6" w:space="0" w:color="ADB9CA"/>
@@ -1964,18 +2221,44 @@
                 <w:sz w:val="18"/>
                 <w:szCs w:val="18"/>
               </w:rPr>
+              <w:t>Page Name</w:t>
+            </w:r>
+          </w:p>
+        </w:tc>
+        <w:tc>
+          <w:tcPr>
+            <w:tcW w:w="4860" w:type="dxa"/>
+            <w:tcBorders>
+              <w:top w:val="single" w:sz="6" w:space="0" w:color="ADB9CA"/>
+              <w:left w:val="single" w:sz="6" w:space="0" w:color="ADB9CA"/>
+              <w:bottom w:val="single" w:sz="6" w:space="0" w:color="ADB9CA"/>
+              <w:right w:val="single" w:sz="6" w:space="0" w:color="ADB9CA"/>
+            </w:tcBorders>
+            <w:shd w:val="clear" w:color="auto" w:fill="1F3864"/>
+            <w:tcMar>
+              <w:top w:w="80" w:type="dxa"/>
+              <w:left w:w="140" w:type="dxa"/>
+              <w:bottom w:w="80" w:type="dxa"/>
+              <w:right w:w="140" w:type="dxa"/>
+            </w:tcMar>
+            <w:vAlign w:val="center"/>
+          </w:tcPr>
+          <w:p>
+            <w:r>
+              <w:rPr>
+                <w:rFonts w:ascii="Arial" w:eastAsia="Arial" w:hAnsi="Arial" w:cs="Arial"/>
+                <w:b/>
+                <w:bCs/>
+                <w:color w:val="FFFFFF"/>
+                <w:sz w:val="18"/>
+                <w:szCs w:val="18"/>
+              </w:rPr>
               <w:t>Page Responsibility</w:t>
             </w:r>
           </w:p>
         </w:tc>
       </w:tr>
       <w:tr>
-        <w:tblPrEx>
-          <w:tblCellMar>
-            <w:top w:w="0" w:type="dxa"/>
-            <w:bottom w:w="0" w:type="dxa"/>
-          </w:tblCellMar>
-        </w:tblPrEx>
         <w:tc>
           <w:tcPr>
             <w:tcW w:w="500" w:type="dxa"/>
@@ -2096,18 +2379,21 @@
                 <w:sz w:val="18"/>
                 <w:szCs w:val="18"/>
               </w:rPr>
-              <w:t>Overview of all tasks: summary counts (total, pending, completed), a welcome message, and navigation links to all other pages.</w:t>
+              <w:t xml:space="preserve">Overview </w:t>
+            </w:r>
+            <w:r>
+              <w:rPr>
+                <w:rFonts w:ascii="Arial" w:eastAsia="Arial" w:hAnsi="Arial" w:cs="Arial"/>
+                <w:color w:val="000000"/>
+                <w:sz w:val="18"/>
+                <w:szCs w:val="18"/>
+              </w:rPr>
+              <w:t>of all tasks: summary counts (total, pending, completed), a welcome message, and navigation links to all other pages.</w:t>
             </w:r>
           </w:p>
         </w:tc>
       </w:tr>
       <w:tr>
-        <w:tblPrEx>
-          <w:tblCellMar>
-            <w:top w:w="0" w:type="dxa"/>
-            <w:bottom w:w="0" w:type="dxa"/>
-          </w:tblCellMar>
-        </w:tblPrEx>
         <w:tc>
           <w:tcPr>
             <w:tcW w:w="500" w:type="dxa"/>
@@ -2228,7 +2514,17 @@
                 <w:sz w:val="18"/>
                 <w:szCs w:val="18"/>
               </w:rPr>
-              <w:t xml:space="preserve">An HTML form allowing the user to enter a new task </w:t>
+              <w:t xml:space="preserve">An HTML form allowing the user to enter a new </w:t>
+            </w:r>
+            <w:proofErr w:type="gramStart"/>
+            <w:r>
+              <w:rPr>
+                <w:rFonts w:ascii="Arial" w:eastAsia="Arial" w:hAnsi="Arial" w:cs="Arial"/>
+                <w:color w:val="000000"/>
+                <w:sz w:val="18"/>
+                <w:szCs w:val="18"/>
+              </w:rPr>
+              <w:t xml:space="preserve">task </w:t>
             </w:r>
             <w:r>
               <w:rPr>
@@ -2239,6 +2535,7 @@
               </w:rPr>
               <w:t>,</w:t>
             </w:r>
+            <w:proofErr w:type="gramEnd"/>
             <w:r>
               <w:rPr>
                 <w:rFonts w:ascii="Arial" w:eastAsia="Arial" w:hAnsi="Arial" w:cs="Arial"/>
@@ -2252,12 +2549,6 @@
         </w:tc>
       </w:tr>
       <w:tr>
-        <w:tblPrEx>
-          <w:tblCellMar>
-            <w:top w:w="0" w:type="dxa"/>
-            <w:bottom w:w="0" w:type="dxa"/>
-          </w:tblCellMar>
-        </w:tblPrEx>
         <w:tc>
           <w:tcPr>
             <w:tcW w:w="500" w:type="dxa"/>
@@ -2384,12 +2675,6 @@
         </w:tc>
       </w:tr>
       <w:tr>
-        <w:tblPrEx>
-          <w:tblCellMar>
-            <w:top w:w="0" w:type="dxa"/>
-            <w:bottom w:w="0" w:type="dxa"/>
-          </w:tblCellMar>
-        </w:tblPrEx>
         <w:tc>
           <w:tcPr>
             <w:tcW w:w="500" w:type="dxa"/>
@@ -2516,12 +2801,6 @@
         </w:tc>
       </w:tr>
       <w:tr>
-        <w:tblPrEx>
-          <w:tblCellMar>
-            <w:top w:w="0" w:type="dxa"/>
-            <w:bottom w:w="0" w:type="dxa"/>
-          </w:tblCellMar>
-        </w:tblPrEx>
         <w:tc>
           <w:tcPr>
             <w:tcW w:w="500" w:type="dxa"/>
@@ -2642,7 +2921,36 @@
                 <w:sz w:val="18"/>
                 <w:szCs w:val="18"/>
               </w:rPr>
-              <w:t>A page describing the TaskFlow application, its purpose, and a simple usage guide explaining how to navigate and use the app.</w:t>
+              <w:t xml:space="preserve">A page describing the </w:t>
+            </w:r>
+            <w:proofErr w:type="spellStart"/>
+            <w:r>
+              <w:rPr>
+                <w:rFonts w:ascii="Arial" w:eastAsia="Arial" w:hAnsi="Arial" w:cs="Arial"/>
+                <w:color w:val="000000"/>
+                <w:sz w:val="18"/>
+                <w:szCs w:val="18"/>
+              </w:rPr>
+              <w:t>TaskFlow</w:t>
+            </w:r>
+            <w:proofErr w:type="spellEnd"/>
+            <w:r>
+              <w:rPr>
+                <w:rFonts w:ascii="Arial" w:eastAsia="Arial" w:hAnsi="Arial" w:cs="Arial"/>
+                <w:color w:val="000000"/>
+                <w:sz w:val="18"/>
+                <w:szCs w:val="18"/>
+              </w:rPr>
+              <w:t xml:space="preserve"> application, its purpose, and a simple usage guide </w:t>
+            </w:r>
+            <w:r>
+              <w:rPr>
+                <w:rFonts w:ascii="Arial" w:eastAsia="Arial" w:hAnsi="Arial" w:cs="Arial"/>
+                <w:color w:val="000000"/>
+                <w:sz w:val="18"/>
+                <w:szCs w:val="18"/>
+              </w:rPr>
+              <w:t>explaining how to navigate and use the app.</w:t>
             </w:r>
           </w:p>
         </w:tc>
@@ -2665,7 +2973,6 @@
           <w:bCs/>
           <w:color w:val="000000"/>
         </w:rPr>
-        <w:lastRenderedPageBreak/>
         <w:t>Each member's individual workflow:</w:t>
       </w:r>
     </w:p>
@@ -2697,7 +3004,55 @@
           <w:rFonts w:ascii="Arial" w:eastAsia="Arial" w:hAnsi="Arial" w:cs="Arial"/>
           <w:color w:val="000000"/>
         </w:rPr>
-        <w:t xml:space="preserve"> using the naming convention: feature/&lt;member-github-username&gt;/&lt;page-name&gt;  (e.g., feature/ali-hassan/add-task).</w:t>
+        <w:t xml:space="preserve"> using the naming convention: feature/&lt;member-</w:t>
+      </w:r>
+      <w:proofErr w:type="spellStart"/>
+      <w:r>
+        <w:rPr>
+          <w:rFonts w:ascii="Arial" w:eastAsia="Arial" w:hAnsi="Arial" w:cs="Arial"/>
+          <w:color w:val="000000"/>
+        </w:rPr>
+        <w:t>github</w:t>
+      </w:r>
+      <w:proofErr w:type="spellEnd"/>
+      <w:r>
+        <w:rPr>
+          <w:rFonts w:ascii="Arial" w:eastAsia="Arial" w:hAnsi="Arial" w:cs="Arial"/>
+          <w:color w:val="000000"/>
+        </w:rPr>
+        <w:t>-username&gt;/&lt;page-name</w:t>
+      </w:r>
+      <w:proofErr w:type="gramStart"/>
+      <w:r>
+        <w:rPr>
+          <w:rFonts w:ascii="Arial" w:eastAsia="Arial" w:hAnsi="Arial" w:cs="Arial"/>
+          <w:color w:val="000000"/>
+        </w:rPr>
+        <w:t>&gt;  (</w:t>
+      </w:r>
+      <w:proofErr w:type="gramEnd"/>
+      <w:r>
+        <w:rPr>
+          <w:rFonts w:ascii="Arial" w:eastAsia="Arial" w:hAnsi="Arial" w:cs="Arial"/>
+          <w:color w:val="000000"/>
+        </w:rPr>
+        <w:t>e.g., feature/</w:t>
+      </w:r>
+      <w:proofErr w:type="spellStart"/>
+      <w:r>
+        <w:rPr>
+          <w:rFonts w:ascii="Arial" w:eastAsia="Arial" w:hAnsi="Arial" w:cs="Arial"/>
+          <w:color w:val="000000"/>
+        </w:rPr>
+        <w:t>ali-hassan</w:t>
+      </w:r>
+      <w:proofErr w:type="spellEnd"/>
+      <w:r>
+        <w:rPr>
+          <w:rFonts w:ascii="Arial" w:eastAsia="Arial" w:hAnsi="Arial" w:cs="Arial"/>
+          <w:color w:val="000000"/>
+        </w:rPr>
+        <w:t>/add-task).</w:t>
       </w:r>
     </w:p>
     <w:p>
@@ -2714,7 +3069,14 @@
           <w:rFonts w:ascii="Arial" w:eastAsia="Arial" w:hAnsi="Arial" w:cs="Arial"/>
           <w:color w:val="000000"/>
         </w:rPr>
-        <w:t>Build the assigned HTML page with appropriate content and link it to the shared style.css.</w:t>
+        <w:t xml:space="preserve">Build the </w:t>
+      </w:r>
+      <w:r>
+        <w:rPr>
+          <w:rFonts w:ascii="Arial" w:eastAsia="Arial" w:hAnsi="Arial" w:cs="Arial"/>
+          <w:color w:val="000000"/>
+        </w:rPr>
+        <w:t>assigned HTML page with appropriate content and link it to the shared style.css.</w:t>
       </w:r>
     </w:p>
     <w:p>
@@ -2779,7 +3141,14 @@
           <w:rFonts w:ascii="Arial" w:eastAsia="Arial" w:hAnsi="Arial" w:cs="Arial"/>
           <w:color w:val="000000"/>
         </w:rPr>
-        <w:t xml:space="preserve">Once CI passes and the PR is reviewed and approved, the Team Lead merges the PR. The merge generates a push event on </w:t>
+        <w:t>Once CI passe</w:t>
+      </w:r>
+      <w:r>
+        <w:rPr>
+          <w:rFonts w:ascii="Arial" w:eastAsia="Arial" w:hAnsi="Arial" w:cs="Arial"/>
+          <w:color w:val="000000"/>
+        </w:rPr>
+        <w:t xml:space="preserve">s and the PR is reviewed and approved, the Team Lead merges the PR. The merge generates a push event on </w:t>
       </w:r>
       <w:r>
         <w:rPr>
@@ -2793,7 +3162,23 @@
           <w:rFonts w:ascii="Arial" w:eastAsia="Arial" w:hAnsi="Arial" w:cs="Arial"/>
           <w:color w:val="000000"/>
         </w:rPr>
-        <w:t>, which triggers the CD workflow and deploys the updated application to Render.</w:t>
+        <w:t xml:space="preserve">, which triggers the CD workflow and deploys the updated application to </w:t>
+      </w:r>
+      <w:proofErr w:type="gramStart"/>
+      <w:r>
+        <w:rPr>
+          <w:rFonts w:ascii="Arial" w:eastAsia="Arial" w:hAnsi="Arial" w:cs="Arial"/>
+          <w:color w:val="000000"/>
+        </w:rPr>
+        <w:t>Render</w:t>
+      </w:r>
+      <w:proofErr w:type="gramEnd"/>
+      <w:r>
+        <w:rPr>
+          <w:rFonts w:ascii="Arial" w:eastAsia="Arial" w:hAnsi="Arial" w:cs="Arial"/>
+          <w:color w:val="000000"/>
+        </w:rPr>
+        <w:t>.</w:t>
       </w:r>
     </w:p>
     <w:p>
@@ -2811,13 +3196,20 @@
           <w:rFonts w:ascii="Arial" w:eastAsia="Arial" w:hAnsi="Arial" w:cs="Arial"/>
           <w:color w:val="2E75B6"/>
         </w:rPr>
-        <w:t xml:space="preserve">Complete automated flow:  Feature Branch → PR opened → CI builds &amp; pushes Docker image → PR merged → push on </w:t>
+        <w:t>Complete automated flow:  Feature Branch → PR opened → CI buil</w:t>
       </w:r>
       <w:r>
         <w:rPr>
           <w:rFonts w:ascii="Arial" w:eastAsia="Arial" w:hAnsi="Arial" w:cs="Arial"/>
           <w:color w:val="2E75B6"/>
         </w:rPr>
+        <w:t xml:space="preserve">ds &amp; pushes Docker image → PR merged → push on </w:t>
+      </w:r>
+      <w:r>
+        <w:rPr>
+          <w:rFonts w:ascii="Arial" w:eastAsia="Arial" w:hAnsi="Arial" w:cs="Arial"/>
+          <w:color w:val="2E75B6"/>
+        </w:rPr>
         <w:t>“develop”</w:t>
       </w:r>
       <w:r>
@@ -2825,7 +3217,39 @@
           <w:rFonts w:ascii="Arial" w:eastAsia="Arial" w:hAnsi="Arial" w:cs="Arial"/>
           <w:color w:val="2E75B6"/>
         </w:rPr>
-        <w:t xml:space="preserve"> → CD deploys to Render → Live TaskFlow updated with the new page.</w:t>
+        <w:t xml:space="preserve"> → CD deploys to </w:t>
+      </w:r>
+      <w:proofErr w:type="gramStart"/>
+      <w:r>
+        <w:rPr>
+          <w:rFonts w:ascii="Arial" w:eastAsia="Arial" w:hAnsi="Arial" w:cs="Arial"/>
+          <w:color w:val="2E75B6"/>
+        </w:rPr>
+        <w:t>Render</w:t>
+      </w:r>
+      <w:proofErr w:type="gramEnd"/>
+      <w:r>
+        <w:rPr>
+          <w:rFonts w:ascii="Arial" w:eastAsia="Arial" w:hAnsi="Arial" w:cs="Arial"/>
+          <w:color w:val="2E75B6"/>
+        </w:rPr>
+        <w:t xml:space="preserve"> → Live </w:t>
+      </w:r>
+      <w:proofErr w:type="spellStart"/>
+      <w:r>
+        <w:rPr>
+          <w:rFonts w:ascii="Arial" w:eastAsia="Arial" w:hAnsi="Arial" w:cs="Arial"/>
+          <w:color w:val="2E75B6"/>
+        </w:rPr>
+        <w:t>TaskFlow</w:t>
+      </w:r>
+      <w:proofErr w:type="spellEnd"/>
+      <w:r>
+        <w:rPr>
+          <w:rFonts w:ascii="Arial" w:eastAsia="Arial" w:hAnsi="Arial" w:cs="Arial"/>
+          <w:color w:val="2E75B6"/>
+        </w:rPr>
+        <w:t xml:space="preserve"> updated with the new page.</w:t>
       </w:r>
     </w:p>
     <w:p>
@@ -2879,7 +3303,23 @@
           <w:rFonts w:ascii="Arial" w:eastAsia="Arial" w:hAnsi="Arial" w:cs="Arial"/>
           <w:color w:val="000000"/>
         </w:rPr>
-        <w:t>Create a new public GitHub repository named taskflow-cicd (or a name agreed by the team). Do NOT clone or fork any existing repository.</w:t>
+        <w:t xml:space="preserve">Create a new public GitHub repository named </w:t>
+      </w:r>
+      <w:proofErr w:type="spellStart"/>
+      <w:r>
+        <w:rPr>
+          <w:rFonts w:ascii="Arial" w:eastAsia="Arial" w:hAnsi="Arial" w:cs="Arial"/>
+          <w:color w:val="000000"/>
+        </w:rPr>
+        <w:t>taskflow-cicd</w:t>
+      </w:r>
+      <w:proofErr w:type="spellEnd"/>
+      <w:r>
+        <w:rPr>
+          <w:rFonts w:ascii="Arial" w:eastAsia="Arial" w:hAnsi="Arial" w:cs="Arial"/>
+          <w:color w:val="000000"/>
+        </w:rPr>
+        <w:t xml:space="preserve"> (or a name agreed by the team). Do NOT clone or fork any existing repository.</w:t>
       </w:r>
     </w:p>
     <w:p>
@@ -2958,7 +3398,30 @@
           <w:rFonts w:ascii="Arial" w:eastAsia="Arial" w:hAnsi="Arial" w:cs="Arial"/>
           <w:color w:val="000000"/>
         </w:rPr>
-        <w:t>Team Lead: Sign up on Render (render.com), create a new Web Service connected to the Docker Hub image repository, and copy the deploy hook URL from the Render service settings. This URL will be stored as the RENDER_DEPLOY_HOOK_URL secret.</w:t>
+        <w:t xml:space="preserve">Team Lead: Sign up on Render (render.com), create a new Web Service connected to the Docker Hub image repository, and copy </w:t>
+      </w:r>
+      <w:proofErr w:type="gramStart"/>
+      <w:r>
+        <w:rPr>
+          <w:rFonts w:ascii="Arial" w:eastAsia="Arial" w:hAnsi="Arial" w:cs="Arial"/>
+          <w:color w:val="000000"/>
+        </w:rPr>
+        <w:t>the deploy</w:t>
+      </w:r>
+      <w:proofErr w:type="gramEnd"/>
+      <w:r>
+        <w:rPr>
+          <w:rFonts w:ascii="Arial" w:eastAsia="Arial" w:hAnsi="Arial" w:cs="Arial"/>
+          <w:color w:val="000000"/>
+        </w:rPr>
+        <w:t xml:space="preserve"> hook URL from the Render servic</w:t>
+      </w:r>
+      <w:r>
+        <w:rPr>
+          <w:rFonts w:ascii="Arial" w:eastAsia="Arial" w:hAnsi="Arial" w:cs="Arial"/>
+          <w:color w:val="000000"/>
+        </w:rPr>
+        <w:t>e settings. This URL will be stored as the RENDER_DEPLOY_HOOK_URL secret.</w:t>
       </w:r>
     </w:p>
     <w:p>
@@ -2975,7 +3438,30 @@
           <w:rFonts w:ascii="Arial" w:eastAsia="Arial" w:hAnsi="Arial" w:cs="Arial"/>
           <w:color w:val="000000"/>
         </w:rPr>
-        <w:t>Commit the Assignment 04 question paper (this .docx file) to the root of the repository. Each team member must then update Table 1 with their own details in the file and commit to their feature branch.</w:t>
+        <w:t>Commit the Assignment 04 question paper (this .</w:t>
+      </w:r>
+      <w:proofErr w:type="spellStart"/>
+      <w:r>
+        <w:rPr>
+          <w:rFonts w:ascii="Arial" w:eastAsia="Arial" w:hAnsi="Arial" w:cs="Arial"/>
+          <w:color w:val="000000"/>
+        </w:rPr>
+        <w:t>docx</w:t>
+      </w:r>
+      <w:proofErr w:type="spellEnd"/>
+      <w:r>
+        <w:rPr>
+          <w:rFonts w:ascii="Arial" w:eastAsia="Arial" w:hAnsi="Arial" w:cs="Arial"/>
+          <w:color w:val="000000"/>
+        </w:rPr>
+        <w:t xml:space="preserve"> file) to the root of the repository. Each team member must then update Table 1 with their own details in the file and commit to th</w:t>
+      </w:r>
+      <w:r>
+        <w:rPr>
+          <w:rFonts w:ascii="Arial" w:eastAsia="Arial" w:hAnsi="Arial" w:cs="Arial"/>
+          <w:color w:val="000000"/>
+        </w:rPr>
+        <w:t>eir feature branch.</w:t>
       </w:r>
     </w:p>
     <w:p>
@@ -3037,12 +3523,6 @@
         <w:gridCol w:w="6160"/>
       </w:tblGrid>
       <w:tr>
-        <w:tblPrEx>
-          <w:tblCellMar>
-            <w:top w:w="0" w:type="dxa"/>
-            <w:bottom w:w="0" w:type="dxa"/>
-          </w:tblCellMar>
-        </w:tblPrEx>
         <w:trPr>
           <w:tblHeader/>
         </w:trPr>
@@ -3112,12 +3592,6 @@
         </w:tc>
       </w:tr>
       <w:tr>
-        <w:tblPrEx>
-          <w:tblCellMar>
-            <w:top w:w="0" w:type="dxa"/>
-            <w:bottom w:w="0" w:type="dxa"/>
-          </w:tblCellMar>
-        </w:tblPrEx>
         <w:tc>
           <w:tcPr>
             <w:tcW w:w="3200" w:type="dxa"/>
@@ -3200,12 +3674,6 @@
         </w:tc>
       </w:tr>
       <w:tr>
-        <w:tblPrEx>
-          <w:tblCellMar>
-            <w:top w:w="0" w:type="dxa"/>
-            <w:bottom w:w="0" w:type="dxa"/>
-          </w:tblCellMar>
-        </w:tblPrEx>
         <w:tc>
           <w:tcPr>
             <w:tcW w:w="3200" w:type="dxa"/>
@@ -3288,12 +3756,6 @@
         </w:tc>
       </w:tr>
       <w:tr>
-        <w:tblPrEx>
-          <w:tblCellMar>
-            <w:top w:w="0" w:type="dxa"/>
-            <w:bottom w:w="0" w:type="dxa"/>
-          </w:tblCellMar>
-        </w:tblPrEx>
         <w:tc>
           <w:tcPr>
             <w:tcW w:w="3200" w:type="dxa"/>
@@ -3376,12 +3838,6 @@
         </w:tc>
       </w:tr>
       <w:tr>
-        <w:tblPrEx>
-          <w:tblCellMar>
-            <w:top w:w="0" w:type="dxa"/>
-            <w:bottom w:w="0" w:type="dxa"/>
-          </w:tblCellMar>
-        </w:tblPrEx>
         <w:tc>
           <w:tcPr>
             <w:tcW w:w="3200" w:type="dxa"/>
@@ -3464,12 +3920,6 @@
         </w:tc>
       </w:tr>
       <w:tr>
-        <w:tblPrEx>
-          <w:tblCellMar>
-            <w:top w:w="0" w:type="dxa"/>
-            <w:bottom w:w="0" w:type="dxa"/>
-          </w:tblCellMar>
-        </w:tblPrEx>
         <w:tc>
           <w:tcPr>
             <w:tcW w:w="3200" w:type="dxa"/>
@@ -3552,12 +4002,6 @@
         </w:tc>
       </w:tr>
       <w:tr>
-        <w:tblPrEx>
-          <w:tblCellMar>
-            <w:top w:w="0" w:type="dxa"/>
-            <w:bottom w:w="0" w:type="dxa"/>
-          </w:tblCellMar>
-        </w:tblPrEx>
         <w:tc>
           <w:tcPr>
             <w:tcW w:w="3200" w:type="dxa"/>
@@ -3640,12 +4084,6 @@
         </w:tc>
       </w:tr>
       <w:tr>
-        <w:tblPrEx>
-          <w:tblCellMar>
-            <w:top w:w="0" w:type="dxa"/>
-            <w:bottom w:w="0" w:type="dxa"/>
-          </w:tblCellMar>
-        </w:tblPrEx>
         <w:tc>
           <w:tcPr>
             <w:tcW w:w="3200" w:type="dxa"/>
@@ -3665,6 +4103,7 @@
             <w:vAlign w:val="center"/>
           </w:tcPr>
           <w:p>
+            <w:proofErr w:type="spellStart"/>
             <w:r>
               <w:rPr>
                 <w:rFonts w:ascii="Arial" w:eastAsia="Arial" w:hAnsi="Arial" w:cs="Arial"/>
@@ -3676,6 +4115,7 @@
               </w:rPr>
               <w:t>Dockerfile</w:t>
             </w:r>
+            <w:proofErr w:type="spellEnd"/>
           </w:p>
         </w:tc>
         <w:tc>
@@ -3697,25 +4137,59 @@
             <w:vAlign w:val="center"/>
           </w:tcPr>
           <w:p>
-            <w:r>
-              <w:rPr>
-                <w:rFonts w:ascii="Arial" w:eastAsia="Arial" w:hAnsi="Arial" w:cs="Arial"/>
-                <w:color w:val="000000"/>
-                <w:sz w:val="18"/>
-                <w:szCs w:val="18"/>
-              </w:rPr>
-              <w:t>Dockerfile to containerize the application (nginx-based)</w:t>
+            <w:proofErr w:type="spellStart"/>
+            <w:r>
+              <w:rPr>
+                <w:rFonts w:ascii="Arial" w:eastAsia="Arial" w:hAnsi="Arial" w:cs="Arial"/>
+                <w:color w:val="000000"/>
+                <w:sz w:val="18"/>
+                <w:szCs w:val="18"/>
+              </w:rPr>
+              <w:t>Dockerfile</w:t>
+            </w:r>
+            <w:proofErr w:type="spellEnd"/>
+            <w:r>
+              <w:rPr>
+                <w:rFonts w:ascii="Arial" w:eastAsia="Arial" w:hAnsi="Arial" w:cs="Arial"/>
+                <w:color w:val="000000"/>
+                <w:sz w:val="18"/>
+                <w:szCs w:val="18"/>
+              </w:rPr>
+              <w:t xml:space="preserve"> to containerize the application </w:t>
+            </w:r>
+            <w:r>
+              <w:rPr>
+                <w:rFonts w:ascii="Arial" w:eastAsia="Arial" w:hAnsi="Arial" w:cs="Arial"/>
+                <w:color w:val="000000"/>
+                <w:sz w:val="18"/>
+                <w:szCs w:val="18"/>
+              </w:rPr>
+              <w:t>(</w:t>
+            </w:r>
+            <w:proofErr w:type="spellStart"/>
+            <w:r>
+              <w:rPr>
+                <w:rFonts w:ascii="Arial" w:eastAsia="Arial" w:hAnsi="Arial" w:cs="Arial"/>
+                <w:color w:val="000000"/>
+                <w:sz w:val="18"/>
+                <w:szCs w:val="18"/>
+              </w:rPr>
+              <w:t>nginx</w:t>
+            </w:r>
+            <w:proofErr w:type="spellEnd"/>
+            <w:r>
+              <w:rPr>
+                <w:rFonts w:ascii="Arial" w:eastAsia="Arial" w:hAnsi="Arial" w:cs="Arial"/>
+                <w:color w:val="000000"/>
+                <w:sz w:val="18"/>
+                <w:szCs w:val="18"/>
+              </w:rPr>
+              <w:t>-based)</w:t>
             </w:r>
           </w:p>
         </w:tc>
       </w:tr>
       <w:tr>
-        <w:tblPrEx>
-          <w:tblCellMar>
-            <w:top w:w="0" w:type="dxa"/>
-            <w:bottom w:w="0" w:type="dxa"/>
-          </w:tblCellMar>
-        </w:tblPrEx>
         <w:tc>
           <w:tcPr>
             <w:tcW w:w="3200" w:type="dxa"/>
@@ -3744,8 +4218,45 @@
                 <w:sz w:val="18"/>
                 <w:szCs w:val="18"/>
               </w:rPr>
-              <w:t>.github/workflows/ci.yml</w:t>
-            </w:r>
+              <w:t>.</w:t>
+            </w:r>
+            <w:proofErr w:type="spellStart"/>
+            <w:r>
+              <w:rPr>
+                <w:rFonts w:ascii="Arial" w:eastAsia="Arial" w:hAnsi="Arial" w:cs="Arial"/>
+                <w:b/>
+                <w:bCs/>
+                <w:color w:val="000000"/>
+                <w:sz w:val="18"/>
+                <w:szCs w:val="18"/>
+              </w:rPr>
+              <w:t>github</w:t>
+            </w:r>
+            <w:proofErr w:type="spellEnd"/>
+            <w:r>
+              <w:rPr>
+                <w:rFonts w:ascii="Arial" w:eastAsia="Arial" w:hAnsi="Arial" w:cs="Arial"/>
+                <w:b/>
+                <w:bCs/>
+                <w:color w:val="000000"/>
+                <w:sz w:val="18"/>
+                <w:szCs w:val="18"/>
+              </w:rPr>
+              <w:t>/workflows/</w:t>
+            </w:r>
+            <w:proofErr w:type="spellStart"/>
+            <w:r>
+              <w:rPr>
+                <w:rFonts w:ascii="Arial" w:eastAsia="Arial" w:hAnsi="Arial" w:cs="Arial"/>
+                <w:b/>
+                <w:bCs/>
+                <w:color w:val="000000"/>
+                <w:sz w:val="18"/>
+                <w:szCs w:val="18"/>
+              </w:rPr>
+              <w:t>ci.yml</w:t>
+            </w:r>
+            <w:proofErr w:type="spellEnd"/>
           </w:p>
         </w:tc>
         <w:tc>
@@ -3789,12 +4300,6 @@
         </w:tc>
       </w:tr>
       <w:tr>
-        <w:tblPrEx>
-          <w:tblCellMar>
-            <w:top w:w="0" w:type="dxa"/>
-            <w:bottom w:w="0" w:type="dxa"/>
-          </w:tblCellMar>
-        </w:tblPrEx>
         <w:tc>
           <w:tcPr>
             <w:tcW w:w="3200" w:type="dxa"/>
@@ -3823,8 +4328,45 @@
                 <w:sz w:val="18"/>
                 <w:szCs w:val="18"/>
               </w:rPr>
-              <w:t>.github/workflows/cd.yml</w:t>
-            </w:r>
+              <w:t>.</w:t>
+            </w:r>
+            <w:proofErr w:type="spellStart"/>
+            <w:r>
+              <w:rPr>
+                <w:rFonts w:ascii="Arial" w:eastAsia="Arial" w:hAnsi="Arial" w:cs="Arial"/>
+                <w:b/>
+                <w:bCs/>
+                <w:color w:val="000000"/>
+                <w:sz w:val="18"/>
+                <w:szCs w:val="18"/>
+              </w:rPr>
+              <w:t>github</w:t>
+            </w:r>
+            <w:proofErr w:type="spellEnd"/>
+            <w:r>
+              <w:rPr>
+                <w:rFonts w:ascii="Arial" w:eastAsia="Arial" w:hAnsi="Arial" w:cs="Arial"/>
+                <w:b/>
+                <w:bCs/>
+                <w:color w:val="000000"/>
+                <w:sz w:val="18"/>
+                <w:szCs w:val="18"/>
+              </w:rPr>
+              <w:t>/workflows/</w:t>
+            </w:r>
+            <w:proofErr w:type="spellStart"/>
+            <w:r>
+              <w:rPr>
+                <w:rFonts w:ascii="Arial" w:eastAsia="Arial" w:hAnsi="Arial" w:cs="Arial"/>
+                <w:b/>
+                <w:bCs/>
+                <w:color w:val="000000"/>
+                <w:sz w:val="18"/>
+                <w:szCs w:val="18"/>
+              </w:rPr>
+              <w:t>cd.yml</w:t>
+            </w:r>
+            <w:proofErr w:type="spellEnd"/>
           </w:p>
         </w:tc>
         <w:tc>
@@ -3868,12 +4410,6 @@
         </w:tc>
       </w:tr>
       <w:tr>
-        <w:tblPrEx>
-          <w:tblCellMar>
-            <w:top w:w="0" w:type="dxa"/>
-            <w:bottom w:w="0" w:type="dxa"/>
-          </w:tblCellMar>
-        </w:tblPrEx>
         <w:tc>
           <w:tcPr>
             <w:tcW w:w="3200" w:type="dxa"/>
@@ -3973,7 +4509,15 @@
           <w:color w:val="000000"/>
         </w:rPr>
         <w:lastRenderedPageBreak/>
-        <w:t xml:space="preserve">The Team Lead (TL) is responsible for creating all secrets listed below. The TL is the repository admin and the credentials in use </w:t>
+        <w:t xml:space="preserve">The Team Lead (TL) is responsible for creating all secrets listed below. The TL is the repository admin and the credentials in </w:t>
+      </w:r>
+      <w:proofErr w:type="gramStart"/>
+      <w:r>
+        <w:rPr>
+          <w:rFonts w:ascii="Arial" w:eastAsia="Arial" w:hAnsi="Arial" w:cs="Arial"/>
+          <w:color w:val="000000"/>
+        </w:rPr>
+        <w:t xml:space="preserve">use </w:t>
       </w:r>
       <w:r>
         <w:rPr>
@@ -3982,6 +4526,7 @@
         </w:rPr>
         <w:t>,</w:t>
       </w:r>
+      <w:proofErr w:type="gramEnd"/>
       <w:r>
         <w:rPr>
           <w:rFonts w:ascii="Arial" w:eastAsia="Arial" w:hAnsi="Arial" w:cs="Arial"/>
@@ -4094,7 +4639,18 @@
           <w:sz w:val="18"/>
           <w:szCs w:val="18"/>
         </w:rPr>
-        <w:t>Table 4: Secrets Configuration Reference</w:t>
+        <w:t>Table 4: Secrets Configuration</w:t>
+      </w:r>
+      <w:r>
+        <w:rPr>
+          <w:rFonts w:ascii="Arial" w:eastAsia="Arial" w:hAnsi="Arial" w:cs="Arial"/>
+          <w:b/>
+          <w:bCs/>
+          <w:color w:val="444444"/>
+          <w:sz w:val="18"/>
+          <w:szCs w:val="18"/>
+        </w:rPr>
+        <w:t xml:space="preserve"> Reference</w:t>
       </w:r>
     </w:p>
     <w:tbl>
@@ -4120,12 +4676,6 @@
         <w:gridCol w:w="4420"/>
       </w:tblGrid>
       <w:tr>
-        <w:tblPrEx>
-          <w:tblCellMar>
-            <w:top w:w="0" w:type="dxa"/>
-            <w:bottom w:w="0" w:type="dxa"/>
-          </w:tblCellMar>
-        </w:tblPrEx>
         <w:trPr>
           <w:tblHeader/>
         </w:trPr>
@@ -4227,12 +4777,6 @@
         </w:tc>
       </w:tr>
       <w:tr>
-        <w:tblPrEx>
-          <w:tblCellMar>
-            <w:top w:w="0" w:type="dxa"/>
-            <w:bottom w:w="0" w:type="dxa"/>
-          </w:tblCellMar>
-        </w:tblPrEx>
         <w:trPr>
           <w:trHeight w:val="427"/>
         </w:trPr>
@@ -4336,12 +4880,6 @@
         </w:tc>
       </w:tr>
       <w:tr>
-        <w:tblPrEx>
-          <w:tblCellMar>
-            <w:top w:w="0" w:type="dxa"/>
-            <w:bottom w:w="0" w:type="dxa"/>
-          </w:tblCellMar>
-        </w:tblPrEx>
         <w:tc>
           <w:tcPr>
             <w:tcW w:w="2000" w:type="dxa"/>
@@ -4454,12 +4992,6 @@
         </w:tc>
       </w:tr>
       <w:tr>
-        <w:tblPrEx>
-          <w:tblCellMar>
-            <w:top w:w="0" w:type="dxa"/>
-            <w:bottom w:w="0" w:type="dxa"/>
-          </w:tblCellMar>
-        </w:tblPrEx>
         <w:tc>
           <w:tcPr>
             <w:tcW w:w="2000" w:type="dxa"/>
@@ -4488,7 +5020,18 @@
                 <w:sz w:val="18"/>
                 <w:szCs w:val="18"/>
               </w:rPr>
-              <w:t>Environment (development)</w:t>
+              <w:t>Environment</w:t>
+            </w:r>
+            <w:r>
+              <w:rPr>
+                <w:rFonts w:ascii="Arial" w:eastAsia="Arial" w:hAnsi="Arial" w:cs="Arial"/>
+                <w:b/>
+                <w:bCs/>
+                <w:color w:val="000000"/>
+                <w:sz w:val="18"/>
+                <w:szCs w:val="18"/>
+              </w:rPr>
+              <w:t xml:space="preserve"> (development)</w:t>
             </w:r>
           </w:p>
         </w:tc>
@@ -4548,7 +5091,27 @@
                 <w:sz w:val="18"/>
                 <w:szCs w:val="18"/>
               </w:rPr>
-              <w:t>Deploy-hook webhook URL from the Render web service created by the Team Lead</w:t>
+              <w:t xml:space="preserve">Deploy-hook </w:t>
+            </w:r>
+            <w:proofErr w:type="spellStart"/>
+            <w:r>
+              <w:rPr>
+                <w:rFonts w:ascii="Arial" w:eastAsia="Arial" w:hAnsi="Arial" w:cs="Arial"/>
+                <w:color w:val="000000"/>
+                <w:sz w:val="18"/>
+                <w:szCs w:val="18"/>
+              </w:rPr>
+              <w:t>webhook</w:t>
+            </w:r>
+            <w:proofErr w:type="spellEnd"/>
+            <w:r>
+              <w:rPr>
+                <w:rFonts w:ascii="Arial" w:eastAsia="Arial" w:hAnsi="Arial" w:cs="Arial"/>
+                <w:color w:val="000000"/>
+                <w:sz w:val="18"/>
+                <w:szCs w:val="18"/>
+              </w:rPr>
+              <w:t xml:space="preserve"> URL from the Render web service created by the Team Lead</w:t>
             </w:r>
           </w:p>
         </w:tc>
@@ -4571,7 +5134,7 @@
           <w:sz w:val="18"/>
           <w:szCs w:val="18"/>
         </w:rPr>
-        <w:t xml:space="preserve">All three secrets must be created by the Team Lead, as the TL is the repository admin and the credentials belong to them. DOCKERHUB_USERNAME and DOCKERHUB_TOKEN must be the Team Lead's own Docker Hub credentials, added as repository-level secrets (Settings → Secrets and variables → Actions → Repository secrets). RENDER_DEPLOY_HOOK_URL is obtained from the Render web service set up by the Team Lead and must be added as an environment-level secret inside the </w:t>
+        <w:t>All three secrets must be created by the Team Lead, as the TL is the repository admin and the credentials belong to them. DOCKERHUB_USERNAME and DOCKERHUB_TOKEN must be the Team Lead's own Docker Hub credentials, added as repository-level secrets (Settings</w:t>
       </w:r>
       <w:r>
         <w:rPr>
@@ -4580,7 +5143,7 @@
           <w:sz w:val="18"/>
           <w:szCs w:val="18"/>
         </w:rPr>
-        <w:t>“development”</w:t>
+        <w:t xml:space="preserve"> → Secrets and variables → Actions → Repository secrets). RENDER_DEPLOY_HOOK_URL is obtained from the Render web service set up by the Team Lead and must be added as an environment-level secret inside the </w:t>
       </w:r>
       <w:r>
         <w:rPr>
@@ -4589,7 +5152,25 @@
           <w:sz w:val="18"/>
           <w:szCs w:val="18"/>
         </w:rPr>
-        <w:t xml:space="preserve"> environment (Settings → Environments → development → Add secret).</w:t>
+        <w:t>“development”</w:t>
+      </w:r>
+      <w:r>
+        <w:rPr>
+          <w:rFonts w:ascii="Arial" w:eastAsia="Arial" w:hAnsi="Arial" w:cs="Arial"/>
+          <w:color w:val="555555"/>
+          <w:sz w:val="18"/>
+          <w:szCs w:val="18"/>
+        </w:rPr>
+        <w:t xml:space="preserve"> environment (Settings → Environments </w:t>
+      </w:r>
+      <w:r>
+        <w:rPr>
+          <w:rFonts w:ascii="Arial" w:eastAsia="Arial" w:hAnsi="Arial" w:cs="Arial"/>
+          <w:color w:val="555555"/>
+          <w:sz w:val="18"/>
+          <w:szCs w:val="18"/>
+        </w:rPr>
+        <w:t>→ development → Add secret).</w:t>
       </w:r>
     </w:p>
     <w:p>
@@ -4613,7 +5194,79 @@
           <w:sz w:val="28"/>
           <w:szCs w:val="28"/>
         </w:rPr>
-        <w:t>CI PIPELINE REQUIREMENTS  (.github/workflows/ci.yml)</w:t>
+        <w:t xml:space="preserve">CI PIPELINE </w:t>
+      </w:r>
+      <w:proofErr w:type="gramStart"/>
+      <w:r>
+        <w:rPr>
+          <w:rFonts w:ascii="Arial" w:eastAsia="Arial" w:hAnsi="Arial" w:cs="Arial"/>
+          <w:b/>
+          <w:bCs/>
+          <w:color w:val="1F3864"/>
+          <w:sz w:val="28"/>
+          <w:szCs w:val="28"/>
+        </w:rPr>
+        <w:t>REQUIREMENTS  (</w:t>
+      </w:r>
+      <w:proofErr w:type="gramEnd"/>
+      <w:r>
+        <w:rPr>
+          <w:rFonts w:ascii="Arial" w:eastAsia="Arial" w:hAnsi="Arial" w:cs="Arial"/>
+          <w:b/>
+          <w:bCs/>
+          <w:color w:val="1F3864"/>
+          <w:sz w:val="28"/>
+          <w:szCs w:val="28"/>
+        </w:rPr>
+        <w:t>.</w:t>
+      </w:r>
+      <w:proofErr w:type="spellStart"/>
+      <w:r>
+        <w:rPr>
+          <w:rFonts w:ascii="Arial" w:eastAsia="Arial" w:hAnsi="Arial" w:cs="Arial"/>
+          <w:b/>
+          <w:bCs/>
+          <w:color w:val="1F3864"/>
+          <w:sz w:val="28"/>
+          <w:szCs w:val="28"/>
+        </w:rPr>
+        <w:t>github</w:t>
+      </w:r>
+      <w:proofErr w:type="spellEnd"/>
+      <w:r>
+        <w:rPr>
+          <w:rFonts w:ascii="Arial" w:eastAsia="Arial" w:hAnsi="Arial" w:cs="Arial"/>
+          <w:b/>
+          <w:bCs/>
+          <w:color w:val="1F3864"/>
+          <w:sz w:val="28"/>
+          <w:szCs w:val="28"/>
+        </w:rPr>
+        <w:t>/workflows/</w:t>
+      </w:r>
+      <w:proofErr w:type="spellStart"/>
+      <w:r>
+        <w:rPr>
+          <w:rFonts w:ascii="Arial" w:eastAsia="Arial" w:hAnsi="Arial" w:cs="Arial"/>
+          <w:b/>
+          <w:bCs/>
+          <w:color w:val="1F3864"/>
+          <w:sz w:val="28"/>
+          <w:szCs w:val="28"/>
+        </w:rPr>
+        <w:t>ci.yml</w:t>
+      </w:r>
+      <w:proofErr w:type="spellEnd"/>
+      <w:r>
+        <w:rPr>
+          <w:rFonts w:ascii="Arial" w:eastAsia="Arial" w:hAnsi="Arial" w:cs="Arial"/>
+          <w:b/>
+          <w:bCs/>
+          <w:color w:val="1F3864"/>
+          <w:sz w:val="28"/>
+          <w:szCs w:val="28"/>
+        </w:rPr>
+        <w:t>)</w:t>
       </w:r>
     </w:p>
     <w:p>
@@ -4628,7 +5281,27 @@
           <w:bCs/>
           <w:color w:val="000000"/>
         </w:rPr>
-        <w:t xml:space="preserve">Trigger: The CI workflow must be triggered by a pull_request event targeting the </w:t>
+        <w:t xml:space="preserve">Trigger: The CI workflow must be triggered by a </w:t>
+      </w:r>
+      <w:proofErr w:type="spellStart"/>
+      <w:r>
+        <w:rPr>
+          <w:rFonts w:ascii="Arial" w:eastAsia="Arial" w:hAnsi="Arial" w:cs="Arial"/>
+          <w:b/>
+          <w:bCs/>
+          <w:color w:val="000000"/>
+        </w:rPr>
+        <w:t>pull_request</w:t>
+      </w:r>
+      <w:proofErr w:type="spellEnd"/>
+      <w:r>
+        <w:rPr>
+          <w:rFonts w:ascii="Arial" w:eastAsia="Arial" w:hAnsi="Arial" w:cs="Arial"/>
+          <w:b/>
+          <w:bCs/>
+          <w:color w:val="000000"/>
+        </w:rPr>
+        <w:t xml:space="preserve"> event targeting the </w:t>
       </w:r>
       <w:r>
         <w:rPr>
@@ -4681,7 +5354,14 @@
           <w:rFonts w:ascii="Arial" w:eastAsia="Arial" w:hAnsi="Arial" w:cs="Arial"/>
           <w:color w:val="000000"/>
         </w:rPr>
-        <w:t>Step 1 – Checkout: Check out the repository code using actions/checkout.</w:t>
+        <w:t xml:space="preserve">Step 1 – </w:t>
+      </w:r>
+      <w:r>
+        <w:rPr>
+          <w:rFonts w:ascii="Arial" w:eastAsia="Arial" w:hAnsi="Arial" w:cs="Arial"/>
+          <w:color w:val="000000"/>
+        </w:rPr>
+        <w:t>Checkout: Check out the repository code using actions/checkout.</w:t>
       </w:r>
     </w:p>
     <w:p>
@@ -4715,7 +5395,30 @@
           <w:rFonts w:ascii="Arial" w:eastAsia="Arial" w:hAnsi="Arial" w:cs="Arial"/>
           <w:color w:val="000000"/>
         </w:rPr>
-        <w:t>Step 3 – Build Image: Build the Docker image from the Dockerfile in the project root.</w:t>
+        <w:t xml:space="preserve">Step 3 – Build Image: Build the Docker image from the </w:t>
+      </w:r>
+      <w:proofErr w:type="spellStart"/>
+      <w:r>
+        <w:rPr>
+          <w:rFonts w:ascii="Arial" w:eastAsia="Arial" w:hAnsi="Arial" w:cs="Arial"/>
+          <w:color w:val="000000"/>
+        </w:rPr>
+        <w:t>Dockerfile</w:t>
+      </w:r>
+      <w:proofErr w:type="spellEnd"/>
+      <w:r>
+        <w:rPr>
+          <w:rFonts w:ascii="Arial" w:eastAsia="Arial" w:hAnsi="Arial" w:cs="Arial"/>
+          <w:color w:val="000000"/>
+        </w:rPr>
+        <w:t xml:space="preserve"> in the</w:t>
+      </w:r>
+      <w:r>
+        <w:rPr>
+          <w:rFonts w:ascii="Arial" w:eastAsia="Arial" w:hAnsi="Arial" w:cs="Arial"/>
+          <w:color w:val="000000"/>
+        </w:rPr>
+        <w:t xml:space="preserve"> project root.</w:t>
       </w:r>
     </w:p>
     <w:p>
@@ -4732,7 +5435,15 @@
           <w:rFonts w:ascii="Arial" w:eastAsia="Arial" w:hAnsi="Arial" w:cs="Arial"/>
           <w:color w:val="000000"/>
         </w:rPr>
-        <w:t xml:space="preserve">Step 4 – Tag Image: Tag the image using a meaningful strategy </w:t>
+        <w:t xml:space="preserve">Step 4 – Tag Image: Tag the image using a meaningful </w:t>
+      </w:r>
+      <w:proofErr w:type="gramStart"/>
+      <w:r>
+        <w:rPr>
+          <w:rFonts w:ascii="Arial" w:eastAsia="Arial" w:hAnsi="Arial" w:cs="Arial"/>
+          <w:color w:val="000000"/>
+        </w:rPr>
+        <w:t xml:space="preserve">strategy </w:t>
       </w:r>
       <w:r>
         <w:rPr>
@@ -4741,12 +5452,29 @@
         </w:rPr>
         <w:t>,</w:t>
       </w:r>
-      <w:r>
-        <w:rPr>
-          <w:rFonts w:ascii="Arial" w:eastAsia="Arial" w:hAnsi="Arial" w:cs="Arial"/>
-          <w:color w:val="000000"/>
-        </w:rPr>
-        <w:t xml:space="preserve"> at minimum the 'latest' tag; optionally also tag with the short commit SHA (github.sha).</w:t>
+      <w:proofErr w:type="gramEnd"/>
+      <w:r>
+        <w:rPr>
+          <w:rFonts w:ascii="Arial" w:eastAsia="Arial" w:hAnsi="Arial" w:cs="Arial"/>
+          <w:color w:val="000000"/>
+        </w:rPr>
+        <w:t xml:space="preserve"> at minimum the 'latest' tag; optionally also tag with the short commit SHA (</w:t>
+      </w:r>
+      <w:proofErr w:type="spellStart"/>
+      <w:r>
+        <w:rPr>
+          <w:rFonts w:ascii="Arial" w:eastAsia="Arial" w:hAnsi="Arial" w:cs="Arial"/>
+          <w:color w:val="000000"/>
+        </w:rPr>
+        <w:t>github.sha</w:t>
+      </w:r>
+      <w:proofErr w:type="spellEnd"/>
+      <w:r>
+        <w:rPr>
+          <w:rFonts w:ascii="Arial" w:eastAsia="Arial" w:hAnsi="Arial" w:cs="Arial"/>
+          <w:color w:val="000000"/>
+        </w:rPr>
+        <w:t>).</w:t>
       </w:r>
     </w:p>
     <w:p>
@@ -4798,7 +5526,14 @@
           <w:rFonts w:ascii="Arial" w:eastAsia="Arial" w:hAnsi="Arial" w:cs="Arial"/>
           <w:color w:val="000000"/>
         </w:rPr>
-        <w:t>The workflow must fail the entire run if any step fails, preventing a broken image from being available for deployment.</w:t>
+        <w:t xml:space="preserve">The </w:t>
+      </w:r>
+      <w:r>
+        <w:rPr>
+          <w:rFonts w:ascii="Arial" w:eastAsia="Arial" w:hAnsi="Arial" w:cs="Arial"/>
+          <w:color w:val="000000"/>
+        </w:rPr>
+        <w:t>workflow must fail the entire run if any step fails, preventing a broken image from being available for deployment.</w:t>
       </w:r>
     </w:p>
     <w:p>
@@ -4853,7 +5588,90 @@
           <w:sz w:val="28"/>
           <w:szCs w:val="28"/>
         </w:rPr>
-        <w:t>CD PIPELINE REQUIREMENTS  (.github/workflows/cd.yml)</w:t>
+        <w:t xml:space="preserve">CD PIPELINE </w:t>
+      </w:r>
+      <w:proofErr w:type="gramStart"/>
+      <w:r>
+        <w:rPr>
+          <w:rFonts w:ascii="Arial" w:eastAsia="Arial" w:hAnsi="Arial" w:cs="Arial"/>
+          <w:b/>
+          <w:bCs/>
+          <w:color w:val="1F3864"/>
+          <w:sz w:val="28"/>
+          <w:szCs w:val="28"/>
+        </w:rPr>
+        <w:t>REQUIREMENTS  (</w:t>
+      </w:r>
+      <w:proofErr w:type="gramEnd"/>
+      <w:r>
+        <w:rPr>
+          <w:rFonts w:ascii="Arial" w:eastAsia="Arial" w:hAnsi="Arial" w:cs="Arial"/>
+          <w:b/>
+          <w:bCs/>
+          <w:color w:val="1F3864"/>
+          <w:sz w:val="28"/>
+          <w:szCs w:val="28"/>
+        </w:rPr>
+        <w:t>.</w:t>
+      </w:r>
+      <w:proofErr w:type="spellStart"/>
+      <w:r>
+        <w:rPr>
+          <w:rFonts w:ascii="Arial" w:eastAsia="Arial" w:hAnsi="Arial" w:cs="Arial"/>
+          <w:b/>
+          <w:bCs/>
+          <w:color w:val="1F3864"/>
+          <w:sz w:val="28"/>
+          <w:szCs w:val="28"/>
+        </w:rPr>
+        <w:t>github</w:t>
+      </w:r>
+      <w:proofErr w:type="spellEnd"/>
+      <w:r>
+        <w:rPr>
+          <w:rFonts w:ascii="Arial" w:eastAsia="Arial" w:hAnsi="Arial" w:cs="Arial"/>
+          <w:b/>
+          <w:bCs/>
+          <w:color w:val="1F3864"/>
+          <w:sz w:val="28"/>
+          <w:szCs w:val="28"/>
+        </w:rPr>
+        <w:t>/workflo</w:t>
+      </w:r>
+      <w:r>
+        <w:rPr>
+          <w:rFonts w:ascii="Arial" w:eastAsia="Arial" w:hAnsi="Arial" w:cs="Arial"/>
+          <w:b/>
+          <w:bCs/>
+          <w:color w:val="1F3864"/>
+          <w:sz w:val="28"/>
+          <w:szCs w:val="28"/>
+        </w:rPr>
+        <w:t>ws/</w:t>
+      </w:r>
+      <w:proofErr w:type="spellStart"/>
+      <w:r>
+        <w:rPr>
+          <w:rFonts w:ascii="Arial" w:eastAsia="Arial" w:hAnsi="Arial" w:cs="Arial"/>
+          <w:b/>
+          <w:bCs/>
+          <w:color w:val="1F3864"/>
+          <w:sz w:val="28"/>
+          <w:szCs w:val="28"/>
+        </w:rPr>
+        <w:t>cd.yml</w:t>
+      </w:r>
+      <w:proofErr w:type="spellEnd"/>
+      <w:r>
+        <w:rPr>
+          <w:rFonts w:ascii="Arial" w:eastAsia="Arial" w:hAnsi="Arial" w:cs="Arial"/>
+          <w:b/>
+          <w:bCs/>
+          <w:color w:val="1F3864"/>
+          <w:sz w:val="28"/>
+          <w:szCs w:val="28"/>
+        </w:rPr>
+        <w:t>)</w:t>
       </w:r>
     </w:p>
     <w:p>
@@ -4939,7 +5757,14 @@
           <w:rFonts w:ascii="Arial" w:eastAsia="Arial" w:hAnsi="Arial" w:cs="Arial"/>
           <w:color w:val="000000"/>
         </w:rPr>
-        <w:t>Step 1 – Checkout: Check out the repository code using actions/checkout.</w:t>
+        <w:t>Step 1 – Checkout:</w:t>
+      </w:r>
+      <w:r>
+        <w:rPr>
+          <w:rFonts w:ascii="Arial" w:eastAsia="Arial" w:hAnsi="Arial" w:cs="Arial"/>
+          <w:color w:val="000000"/>
+        </w:rPr>
+        <w:t xml:space="preserve"> Check out the repository code using actions/checkout.</w:t>
       </w:r>
     </w:p>
     <w:p>
@@ -4973,7 +5798,14 @@
           <w:rFonts w:ascii="Arial" w:eastAsia="Arial" w:hAnsi="Arial" w:cs="Arial"/>
           <w:color w:val="000000"/>
         </w:rPr>
-        <w:t>Step 3 – Deploy: Send an HTTP POST request to the Render deploy hook URL using curl:</w:t>
+        <w:t xml:space="preserve">Step 3 – Deploy: Send an HTTP POST </w:t>
+      </w:r>
+      <w:r>
+        <w:rPr>
+          <w:rFonts w:ascii="Arial" w:eastAsia="Arial" w:hAnsi="Arial" w:cs="Arial"/>
+          <w:color w:val="000000"/>
+        </w:rPr>
+        <w:t>request to the Render deploy hook URL using curl:</w:t>
       </w:r>
     </w:p>
     <w:p>
@@ -4991,7 +5823,25 @@
           <w:sz w:val="19"/>
           <w:szCs w:val="19"/>
         </w:rPr>
-        <w:t>curl -X POST ${{ secrets.RENDER_DEPLOY_HOOK_URL }}</w:t>
+        <w:t xml:space="preserve">curl -X POST ${{ </w:t>
+      </w:r>
+      <w:proofErr w:type="spellStart"/>
+      <w:r>
+        <w:rPr>
+          <w:rFonts w:ascii="Arial" w:eastAsia="Arial" w:hAnsi="Arial" w:cs="Arial"/>
+          <w:sz w:val="19"/>
+          <w:szCs w:val="19"/>
+        </w:rPr>
+        <w:t>secrets.RENDER_DEPLOY_HOOK_URL</w:t>
+      </w:r>
+      <w:proofErr w:type="spellEnd"/>
+      <w:r>
+        <w:rPr>
+          <w:rFonts w:ascii="Arial" w:eastAsia="Arial" w:hAnsi="Arial" w:cs="Arial"/>
+          <w:sz w:val="19"/>
+          <w:szCs w:val="19"/>
+        </w:rPr>
+        <w:t xml:space="preserve"> }}</w:t>
       </w:r>
     </w:p>
     <w:p>
@@ -5043,7 +5893,30 @@
           <w:rFonts w:ascii="Arial" w:eastAsia="Arial" w:hAnsi="Arial" w:cs="Arial"/>
           <w:color w:val="000000"/>
         </w:rPr>
-        <w:t>The CD workflow file must declare runs-on: ubuntu-latest.</w:t>
+        <w:t>The CD workflow file must declare runs-</w:t>
+      </w:r>
+      <w:r>
+        <w:rPr>
+          <w:rFonts w:ascii="Arial" w:eastAsia="Arial" w:hAnsi="Arial" w:cs="Arial"/>
+          <w:color w:val="000000"/>
+        </w:rPr>
+        <w:t xml:space="preserve">on: </w:t>
+      </w:r>
+      <w:proofErr w:type="spellStart"/>
+      <w:r>
+        <w:rPr>
+          <w:rFonts w:ascii="Arial" w:eastAsia="Arial" w:hAnsi="Arial" w:cs="Arial"/>
+          <w:color w:val="000000"/>
+        </w:rPr>
+        <w:t>ubuntu</w:t>
+      </w:r>
+      <w:proofErr w:type="spellEnd"/>
+      <w:r>
+        <w:rPr>
+          <w:rFonts w:ascii="Arial" w:eastAsia="Arial" w:hAnsi="Arial" w:cs="Arial"/>
+          <w:color w:val="000000"/>
+        </w:rPr>
+        <w:t>-latest.</w:t>
       </w:r>
     </w:p>
     <w:p>
@@ -5060,7 +5933,15 @@
           <w:rFonts w:ascii="Arial" w:eastAsia="Arial" w:hAnsi="Arial" w:cs="Arial"/>
           <w:color w:val="000000"/>
         </w:rPr>
-        <w:t xml:space="preserve">The job must NOT contain any Docker build or push steps </w:t>
+        <w:t xml:space="preserve">The job must NOT contain any Docker build or push </w:t>
+      </w:r>
+      <w:proofErr w:type="gramStart"/>
+      <w:r>
+        <w:rPr>
+          <w:rFonts w:ascii="Arial" w:eastAsia="Arial" w:hAnsi="Arial" w:cs="Arial"/>
+          <w:color w:val="000000"/>
+        </w:rPr>
+        <w:t xml:space="preserve">steps </w:t>
       </w:r>
       <w:r>
         <w:rPr>
@@ -5069,6 +5950,7 @@
         </w:rPr>
         <w:t>,</w:t>
       </w:r>
+      <w:proofErr w:type="gramEnd"/>
       <w:r>
         <w:rPr>
           <w:rFonts w:ascii="Arial" w:eastAsia="Arial" w:hAnsi="Arial" w:cs="Arial"/>
@@ -5141,12 +6023,6 @@
         <w:gridCol w:w="4380"/>
       </w:tblGrid>
       <w:tr>
-        <w:tblPrEx>
-          <w:tblCellMar>
-            <w:top w:w="0" w:type="dxa"/>
-            <w:bottom w:w="0" w:type="dxa"/>
-          </w:tblCellMar>
-        </w:tblPrEx>
         <w:trPr>
           <w:tblHeader/>
         </w:trPr>
@@ -5248,12 +6124,6 @@
         </w:tc>
       </w:tr>
       <w:tr>
-        <w:tblPrEx>
-          <w:tblCellMar>
-            <w:top w:w="0" w:type="dxa"/>
-            <w:bottom w:w="0" w:type="dxa"/>
-          </w:tblCellMar>
-        </w:tblPrEx>
         <w:tc>
           <w:tcPr>
             <w:tcW w:w="1600" w:type="dxa"/>
@@ -5273,6 +6143,7 @@
             <w:vAlign w:val="center"/>
           </w:tcPr>
           <w:p>
+            <w:proofErr w:type="spellStart"/>
             <w:r>
               <w:rPr>
                 <w:rFonts w:ascii="Arial" w:eastAsia="Arial" w:hAnsi="Arial" w:cs="Arial"/>
@@ -5284,6 +6155,7 @@
               </w:rPr>
               <w:t>ci.yml</w:t>
             </w:r>
+            <w:proofErr w:type="spellEnd"/>
           </w:p>
         </w:tc>
         <w:tc>
@@ -5305,14 +6177,25 @@
             <w:vAlign w:val="center"/>
           </w:tcPr>
           <w:p>
-            <w:r>
-              <w:rPr>
-                <w:rFonts w:ascii="Arial" w:eastAsia="Arial" w:hAnsi="Arial" w:cs="Arial"/>
-                <w:color w:val="000000"/>
-                <w:sz w:val="18"/>
-                <w:szCs w:val="18"/>
-              </w:rPr>
-              <w:t xml:space="preserve">pull_request event targeting </w:t>
+            <w:proofErr w:type="spellStart"/>
+            <w:r>
+              <w:rPr>
+                <w:rFonts w:ascii="Arial" w:eastAsia="Arial" w:hAnsi="Arial" w:cs="Arial"/>
+                <w:color w:val="000000"/>
+                <w:sz w:val="18"/>
+                <w:szCs w:val="18"/>
+              </w:rPr>
+              <w:t>pull_request</w:t>
+            </w:r>
+            <w:proofErr w:type="spellEnd"/>
+            <w:r>
+              <w:rPr>
+                <w:rFonts w:ascii="Arial" w:eastAsia="Arial" w:hAnsi="Arial" w:cs="Arial"/>
+                <w:color w:val="000000"/>
+                <w:sz w:val="18"/>
+                <w:szCs w:val="18"/>
+              </w:rPr>
+              <w:t xml:space="preserve"> event targeting </w:t>
             </w:r>
             <w:r>
               <w:rPr>
@@ -5366,12 +6249,6 @@
         </w:tc>
       </w:tr>
       <w:tr>
-        <w:tblPrEx>
-          <w:tblCellMar>
-            <w:top w:w="0" w:type="dxa"/>
-            <w:bottom w:w="0" w:type="dxa"/>
-          </w:tblCellMar>
-        </w:tblPrEx>
         <w:tc>
           <w:tcPr>
             <w:tcW w:w="1600" w:type="dxa"/>
@@ -5391,6 +6268,7 @@
             <w:vAlign w:val="center"/>
           </w:tcPr>
           <w:p>
+            <w:proofErr w:type="spellStart"/>
             <w:r>
               <w:rPr>
                 <w:rFonts w:ascii="Arial" w:eastAsia="Arial" w:hAnsi="Arial" w:cs="Arial"/>
@@ -5402,6 +6280,7 @@
               </w:rPr>
               <w:t>cd.yml</w:t>
             </w:r>
+            <w:proofErr w:type="spellEnd"/>
           </w:p>
         </w:tc>
         <w:tc>
@@ -5540,7 +6419,23 @@
           <w:rFonts w:ascii="Arial" w:eastAsia="Arial" w:hAnsi="Arial" w:cs="Arial"/>
           <w:color w:val="000000"/>
         </w:rPr>
-        <w:t>Create a new GitHub repository from scratch (taskflow-cicd or team-agreed name). Do NOT reuse any previous repository.</w:t>
+        <w:t>Create a new GitHub repository from scratch (</w:t>
+      </w:r>
+      <w:proofErr w:type="spellStart"/>
+      <w:r>
+        <w:rPr>
+          <w:rFonts w:ascii="Arial" w:eastAsia="Arial" w:hAnsi="Arial" w:cs="Arial"/>
+          <w:color w:val="000000"/>
+        </w:rPr>
+        <w:t>taskflow-cicd</w:t>
+      </w:r>
+      <w:proofErr w:type="spellEnd"/>
+      <w:r>
+        <w:rPr>
+          <w:rFonts w:ascii="Arial" w:eastAsia="Arial" w:hAnsi="Arial" w:cs="Arial"/>
+          <w:color w:val="000000"/>
+        </w:rPr>
+        <w:t xml:space="preserve"> or team-agreed name). Do NOT reuse any previous repository.</w:t>
       </w:r>
     </w:p>
     <w:p>
@@ -5557,7 +6452,15 @@
           <w:rFonts w:ascii="Arial" w:eastAsia="Arial" w:hAnsi="Arial" w:cs="Arial"/>
           <w:color w:val="000000"/>
         </w:rPr>
-        <w:t xml:space="preserve">Team Lead: Set up the initial repository structure </w:t>
+        <w:t xml:space="preserve">Team Lead: Set up the initial repository </w:t>
+      </w:r>
+      <w:proofErr w:type="gramStart"/>
+      <w:r>
+        <w:rPr>
+          <w:rFonts w:ascii="Arial" w:eastAsia="Arial" w:hAnsi="Arial" w:cs="Arial"/>
+          <w:color w:val="000000"/>
+        </w:rPr>
+        <w:t xml:space="preserve">structure </w:t>
       </w:r>
       <w:r>
         <w:rPr>
@@ -5566,6 +6469,7 @@
         </w:rPr>
         <w:t>,</w:t>
       </w:r>
+      <w:proofErr w:type="gramEnd"/>
       <w:r>
         <w:rPr>
           <w:rFonts w:ascii="Arial" w:eastAsia="Arial" w:hAnsi="Arial" w:cs="Arial"/>
@@ -5585,7 +6489,23 @@
           <w:rFonts w:ascii="Arial" w:eastAsia="Arial" w:hAnsi="Arial" w:cs="Arial"/>
           <w:color w:val="000000"/>
         </w:rPr>
-        <w:t xml:space="preserve"> branch, commit the shared style.css, Dockerfile, and a skeleton index.html (Home / Dashboard page).</w:t>
+        <w:t xml:space="preserve"> branch, commit the shared style.css, </w:t>
+      </w:r>
+      <w:proofErr w:type="spellStart"/>
+      <w:r>
+        <w:rPr>
+          <w:rFonts w:ascii="Arial" w:eastAsia="Arial" w:hAnsi="Arial" w:cs="Arial"/>
+          <w:color w:val="000000"/>
+        </w:rPr>
+        <w:t>Dockerfile</w:t>
+      </w:r>
+      <w:proofErr w:type="spellEnd"/>
+      <w:r>
+        <w:rPr>
+          <w:rFonts w:ascii="Arial" w:eastAsia="Arial" w:hAnsi="Arial" w:cs="Arial"/>
+          <w:color w:val="000000"/>
+        </w:rPr>
+        <w:t>, and a skeleton index.html (Home / Dashboard page).</w:t>
       </w:r>
     </w:p>
     <w:p>
@@ -5602,7 +6522,31 @@
           <w:rFonts w:ascii="Arial" w:eastAsia="Arial" w:hAnsi="Arial" w:cs="Arial"/>
           <w:color w:val="000000"/>
         </w:rPr>
-        <w:t xml:space="preserve">Commit the Assignment 04 question paper (.docx) to the root of the repository. Every team member must fill in their details </w:t>
+        <w:t>Commit the Assignment 04 question paper (.</w:t>
+      </w:r>
+      <w:proofErr w:type="spellStart"/>
+      <w:r>
+        <w:rPr>
+          <w:rFonts w:ascii="Arial" w:eastAsia="Arial" w:hAnsi="Arial" w:cs="Arial"/>
+          <w:color w:val="000000"/>
+        </w:rPr>
+        <w:t>docx</w:t>
+      </w:r>
+      <w:proofErr w:type="spellEnd"/>
+      <w:r>
+        <w:rPr>
+          <w:rFonts w:ascii="Arial" w:eastAsia="Arial" w:hAnsi="Arial" w:cs="Arial"/>
+          <w:color w:val="000000"/>
+        </w:rPr>
+        <w:t xml:space="preserve">) to the root of the repository. Every team member must fill in their </w:t>
+      </w:r>
+      <w:proofErr w:type="gramStart"/>
+      <w:r>
+        <w:rPr>
+          <w:rFonts w:ascii="Arial" w:eastAsia="Arial" w:hAnsi="Arial" w:cs="Arial"/>
+          <w:color w:val="000000"/>
+        </w:rPr>
+        <w:t xml:space="preserve">details </w:t>
       </w:r>
       <w:r>
         <w:rPr>
@@ -5611,12 +6555,20 @@
         </w:rPr>
         <w:t>,</w:t>
       </w:r>
-      <w:r>
-        <w:rPr>
-          <w:rFonts w:ascii="Arial" w:eastAsia="Arial" w:hAnsi="Arial" w:cs="Arial"/>
-          <w:color w:val="000000"/>
-        </w:rPr>
-        <w:t xml:space="preserve"> including their Assigned Page </w:t>
+      <w:proofErr w:type="gramEnd"/>
+      <w:r>
+        <w:rPr>
+          <w:rFonts w:ascii="Arial" w:eastAsia="Arial" w:hAnsi="Arial" w:cs="Arial"/>
+          <w:color w:val="000000"/>
+        </w:rPr>
+        <w:t xml:space="preserve"> including their Assigned Page</w:t>
+      </w:r>
+      <w:r>
+        <w:rPr>
+          <w:rFonts w:ascii="Arial" w:eastAsia="Arial" w:hAnsi="Arial" w:cs="Arial"/>
+          <w:color w:val="000000"/>
+        </w:rPr>
+        <w:t xml:space="preserve"> </w:t>
       </w:r>
       <w:r>
         <w:rPr>
@@ -5661,7 +6613,15 @@
           <w:rFonts w:ascii="Arial" w:eastAsia="Arial" w:hAnsi="Arial" w:cs="Arial"/>
           <w:color w:val="000000"/>
         </w:rPr>
-        <w:t xml:space="preserve"> and configure all three secrets </w:t>
+        <w:t xml:space="preserve"> and configure all three </w:t>
+      </w:r>
+      <w:proofErr w:type="gramStart"/>
+      <w:r>
+        <w:rPr>
+          <w:rFonts w:ascii="Arial" w:eastAsia="Arial" w:hAnsi="Arial" w:cs="Arial"/>
+          <w:color w:val="000000"/>
+        </w:rPr>
+        <w:t xml:space="preserve">secrets </w:t>
       </w:r>
       <w:r>
         <w:rPr>
@@ -5670,6 +6630,7 @@
         </w:rPr>
         <w:t>,</w:t>
       </w:r>
+      <w:proofErr w:type="gramEnd"/>
       <w:r>
         <w:rPr>
           <w:rFonts w:ascii="Arial" w:eastAsia="Arial" w:hAnsi="Arial" w:cs="Arial"/>
@@ -5706,7 +6667,14 @@
           <w:rFonts w:ascii="Arial" w:eastAsia="Arial" w:hAnsi="Arial" w:cs="Arial"/>
           <w:color w:val="000000"/>
         </w:rPr>
-        <w:t xml:space="preserve">Team Lead: Apply Branch Protection Rules on the </w:t>
+        <w:t>Team Lead: Apply Branch Protection Rules on th</w:t>
+      </w:r>
+      <w:r>
+        <w:rPr>
+          <w:rFonts w:ascii="Arial" w:eastAsia="Arial" w:hAnsi="Arial" w:cs="Arial"/>
+          <w:color w:val="000000"/>
+        </w:rPr>
+        <w:t xml:space="preserve">e </w:t>
       </w:r>
       <w:r>
         <w:rPr>
@@ -5737,7 +6705,40 @@
           <w:rFonts w:ascii="Arial" w:eastAsia="Arial" w:hAnsi="Arial" w:cs="Arial"/>
           <w:color w:val="000000"/>
         </w:rPr>
-        <w:t xml:space="preserve">Create the CI workflow at .github/workflows/ci.yml </w:t>
+        <w:t>Create the CI workflow at .</w:t>
+      </w:r>
+      <w:proofErr w:type="spellStart"/>
+      <w:r>
+        <w:rPr>
+          <w:rFonts w:ascii="Arial" w:eastAsia="Arial" w:hAnsi="Arial" w:cs="Arial"/>
+          <w:color w:val="000000"/>
+        </w:rPr>
+        <w:t>github</w:t>
+      </w:r>
+      <w:proofErr w:type="spellEnd"/>
+      <w:r>
+        <w:rPr>
+          <w:rFonts w:ascii="Arial" w:eastAsia="Arial" w:hAnsi="Arial" w:cs="Arial"/>
+          <w:color w:val="000000"/>
+        </w:rPr>
+        <w:t>/workflows/</w:t>
+      </w:r>
+      <w:proofErr w:type="spellStart"/>
+      <w:proofErr w:type="gramStart"/>
+      <w:r>
+        <w:rPr>
+          <w:rFonts w:ascii="Arial" w:eastAsia="Arial" w:hAnsi="Arial" w:cs="Arial"/>
+          <w:color w:val="000000"/>
+        </w:rPr>
+        <w:t>ci.yml</w:t>
+      </w:r>
+      <w:proofErr w:type="spellEnd"/>
+      <w:r>
+        <w:rPr>
+          <w:rFonts w:ascii="Arial" w:eastAsia="Arial" w:hAnsi="Arial" w:cs="Arial"/>
+          <w:color w:val="000000"/>
+        </w:rPr>
+        <w:t xml:space="preserve"> </w:t>
       </w:r>
       <w:r>
         <w:rPr>
@@ -5746,12 +6747,29 @@
         </w:rPr>
         <w:t>,</w:t>
       </w:r>
-      <w:r>
-        <w:rPr>
-          <w:rFonts w:ascii="Arial" w:eastAsia="Arial" w:hAnsi="Arial" w:cs="Arial"/>
-          <w:color w:val="000000"/>
-        </w:rPr>
-        <w:t xml:space="preserve"> triggered on pull_request targeting </w:t>
+      <w:proofErr w:type="gramEnd"/>
+      <w:r>
+        <w:rPr>
+          <w:rFonts w:ascii="Arial" w:eastAsia="Arial" w:hAnsi="Arial" w:cs="Arial"/>
+          <w:color w:val="000000"/>
+        </w:rPr>
+        <w:t xml:space="preserve"> triggered on </w:t>
+      </w:r>
+      <w:proofErr w:type="spellStart"/>
+      <w:r>
+        <w:rPr>
+          <w:rFonts w:ascii="Arial" w:eastAsia="Arial" w:hAnsi="Arial" w:cs="Arial"/>
+          <w:color w:val="000000"/>
+        </w:rPr>
+        <w:t>pull_request</w:t>
+      </w:r>
+      <w:proofErr w:type="spellEnd"/>
+      <w:r>
+        <w:rPr>
+          <w:rFonts w:ascii="Arial" w:eastAsia="Arial" w:hAnsi="Arial" w:cs="Arial"/>
+          <w:color w:val="000000"/>
+        </w:rPr>
+        <w:t xml:space="preserve"> targeting </w:t>
       </w:r>
       <w:r>
         <w:rPr>
@@ -5782,7 +6800,40 @@
           <w:rFonts w:ascii="Arial" w:eastAsia="Arial" w:hAnsi="Arial" w:cs="Arial"/>
           <w:color w:val="000000"/>
         </w:rPr>
-        <w:t xml:space="preserve">Create the CD workflow at .github/workflows/cd.yml </w:t>
+        <w:t>Create the CD workflow at .</w:t>
+      </w:r>
+      <w:proofErr w:type="spellStart"/>
+      <w:r>
+        <w:rPr>
+          <w:rFonts w:ascii="Arial" w:eastAsia="Arial" w:hAnsi="Arial" w:cs="Arial"/>
+          <w:color w:val="000000"/>
+        </w:rPr>
+        <w:t>github</w:t>
+      </w:r>
+      <w:proofErr w:type="spellEnd"/>
+      <w:r>
+        <w:rPr>
+          <w:rFonts w:ascii="Arial" w:eastAsia="Arial" w:hAnsi="Arial" w:cs="Arial"/>
+          <w:color w:val="000000"/>
+        </w:rPr>
+        <w:t>/workflows/</w:t>
+      </w:r>
+      <w:proofErr w:type="spellStart"/>
+      <w:proofErr w:type="gramStart"/>
+      <w:r>
+        <w:rPr>
+          <w:rFonts w:ascii="Arial" w:eastAsia="Arial" w:hAnsi="Arial" w:cs="Arial"/>
+          <w:color w:val="000000"/>
+        </w:rPr>
+        <w:t>cd.yml</w:t>
+      </w:r>
+      <w:proofErr w:type="spellEnd"/>
+      <w:r>
+        <w:rPr>
+          <w:rFonts w:ascii="Arial" w:eastAsia="Arial" w:hAnsi="Arial" w:cs="Arial"/>
+          <w:color w:val="000000"/>
+        </w:rPr>
+        <w:t xml:space="preserve"> </w:t>
       </w:r>
       <w:r>
         <w:rPr>
@@ -5791,6 +6842,7 @@
         </w:rPr>
         <w:t>,</w:t>
       </w:r>
+      <w:proofErr w:type="gramEnd"/>
       <w:r>
         <w:rPr>
           <w:rFonts w:ascii="Arial" w:eastAsia="Arial" w:hAnsi="Arial" w:cs="Arial"/>
@@ -5827,7 +6879,14 @@
           <w:rFonts w:ascii="Arial" w:eastAsia="Arial" w:hAnsi="Arial" w:cs="Arial"/>
           <w:color w:val="000000"/>
         </w:rPr>
-        <w:t>Each team member must independently complete the following full DevOps flow for their assigned page (refer to Table 3):</w:t>
+        <w:t>Each team membe</w:t>
+      </w:r>
+      <w:r>
+        <w:rPr>
+          <w:rFonts w:ascii="Arial" w:eastAsia="Arial" w:hAnsi="Arial" w:cs="Arial"/>
+          <w:color w:val="000000"/>
+        </w:rPr>
+        <w:t>r must independently complete the following full DevOps flow for their assigned page (refer to Table 3):</w:t>
       </w:r>
     </w:p>
     <w:p>
@@ -5845,7 +6904,25 @@
           <w:sz w:val="19"/>
           <w:szCs w:val="19"/>
         </w:rPr>
-        <w:t>Create a feature branch: feature/&lt;github-username&gt;/&lt;page-name&gt;</w:t>
+        <w:t>Create a feature branch: feature/&lt;</w:t>
+      </w:r>
+      <w:proofErr w:type="spellStart"/>
+      <w:r>
+        <w:rPr>
+          <w:rFonts w:ascii="Arial" w:eastAsia="Arial" w:hAnsi="Arial" w:cs="Arial"/>
+          <w:sz w:val="19"/>
+          <w:szCs w:val="19"/>
+        </w:rPr>
+        <w:t>github</w:t>
+      </w:r>
+      <w:proofErr w:type="spellEnd"/>
+      <w:r>
+        <w:rPr>
+          <w:rFonts w:ascii="Arial" w:eastAsia="Arial" w:hAnsi="Arial" w:cs="Arial"/>
+          <w:sz w:val="19"/>
+          <w:szCs w:val="19"/>
+        </w:rPr>
+        <w:t>-username&gt;/&lt;page-name&gt;</w:t>
       </w:r>
     </w:p>
     <w:p>
@@ -5881,7 +6958,15 @@
           <w:sz w:val="19"/>
           <w:szCs w:val="19"/>
         </w:rPr>
-        <w:t>Commit the page and push the feature branch to GitHub</w:t>
+        <w:t xml:space="preserve">Commit the </w:t>
+      </w:r>
+      <w:r>
+        <w:rPr>
+          <w:rFonts w:ascii="Arial" w:eastAsia="Arial" w:hAnsi="Arial" w:cs="Arial"/>
+          <w:sz w:val="19"/>
+          <w:szCs w:val="19"/>
+        </w:rPr>
+        <w:t>page and push the feature branch to GitHub</w:t>
       </w:r>
     </w:p>
     <w:p>
@@ -5982,7 +7067,30 @@
           <w:rFonts w:ascii="Arial" w:eastAsia="Arial" w:hAnsi="Arial" w:cs="Arial"/>
           <w:color w:val="000000"/>
         </w:rPr>
-        <w:t>After all 5 PRs are merged, verify the live TaskFlow application on Render contains all five pages and navigation between them works correctly.</w:t>
+        <w:t xml:space="preserve">After all 5 PRs are merged, verify the </w:t>
+      </w:r>
+      <w:r>
+        <w:rPr>
+          <w:rFonts w:ascii="Arial" w:eastAsia="Arial" w:hAnsi="Arial" w:cs="Arial"/>
+          <w:color w:val="000000"/>
+        </w:rPr>
+        <w:t xml:space="preserve">live </w:t>
+      </w:r>
+      <w:proofErr w:type="spellStart"/>
+      <w:r>
+        <w:rPr>
+          <w:rFonts w:ascii="Arial" w:eastAsia="Arial" w:hAnsi="Arial" w:cs="Arial"/>
+          <w:color w:val="000000"/>
+        </w:rPr>
+        <w:t>TaskFlow</w:t>
+      </w:r>
+      <w:proofErr w:type="spellEnd"/>
+      <w:r>
+        <w:rPr>
+          <w:rFonts w:ascii="Arial" w:eastAsia="Arial" w:hAnsi="Arial" w:cs="Arial"/>
+          <w:color w:val="000000"/>
+        </w:rPr>
+        <w:t xml:space="preserve"> application on Render contains all five pages and navigation between them works correctly.</w:t>
       </w:r>
     </w:p>
     <w:p>
@@ -6066,12 +7174,6 @@
         <w:gridCol w:w="2150"/>
       </w:tblGrid>
       <w:tr>
-        <w:tblPrEx>
-          <w:tblCellMar>
-            <w:top w:w="0" w:type="dxa"/>
-            <w:bottom w:w="0" w:type="dxa"/>
-          </w:tblCellMar>
-        </w:tblPrEx>
         <w:trPr>
           <w:tblHeader/>
         </w:trPr>
@@ -6094,6 +7196,7 @@
             <w:vAlign w:val="center"/>
           </w:tcPr>
           <w:p>
+            <w:proofErr w:type="spellStart"/>
             <w:r>
               <w:rPr>
                 <w:rFonts w:ascii="Arial" w:eastAsia="Arial" w:hAnsi="Arial" w:cs="Arial"/>
@@ -6103,29 +7206,9 @@
                 <w:sz w:val="18"/>
                 <w:szCs w:val="18"/>
               </w:rPr>
-              <w:t>Sr #</w:t>
-            </w:r>
-          </w:p>
-        </w:tc>
-        <w:tc>
-          <w:tcPr>
-            <w:tcW w:w="6510" w:type="dxa"/>
-            <w:tcBorders>
-              <w:top w:val="single" w:sz="6" w:space="0" w:color="ADB9CA"/>
-              <w:left w:val="single" w:sz="6" w:space="0" w:color="ADB9CA"/>
-              <w:bottom w:val="single" w:sz="6" w:space="0" w:color="ADB9CA"/>
-              <w:right w:val="single" w:sz="6" w:space="0" w:color="ADB9CA"/>
-            </w:tcBorders>
-            <w:shd w:val="clear" w:color="auto" w:fill="1F3864"/>
-            <w:tcMar>
-              <w:top w:w="80" w:type="dxa"/>
-              <w:left w:w="140" w:type="dxa"/>
-              <w:bottom w:w="80" w:type="dxa"/>
-              <w:right w:w="140" w:type="dxa"/>
-            </w:tcMar>
-            <w:vAlign w:val="center"/>
-          </w:tcPr>
-          <w:p>
+              <w:t>Sr</w:t>
+            </w:r>
+            <w:proofErr w:type="spellEnd"/>
             <w:r>
               <w:rPr>
                 <w:rFonts w:ascii="Arial" w:eastAsia="Arial" w:hAnsi="Arial" w:cs="Arial"/>
@@ -6135,13 +7218,13 @@
                 <w:sz w:val="18"/>
                 <w:szCs w:val="18"/>
               </w:rPr>
-              <w:t>Task Description</w:t>
-            </w:r>
-          </w:p>
-        </w:tc>
-        <w:tc>
-          <w:tcPr>
-            <w:tcW w:w="2150" w:type="dxa"/>
+              <w:t xml:space="preserve"> #</w:t>
+            </w:r>
+          </w:p>
+        </w:tc>
+        <w:tc>
+          <w:tcPr>
+            <w:tcW w:w="6510" w:type="dxa"/>
             <w:tcBorders>
               <w:top w:val="single" w:sz="6" w:space="0" w:color="ADB9CA"/>
               <w:left w:val="single" w:sz="6" w:space="0" w:color="ADB9CA"/>
@@ -6167,48 +7250,20 @@
                 <w:sz w:val="18"/>
                 <w:szCs w:val="18"/>
               </w:rPr>
-              <w:t>Max Marks</w:t>
-            </w:r>
-          </w:p>
-        </w:tc>
-      </w:tr>
-      <w:tr>
-        <w:tblPrEx>
-          <w:tblCellMar>
-            <w:top w:w="0" w:type="dxa"/>
-            <w:bottom w:w="0" w:type="dxa"/>
-          </w:tblCellMar>
-        </w:tblPrEx>
-        <w:tc>
-          <w:tcPr>
-            <w:tcW w:w="700" w:type="dxa"/>
-            <w:tcBorders>
-              <w:top w:val="single" w:sz="6" w:space="0" w:color="ADB9CA"/>
-              <w:left w:val="single" w:sz="6" w:space="0" w:color="ADB9CA"/>
-              <w:bottom w:val="single" w:sz="6" w:space="0" w:color="ADB9CA"/>
-              <w:right w:val="single" w:sz="6" w:space="0" w:color="ADB9CA"/>
-            </w:tcBorders>
-            <w:shd w:val="clear" w:color="auto" w:fill="2E75B6"/>
-            <w:tcMar>
-              <w:top w:w="80" w:type="dxa"/>
-              <w:left w:w="140" w:type="dxa"/>
-              <w:bottom w:w="80" w:type="dxa"/>
-              <w:right w:w="140" w:type="dxa"/>
-            </w:tcMar>
-            <w:vAlign w:val="center"/>
-          </w:tcPr>
-          <w:p/>
-        </w:tc>
-        <w:tc>
-          <w:tcPr>
-            <w:tcW w:w="6510" w:type="dxa"/>
-            <w:tcBorders>
-              <w:top w:val="single" w:sz="6" w:space="0" w:color="ADB9CA"/>
-              <w:left w:val="single" w:sz="6" w:space="0" w:color="ADB9CA"/>
-              <w:bottom w:val="single" w:sz="6" w:space="0" w:color="ADB9CA"/>
-              <w:right w:val="single" w:sz="6" w:space="0" w:color="ADB9CA"/>
-            </w:tcBorders>
-            <w:shd w:val="clear" w:color="auto" w:fill="2E75B6"/>
+              <w:t>Task Description</w:t>
+            </w:r>
+          </w:p>
+        </w:tc>
+        <w:tc>
+          <w:tcPr>
+            <w:tcW w:w="2150" w:type="dxa"/>
+            <w:tcBorders>
+              <w:top w:val="single" w:sz="6" w:space="0" w:color="ADB9CA"/>
+              <w:left w:val="single" w:sz="6" w:space="0" w:color="ADB9CA"/>
+              <w:bottom w:val="single" w:sz="6" w:space="0" w:color="ADB9CA"/>
+              <w:right w:val="single" w:sz="6" w:space="0" w:color="ADB9CA"/>
+            </w:tcBorders>
+            <w:shd w:val="clear" w:color="auto" w:fill="1F3864"/>
             <w:tcMar>
               <w:top w:w="80" w:type="dxa"/>
               <w:left w:w="140" w:type="dxa"/>
@@ -6227,13 +7282,35 @@
                 <w:sz w:val="18"/>
                 <w:szCs w:val="18"/>
               </w:rPr>
-              <w:t>Repository Setup &amp; Assignment Versioning</w:t>
-            </w:r>
-          </w:p>
-        </w:tc>
-        <w:tc>
-          <w:tcPr>
-            <w:tcW w:w="2150" w:type="dxa"/>
+              <w:t>Max Marks</w:t>
+            </w:r>
+          </w:p>
+        </w:tc>
+      </w:tr>
+      <w:tr>
+        <w:tc>
+          <w:tcPr>
+            <w:tcW w:w="700" w:type="dxa"/>
+            <w:tcBorders>
+              <w:top w:val="single" w:sz="6" w:space="0" w:color="ADB9CA"/>
+              <w:left w:val="single" w:sz="6" w:space="0" w:color="ADB9CA"/>
+              <w:bottom w:val="single" w:sz="6" w:space="0" w:color="ADB9CA"/>
+              <w:right w:val="single" w:sz="6" w:space="0" w:color="ADB9CA"/>
+            </w:tcBorders>
+            <w:shd w:val="clear" w:color="auto" w:fill="2E75B6"/>
+            <w:tcMar>
+              <w:top w:w="80" w:type="dxa"/>
+              <w:left w:w="140" w:type="dxa"/>
+              <w:bottom w:w="80" w:type="dxa"/>
+              <w:right w:w="140" w:type="dxa"/>
+            </w:tcMar>
+            <w:vAlign w:val="center"/>
+          </w:tcPr>
+          <w:p/>
+        </w:tc>
+        <w:tc>
+          <w:tcPr>
+            <w:tcW w:w="6510" w:type="dxa"/>
             <w:tcBorders>
               <w:top w:val="single" w:sz="6" w:space="0" w:color="ADB9CA"/>
               <w:left w:val="single" w:sz="6" w:space="0" w:color="ADB9CA"/>
@@ -6259,241 +7336,13 @@
                 <w:sz w:val="18"/>
                 <w:szCs w:val="18"/>
               </w:rPr>
-              <w:t>10 Marks</w:t>
-            </w:r>
-          </w:p>
-        </w:tc>
-      </w:tr>
-      <w:tr>
-        <w:tblPrEx>
-          <w:tblCellMar>
-            <w:top w:w="0" w:type="dxa"/>
-            <w:bottom w:w="0" w:type="dxa"/>
-          </w:tblCellMar>
-        </w:tblPrEx>
-        <w:tc>
-          <w:tcPr>
-            <w:tcW w:w="700" w:type="dxa"/>
-            <w:tcBorders>
-              <w:top w:val="single" w:sz="6" w:space="0" w:color="ADB9CA"/>
-              <w:left w:val="single" w:sz="6" w:space="0" w:color="ADB9CA"/>
-              <w:bottom w:val="single" w:sz="6" w:space="0" w:color="ADB9CA"/>
-              <w:right w:val="single" w:sz="6" w:space="0" w:color="ADB9CA"/>
-            </w:tcBorders>
-            <w:shd w:val="clear" w:color="auto" w:fill="E8F0FB"/>
-            <w:tcMar>
-              <w:top w:w="80" w:type="dxa"/>
-              <w:left w:w="140" w:type="dxa"/>
-              <w:bottom w:w="80" w:type="dxa"/>
-              <w:right w:w="140" w:type="dxa"/>
-            </w:tcMar>
-            <w:vAlign w:val="center"/>
-          </w:tcPr>
-          <w:p>
-            <w:r>
-              <w:rPr>
-                <w:rFonts w:ascii="Arial" w:eastAsia="Arial" w:hAnsi="Arial" w:cs="Arial"/>
-                <w:b/>
-                <w:bCs/>
-                <w:color w:val="000000"/>
-                <w:sz w:val="18"/>
-                <w:szCs w:val="18"/>
-              </w:rPr>
-              <w:t>1</w:t>
-            </w:r>
-          </w:p>
-        </w:tc>
-        <w:tc>
-          <w:tcPr>
-            <w:tcW w:w="6510" w:type="dxa"/>
-            <w:tcBorders>
-              <w:top w:val="single" w:sz="6" w:space="0" w:color="ADB9CA"/>
-              <w:left w:val="single" w:sz="6" w:space="0" w:color="ADB9CA"/>
-              <w:bottom w:val="single" w:sz="6" w:space="0" w:color="ADB9CA"/>
-              <w:right w:val="single" w:sz="6" w:space="0" w:color="ADB9CA"/>
-            </w:tcBorders>
-            <w:shd w:val="clear" w:color="auto" w:fill="E8F0FB"/>
-            <w:tcMar>
-              <w:top w:w="80" w:type="dxa"/>
-              <w:left w:w="140" w:type="dxa"/>
-              <w:bottom w:w="80" w:type="dxa"/>
-              <w:right w:w="140" w:type="dxa"/>
-            </w:tcMar>
-            <w:vAlign w:val="center"/>
-          </w:tcPr>
-          <w:p>
-            <w:r>
-              <w:rPr>
-                <w:rFonts w:ascii="Arial" w:eastAsia="Arial" w:hAnsi="Arial" w:cs="Arial"/>
-                <w:color w:val="000000"/>
-                <w:sz w:val="18"/>
-                <w:szCs w:val="18"/>
-              </w:rPr>
-              <w:t>Create a new GitHub repository from scratch (do NOT reuse any previous assignment repo)</w:t>
+              <w:t>Repository Setup &amp; Assignment Versioning</w:t>
             </w:r>
           </w:p>
         </w:tc>
         <w:tc>
           <w:tcPr>
             <w:tcW w:w="2150" w:type="dxa"/>
-            <w:tcBorders>
-              <w:top w:val="single" w:sz="6" w:space="0" w:color="ADB9CA"/>
-              <w:left w:val="single" w:sz="6" w:space="0" w:color="ADB9CA"/>
-              <w:bottom w:val="single" w:sz="6" w:space="0" w:color="ADB9CA"/>
-              <w:right w:val="single" w:sz="6" w:space="0" w:color="ADB9CA"/>
-            </w:tcBorders>
-            <w:shd w:val="clear" w:color="auto" w:fill="E8F0FB"/>
-            <w:tcMar>
-              <w:top w:w="80" w:type="dxa"/>
-              <w:left w:w="140" w:type="dxa"/>
-              <w:bottom w:w="80" w:type="dxa"/>
-              <w:right w:w="140" w:type="dxa"/>
-            </w:tcMar>
-            <w:vAlign w:val="center"/>
-          </w:tcPr>
-          <w:p>
-            <w:r>
-              <w:rPr>
-                <w:rFonts w:ascii="Arial" w:eastAsia="Arial" w:hAnsi="Arial" w:cs="Arial"/>
-                <w:color w:val="000000"/>
-                <w:sz w:val="18"/>
-                <w:szCs w:val="18"/>
-              </w:rPr>
-              <w:t>05</w:t>
-            </w:r>
-          </w:p>
-        </w:tc>
-      </w:tr>
-      <w:tr>
-        <w:tblPrEx>
-          <w:tblCellMar>
-            <w:top w:w="0" w:type="dxa"/>
-            <w:bottom w:w="0" w:type="dxa"/>
-          </w:tblCellMar>
-        </w:tblPrEx>
-        <w:tc>
-          <w:tcPr>
-            <w:tcW w:w="700" w:type="dxa"/>
-            <w:tcBorders>
-              <w:top w:val="single" w:sz="6" w:space="0" w:color="ADB9CA"/>
-              <w:left w:val="single" w:sz="6" w:space="0" w:color="ADB9CA"/>
-              <w:bottom w:val="single" w:sz="6" w:space="0" w:color="ADB9CA"/>
-              <w:right w:val="single" w:sz="6" w:space="0" w:color="ADB9CA"/>
-            </w:tcBorders>
-            <w:shd w:val="clear" w:color="auto" w:fill="FFFFFF"/>
-            <w:tcMar>
-              <w:top w:w="80" w:type="dxa"/>
-              <w:left w:w="140" w:type="dxa"/>
-              <w:bottom w:w="80" w:type="dxa"/>
-              <w:right w:w="140" w:type="dxa"/>
-            </w:tcMar>
-            <w:vAlign w:val="center"/>
-          </w:tcPr>
-          <w:p>
-            <w:r>
-              <w:rPr>
-                <w:rFonts w:ascii="Arial" w:eastAsia="Arial" w:hAnsi="Arial" w:cs="Arial"/>
-                <w:b/>
-                <w:bCs/>
-                <w:color w:val="000000"/>
-                <w:sz w:val="18"/>
-                <w:szCs w:val="18"/>
-              </w:rPr>
-              <w:t>2</w:t>
-            </w:r>
-          </w:p>
-        </w:tc>
-        <w:tc>
-          <w:tcPr>
-            <w:tcW w:w="6510" w:type="dxa"/>
-            <w:tcBorders>
-              <w:top w:val="single" w:sz="6" w:space="0" w:color="ADB9CA"/>
-              <w:left w:val="single" w:sz="6" w:space="0" w:color="ADB9CA"/>
-              <w:bottom w:val="single" w:sz="6" w:space="0" w:color="ADB9CA"/>
-              <w:right w:val="single" w:sz="6" w:space="0" w:color="ADB9CA"/>
-            </w:tcBorders>
-            <w:shd w:val="clear" w:color="auto" w:fill="FFFFFF"/>
-            <w:tcMar>
-              <w:top w:w="80" w:type="dxa"/>
-              <w:left w:w="140" w:type="dxa"/>
-              <w:bottom w:w="80" w:type="dxa"/>
-              <w:right w:w="140" w:type="dxa"/>
-            </w:tcMar>
-            <w:vAlign w:val="center"/>
-          </w:tcPr>
-          <w:p>
-            <w:r>
-              <w:rPr>
-                <w:rFonts w:ascii="Arial" w:eastAsia="Arial" w:hAnsi="Arial" w:cs="Arial"/>
-                <w:color w:val="000000"/>
-                <w:sz w:val="18"/>
-                <w:szCs w:val="18"/>
-              </w:rPr>
-              <w:t>Version the Assignment 04 question paper (Assignment_04_Spring2026.docx) inside the repo root; each member fills their row including Assigned Page</w:t>
-            </w:r>
-          </w:p>
-        </w:tc>
-        <w:tc>
-          <w:tcPr>
-            <w:tcW w:w="2150" w:type="dxa"/>
-            <w:tcBorders>
-              <w:top w:val="single" w:sz="6" w:space="0" w:color="ADB9CA"/>
-              <w:left w:val="single" w:sz="6" w:space="0" w:color="ADB9CA"/>
-              <w:bottom w:val="single" w:sz="6" w:space="0" w:color="ADB9CA"/>
-              <w:right w:val="single" w:sz="6" w:space="0" w:color="ADB9CA"/>
-            </w:tcBorders>
-            <w:shd w:val="clear" w:color="auto" w:fill="FFFFFF"/>
-            <w:tcMar>
-              <w:top w:w="80" w:type="dxa"/>
-              <w:left w:w="140" w:type="dxa"/>
-              <w:bottom w:w="80" w:type="dxa"/>
-              <w:right w:w="140" w:type="dxa"/>
-            </w:tcMar>
-            <w:vAlign w:val="center"/>
-          </w:tcPr>
-          <w:p>
-            <w:r>
-              <w:rPr>
-                <w:rFonts w:ascii="Arial" w:eastAsia="Arial" w:hAnsi="Arial" w:cs="Arial"/>
-                <w:color w:val="000000"/>
-                <w:sz w:val="18"/>
-                <w:szCs w:val="18"/>
-              </w:rPr>
-              <w:t>05</w:t>
-            </w:r>
-          </w:p>
-        </w:tc>
-      </w:tr>
-      <w:tr>
-        <w:tblPrEx>
-          <w:tblCellMar>
-            <w:top w:w="0" w:type="dxa"/>
-            <w:bottom w:w="0" w:type="dxa"/>
-          </w:tblCellMar>
-        </w:tblPrEx>
-        <w:tc>
-          <w:tcPr>
-            <w:tcW w:w="700" w:type="dxa"/>
-            <w:tcBorders>
-              <w:top w:val="single" w:sz="6" w:space="0" w:color="ADB9CA"/>
-              <w:left w:val="single" w:sz="6" w:space="0" w:color="ADB9CA"/>
-              <w:bottom w:val="single" w:sz="6" w:space="0" w:color="ADB9CA"/>
-              <w:right w:val="single" w:sz="6" w:space="0" w:color="ADB9CA"/>
-            </w:tcBorders>
-            <w:shd w:val="clear" w:color="auto" w:fill="2E75B6"/>
-            <w:tcMar>
-              <w:top w:w="80" w:type="dxa"/>
-              <w:left w:w="140" w:type="dxa"/>
-              <w:bottom w:w="80" w:type="dxa"/>
-              <w:right w:w="140" w:type="dxa"/>
-            </w:tcMar>
-            <w:vAlign w:val="center"/>
-          </w:tcPr>
-          <w:p/>
-        </w:tc>
-        <w:tc>
-          <w:tcPr>
-            <w:tcW w:w="6510" w:type="dxa"/>
             <w:tcBorders>
               <w:top w:val="single" w:sz="6" w:space="0" w:color="ADB9CA"/>
               <w:left w:val="single" w:sz="6" w:space="0" w:color="ADB9CA"/>
@@ -6519,13 +7368,232 @@
                 <w:sz w:val="18"/>
                 <w:szCs w:val="18"/>
               </w:rPr>
-              <w:t>GitHub Development Environment &amp; Secrets Setup</w:t>
+              <w:t>10 Marks</w:t>
+            </w:r>
+          </w:p>
+        </w:tc>
+      </w:tr>
+      <w:tr>
+        <w:tc>
+          <w:tcPr>
+            <w:tcW w:w="700" w:type="dxa"/>
+            <w:tcBorders>
+              <w:top w:val="single" w:sz="6" w:space="0" w:color="ADB9CA"/>
+              <w:left w:val="single" w:sz="6" w:space="0" w:color="ADB9CA"/>
+              <w:bottom w:val="single" w:sz="6" w:space="0" w:color="ADB9CA"/>
+              <w:right w:val="single" w:sz="6" w:space="0" w:color="ADB9CA"/>
+            </w:tcBorders>
+            <w:shd w:val="clear" w:color="auto" w:fill="E8F0FB"/>
+            <w:tcMar>
+              <w:top w:w="80" w:type="dxa"/>
+              <w:left w:w="140" w:type="dxa"/>
+              <w:bottom w:w="80" w:type="dxa"/>
+              <w:right w:w="140" w:type="dxa"/>
+            </w:tcMar>
+            <w:vAlign w:val="center"/>
+          </w:tcPr>
+          <w:p>
+            <w:r>
+              <w:rPr>
+                <w:rFonts w:ascii="Arial" w:eastAsia="Arial" w:hAnsi="Arial" w:cs="Arial"/>
+                <w:b/>
+                <w:bCs/>
+                <w:color w:val="000000"/>
+                <w:sz w:val="18"/>
+                <w:szCs w:val="18"/>
+              </w:rPr>
+              <w:t>1</w:t>
+            </w:r>
+          </w:p>
+        </w:tc>
+        <w:tc>
+          <w:tcPr>
+            <w:tcW w:w="6510" w:type="dxa"/>
+            <w:tcBorders>
+              <w:top w:val="single" w:sz="6" w:space="0" w:color="ADB9CA"/>
+              <w:left w:val="single" w:sz="6" w:space="0" w:color="ADB9CA"/>
+              <w:bottom w:val="single" w:sz="6" w:space="0" w:color="ADB9CA"/>
+              <w:right w:val="single" w:sz="6" w:space="0" w:color="ADB9CA"/>
+            </w:tcBorders>
+            <w:shd w:val="clear" w:color="auto" w:fill="E8F0FB"/>
+            <w:tcMar>
+              <w:top w:w="80" w:type="dxa"/>
+              <w:left w:w="140" w:type="dxa"/>
+              <w:bottom w:w="80" w:type="dxa"/>
+              <w:right w:w="140" w:type="dxa"/>
+            </w:tcMar>
+            <w:vAlign w:val="center"/>
+          </w:tcPr>
+          <w:p>
+            <w:r>
+              <w:rPr>
+                <w:rFonts w:ascii="Arial" w:eastAsia="Arial" w:hAnsi="Arial" w:cs="Arial"/>
+                <w:color w:val="000000"/>
+                <w:sz w:val="18"/>
+                <w:szCs w:val="18"/>
+              </w:rPr>
+              <w:t>Create a new GitHub repository from scratch (do NOT reuse any previous assignment repo)</w:t>
             </w:r>
           </w:p>
         </w:tc>
         <w:tc>
           <w:tcPr>
             <w:tcW w:w="2150" w:type="dxa"/>
+            <w:tcBorders>
+              <w:top w:val="single" w:sz="6" w:space="0" w:color="ADB9CA"/>
+              <w:left w:val="single" w:sz="6" w:space="0" w:color="ADB9CA"/>
+              <w:bottom w:val="single" w:sz="6" w:space="0" w:color="ADB9CA"/>
+              <w:right w:val="single" w:sz="6" w:space="0" w:color="ADB9CA"/>
+            </w:tcBorders>
+            <w:shd w:val="clear" w:color="auto" w:fill="E8F0FB"/>
+            <w:tcMar>
+              <w:top w:w="80" w:type="dxa"/>
+              <w:left w:w="140" w:type="dxa"/>
+              <w:bottom w:w="80" w:type="dxa"/>
+              <w:right w:w="140" w:type="dxa"/>
+            </w:tcMar>
+            <w:vAlign w:val="center"/>
+          </w:tcPr>
+          <w:p>
+            <w:r>
+              <w:rPr>
+                <w:rFonts w:ascii="Arial" w:eastAsia="Arial" w:hAnsi="Arial" w:cs="Arial"/>
+                <w:color w:val="000000"/>
+                <w:sz w:val="18"/>
+                <w:szCs w:val="18"/>
+              </w:rPr>
+              <w:t>05</w:t>
+            </w:r>
+          </w:p>
+        </w:tc>
+      </w:tr>
+      <w:tr>
+        <w:tc>
+          <w:tcPr>
+            <w:tcW w:w="700" w:type="dxa"/>
+            <w:tcBorders>
+              <w:top w:val="single" w:sz="6" w:space="0" w:color="ADB9CA"/>
+              <w:left w:val="single" w:sz="6" w:space="0" w:color="ADB9CA"/>
+              <w:bottom w:val="single" w:sz="6" w:space="0" w:color="ADB9CA"/>
+              <w:right w:val="single" w:sz="6" w:space="0" w:color="ADB9CA"/>
+            </w:tcBorders>
+            <w:shd w:val="clear" w:color="auto" w:fill="FFFFFF"/>
+            <w:tcMar>
+              <w:top w:w="80" w:type="dxa"/>
+              <w:left w:w="140" w:type="dxa"/>
+              <w:bottom w:w="80" w:type="dxa"/>
+              <w:right w:w="140" w:type="dxa"/>
+            </w:tcMar>
+            <w:vAlign w:val="center"/>
+          </w:tcPr>
+          <w:p>
+            <w:r>
+              <w:rPr>
+                <w:rFonts w:ascii="Arial" w:eastAsia="Arial" w:hAnsi="Arial" w:cs="Arial"/>
+                <w:b/>
+                <w:bCs/>
+                <w:color w:val="000000"/>
+                <w:sz w:val="18"/>
+                <w:szCs w:val="18"/>
+              </w:rPr>
+              <w:t>2</w:t>
+            </w:r>
+          </w:p>
+        </w:tc>
+        <w:tc>
+          <w:tcPr>
+            <w:tcW w:w="6510" w:type="dxa"/>
+            <w:tcBorders>
+              <w:top w:val="single" w:sz="6" w:space="0" w:color="ADB9CA"/>
+              <w:left w:val="single" w:sz="6" w:space="0" w:color="ADB9CA"/>
+              <w:bottom w:val="single" w:sz="6" w:space="0" w:color="ADB9CA"/>
+              <w:right w:val="single" w:sz="6" w:space="0" w:color="ADB9CA"/>
+            </w:tcBorders>
+            <w:shd w:val="clear" w:color="auto" w:fill="FFFFFF"/>
+            <w:tcMar>
+              <w:top w:w="80" w:type="dxa"/>
+              <w:left w:w="140" w:type="dxa"/>
+              <w:bottom w:w="80" w:type="dxa"/>
+              <w:right w:w="140" w:type="dxa"/>
+            </w:tcMar>
+            <w:vAlign w:val="center"/>
+          </w:tcPr>
+          <w:p>
+            <w:r>
+              <w:rPr>
+                <w:rFonts w:ascii="Arial" w:eastAsia="Arial" w:hAnsi="Arial" w:cs="Arial"/>
+                <w:color w:val="000000"/>
+                <w:sz w:val="18"/>
+                <w:szCs w:val="18"/>
+              </w:rPr>
+              <w:t xml:space="preserve">Version the Assignment 04 question paper (Assignment_04_Spring2026.docx) inside the repo root; each member </w:t>
+            </w:r>
+            <w:r>
+              <w:rPr>
+                <w:rFonts w:ascii="Arial" w:eastAsia="Arial" w:hAnsi="Arial" w:cs="Arial"/>
+                <w:color w:val="000000"/>
+                <w:sz w:val="18"/>
+                <w:szCs w:val="18"/>
+              </w:rPr>
+              <w:t>fills their row including Assigned Page</w:t>
+            </w:r>
+          </w:p>
+        </w:tc>
+        <w:tc>
+          <w:tcPr>
+            <w:tcW w:w="2150" w:type="dxa"/>
+            <w:tcBorders>
+              <w:top w:val="single" w:sz="6" w:space="0" w:color="ADB9CA"/>
+              <w:left w:val="single" w:sz="6" w:space="0" w:color="ADB9CA"/>
+              <w:bottom w:val="single" w:sz="6" w:space="0" w:color="ADB9CA"/>
+              <w:right w:val="single" w:sz="6" w:space="0" w:color="ADB9CA"/>
+            </w:tcBorders>
+            <w:shd w:val="clear" w:color="auto" w:fill="FFFFFF"/>
+            <w:tcMar>
+              <w:top w:w="80" w:type="dxa"/>
+              <w:left w:w="140" w:type="dxa"/>
+              <w:bottom w:w="80" w:type="dxa"/>
+              <w:right w:w="140" w:type="dxa"/>
+            </w:tcMar>
+            <w:vAlign w:val="center"/>
+          </w:tcPr>
+          <w:p>
+            <w:r>
+              <w:rPr>
+                <w:rFonts w:ascii="Arial" w:eastAsia="Arial" w:hAnsi="Arial" w:cs="Arial"/>
+                <w:color w:val="000000"/>
+                <w:sz w:val="18"/>
+                <w:szCs w:val="18"/>
+              </w:rPr>
+              <w:t>05</w:t>
+            </w:r>
+          </w:p>
+        </w:tc>
+      </w:tr>
+      <w:tr>
+        <w:tc>
+          <w:tcPr>
+            <w:tcW w:w="700" w:type="dxa"/>
+            <w:tcBorders>
+              <w:top w:val="single" w:sz="6" w:space="0" w:color="ADB9CA"/>
+              <w:left w:val="single" w:sz="6" w:space="0" w:color="ADB9CA"/>
+              <w:bottom w:val="single" w:sz="6" w:space="0" w:color="ADB9CA"/>
+              <w:right w:val="single" w:sz="6" w:space="0" w:color="ADB9CA"/>
+            </w:tcBorders>
+            <w:shd w:val="clear" w:color="auto" w:fill="2E75B6"/>
+            <w:tcMar>
+              <w:top w:w="80" w:type="dxa"/>
+              <w:left w:w="140" w:type="dxa"/>
+              <w:bottom w:w="80" w:type="dxa"/>
+              <w:right w:w="140" w:type="dxa"/>
+            </w:tcMar>
+            <w:vAlign w:val="center"/>
+          </w:tcPr>
+          <w:p/>
+        </w:tc>
+        <w:tc>
+          <w:tcPr>
+            <w:tcW w:w="6510" w:type="dxa"/>
             <w:tcBorders>
               <w:top w:val="single" w:sz="6" w:space="0" w:color="ADB9CA"/>
               <w:left w:val="single" w:sz="6" w:space="0" w:color="ADB9CA"/>
@@ -6551,359 +7619,13 @@
                 <w:sz w:val="18"/>
                 <w:szCs w:val="18"/>
               </w:rPr>
-              <w:t>10 Marks</w:t>
-            </w:r>
-          </w:p>
-        </w:tc>
-      </w:tr>
-      <w:tr>
-        <w:tblPrEx>
-          <w:tblCellMar>
-            <w:top w:w="0" w:type="dxa"/>
-            <w:bottom w:w="0" w:type="dxa"/>
-          </w:tblCellMar>
-        </w:tblPrEx>
-        <w:tc>
-          <w:tcPr>
-            <w:tcW w:w="700" w:type="dxa"/>
-            <w:tcBorders>
-              <w:top w:val="single" w:sz="6" w:space="0" w:color="ADB9CA"/>
-              <w:left w:val="single" w:sz="6" w:space="0" w:color="ADB9CA"/>
-              <w:bottom w:val="single" w:sz="6" w:space="0" w:color="ADB9CA"/>
-              <w:right w:val="single" w:sz="6" w:space="0" w:color="ADB9CA"/>
-            </w:tcBorders>
-            <w:shd w:val="clear" w:color="auto" w:fill="E8F0FB"/>
-            <w:tcMar>
-              <w:top w:w="80" w:type="dxa"/>
-              <w:left w:w="140" w:type="dxa"/>
-              <w:bottom w:w="80" w:type="dxa"/>
-              <w:right w:w="140" w:type="dxa"/>
-            </w:tcMar>
-            <w:vAlign w:val="center"/>
-          </w:tcPr>
-          <w:p>
-            <w:r>
-              <w:rPr>
-                <w:rFonts w:ascii="Arial" w:eastAsia="Arial" w:hAnsi="Arial" w:cs="Arial"/>
-                <w:b/>
-                <w:bCs/>
-                <w:color w:val="000000"/>
-                <w:sz w:val="18"/>
-                <w:szCs w:val="18"/>
-              </w:rPr>
-              <w:t>3</w:t>
-            </w:r>
-          </w:p>
-        </w:tc>
-        <w:tc>
-          <w:tcPr>
-            <w:tcW w:w="6510" w:type="dxa"/>
-            <w:tcBorders>
-              <w:top w:val="single" w:sz="6" w:space="0" w:color="ADB9CA"/>
-              <w:left w:val="single" w:sz="6" w:space="0" w:color="ADB9CA"/>
-              <w:bottom w:val="single" w:sz="6" w:space="0" w:color="ADB9CA"/>
-              <w:right w:val="single" w:sz="6" w:space="0" w:color="ADB9CA"/>
-            </w:tcBorders>
-            <w:shd w:val="clear" w:color="auto" w:fill="E8F0FB"/>
-            <w:tcMar>
-              <w:top w:w="80" w:type="dxa"/>
-              <w:left w:w="140" w:type="dxa"/>
-              <w:bottom w:w="80" w:type="dxa"/>
-              <w:right w:w="140" w:type="dxa"/>
-            </w:tcMar>
-            <w:vAlign w:val="center"/>
-          </w:tcPr>
-          <w:p>
-            <w:r>
-              <w:rPr>
-                <w:rFonts w:ascii="Arial" w:eastAsia="Arial" w:hAnsi="Arial" w:cs="Arial"/>
-                <w:color w:val="000000"/>
-                <w:sz w:val="18"/>
-                <w:szCs w:val="18"/>
-              </w:rPr>
-              <w:t xml:space="preserve">Create a GitHub Environment named </w:t>
-            </w:r>
-            <w:r>
-              <w:rPr>
-                <w:rFonts w:ascii="Arial" w:eastAsia="Arial" w:hAnsi="Arial" w:cs="Arial"/>
-                <w:color w:val="000000"/>
-                <w:sz w:val="18"/>
-                <w:szCs w:val="18"/>
-              </w:rPr>
-              <w:t>“development”</w:t>
+              <w:t>GitHub Development Environment &amp; Secrets Setup</w:t>
             </w:r>
           </w:p>
         </w:tc>
         <w:tc>
           <w:tcPr>
             <w:tcW w:w="2150" w:type="dxa"/>
-            <w:tcBorders>
-              <w:top w:val="single" w:sz="6" w:space="0" w:color="ADB9CA"/>
-              <w:left w:val="single" w:sz="6" w:space="0" w:color="ADB9CA"/>
-              <w:bottom w:val="single" w:sz="6" w:space="0" w:color="ADB9CA"/>
-              <w:right w:val="single" w:sz="6" w:space="0" w:color="ADB9CA"/>
-            </w:tcBorders>
-            <w:shd w:val="clear" w:color="auto" w:fill="E8F0FB"/>
-            <w:tcMar>
-              <w:top w:w="80" w:type="dxa"/>
-              <w:left w:w="140" w:type="dxa"/>
-              <w:bottom w:w="80" w:type="dxa"/>
-              <w:right w:w="140" w:type="dxa"/>
-            </w:tcMar>
-            <w:vAlign w:val="center"/>
-          </w:tcPr>
-          <w:p>
-            <w:r>
-              <w:rPr>
-                <w:rFonts w:ascii="Arial" w:eastAsia="Arial" w:hAnsi="Arial" w:cs="Arial"/>
-                <w:color w:val="000000"/>
-                <w:sz w:val="18"/>
-                <w:szCs w:val="18"/>
-              </w:rPr>
-              <w:t>03</w:t>
-            </w:r>
-          </w:p>
-        </w:tc>
-      </w:tr>
-      <w:tr>
-        <w:tblPrEx>
-          <w:tblCellMar>
-            <w:top w:w="0" w:type="dxa"/>
-            <w:bottom w:w="0" w:type="dxa"/>
-          </w:tblCellMar>
-        </w:tblPrEx>
-        <w:tc>
-          <w:tcPr>
-            <w:tcW w:w="700" w:type="dxa"/>
-            <w:tcBorders>
-              <w:top w:val="single" w:sz="6" w:space="0" w:color="ADB9CA"/>
-              <w:left w:val="single" w:sz="6" w:space="0" w:color="ADB9CA"/>
-              <w:bottom w:val="single" w:sz="6" w:space="0" w:color="ADB9CA"/>
-              <w:right w:val="single" w:sz="6" w:space="0" w:color="ADB9CA"/>
-            </w:tcBorders>
-            <w:shd w:val="clear" w:color="auto" w:fill="FFFFFF"/>
-            <w:tcMar>
-              <w:top w:w="80" w:type="dxa"/>
-              <w:left w:w="140" w:type="dxa"/>
-              <w:bottom w:w="80" w:type="dxa"/>
-              <w:right w:w="140" w:type="dxa"/>
-            </w:tcMar>
-            <w:vAlign w:val="center"/>
-          </w:tcPr>
-          <w:p>
-            <w:r>
-              <w:rPr>
-                <w:rFonts w:ascii="Arial" w:eastAsia="Arial" w:hAnsi="Arial" w:cs="Arial"/>
-                <w:b/>
-                <w:bCs/>
-                <w:color w:val="000000"/>
-                <w:sz w:val="18"/>
-                <w:szCs w:val="18"/>
-              </w:rPr>
-              <w:t>4</w:t>
-            </w:r>
-          </w:p>
-        </w:tc>
-        <w:tc>
-          <w:tcPr>
-            <w:tcW w:w="6510" w:type="dxa"/>
-            <w:tcBorders>
-              <w:top w:val="single" w:sz="6" w:space="0" w:color="ADB9CA"/>
-              <w:left w:val="single" w:sz="6" w:space="0" w:color="ADB9CA"/>
-              <w:bottom w:val="single" w:sz="6" w:space="0" w:color="ADB9CA"/>
-              <w:right w:val="single" w:sz="6" w:space="0" w:color="ADB9CA"/>
-            </w:tcBorders>
-            <w:shd w:val="clear" w:color="auto" w:fill="FFFFFF"/>
-            <w:tcMar>
-              <w:top w:w="80" w:type="dxa"/>
-              <w:left w:w="140" w:type="dxa"/>
-              <w:bottom w:w="80" w:type="dxa"/>
-              <w:right w:w="140" w:type="dxa"/>
-            </w:tcMar>
-            <w:vAlign w:val="center"/>
-          </w:tcPr>
-          <w:p>
-            <w:r>
-              <w:rPr>
-                <w:rFonts w:ascii="Arial" w:eastAsia="Arial" w:hAnsi="Arial" w:cs="Arial"/>
-                <w:color w:val="000000"/>
-                <w:sz w:val="18"/>
-                <w:szCs w:val="18"/>
-              </w:rPr>
-              <w:t>Configure repository-level secrets: DOCKERHUB_USERNAME, DOCKERHUB_TOKEN (Team Lead's credentials)</w:t>
-            </w:r>
-          </w:p>
-        </w:tc>
-        <w:tc>
-          <w:tcPr>
-            <w:tcW w:w="2150" w:type="dxa"/>
-            <w:tcBorders>
-              <w:top w:val="single" w:sz="6" w:space="0" w:color="ADB9CA"/>
-              <w:left w:val="single" w:sz="6" w:space="0" w:color="ADB9CA"/>
-              <w:bottom w:val="single" w:sz="6" w:space="0" w:color="ADB9CA"/>
-              <w:right w:val="single" w:sz="6" w:space="0" w:color="ADB9CA"/>
-            </w:tcBorders>
-            <w:shd w:val="clear" w:color="auto" w:fill="FFFFFF"/>
-            <w:tcMar>
-              <w:top w:w="80" w:type="dxa"/>
-              <w:left w:w="140" w:type="dxa"/>
-              <w:bottom w:w="80" w:type="dxa"/>
-              <w:right w:w="140" w:type="dxa"/>
-            </w:tcMar>
-            <w:vAlign w:val="center"/>
-          </w:tcPr>
-          <w:p>
-            <w:r>
-              <w:rPr>
-                <w:rFonts w:ascii="Arial" w:eastAsia="Arial" w:hAnsi="Arial" w:cs="Arial"/>
-                <w:color w:val="000000"/>
-                <w:sz w:val="18"/>
-                <w:szCs w:val="18"/>
-              </w:rPr>
-              <w:t>04</w:t>
-            </w:r>
-          </w:p>
-        </w:tc>
-      </w:tr>
-      <w:tr>
-        <w:tblPrEx>
-          <w:tblCellMar>
-            <w:top w:w="0" w:type="dxa"/>
-            <w:bottom w:w="0" w:type="dxa"/>
-          </w:tblCellMar>
-        </w:tblPrEx>
-        <w:tc>
-          <w:tcPr>
-            <w:tcW w:w="700" w:type="dxa"/>
-            <w:tcBorders>
-              <w:top w:val="single" w:sz="6" w:space="0" w:color="ADB9CA"/>
-              <w:left w:val="single" w:sz="6" w:space="0" w:color="ADB9CA"/>
-              <w:bottom w:val="single" w:sz="6" w:space="0" w:color="ADB9CA"/>
-              <w:right w:val="single" w:sz="6" w:space="0" w:color="ADB9CA"/>
-            </w:tcBorders>
-            <w:shd w:val="clear" w:color="auto" w:fill="E8F0FB"/>
-            <w:tcMar>
-              <w:top w:w="80" w:type="dxa"/>
-              <w:left w:w="140" w:type="dxa"/>
-              <w:bottom w:w="80" w:type="dxa"/>
-              <w:right w:w="140" w:type="dxa"/>
-            </w:tcMar>
-            <w:vAlign w:val="center"/>
-          </w:tcPr>
-          <w:p>
-            <w:r>
-              <w:rPr>
-                <w:rFonts w:ascii="Arial" w:eastAsia="Arial" w:hAnsi="Arial" w:cs="Arial"/>
-                <w:b/>
-                <w:bCs/>
-                <w:color w:val="000000"/>
-                <w:sz w:val="18"/>
-                <w:szCs w:val="18"/>
-              </w:rPr>
-              <w:t>5</w:t>
-            </w:r>
-          </w:p>
-        </w:tc>
-        <w:tc>
-          <w:tcPr>
-            <w:tcW w:w="6510" w:type="dxa"/>
-            <w:tcBorders>
-              <w:top w:val="single" w:sz="6" w:space="0" w:color="ADB9CA"/>
-              <w:left w:val="single" w:sz="6" w:space="0" w:color="ADB9CA"/>
-              <w:bottom w:val="single" w:sz="6" w:space="0" w:color="ADB9CA"/>
-              <w:right w:val="single" w:sz="6" w:space="0" w:color="ADB9CA"/>
-            </w:tcBorders>
-            <w:shd w:val="clear" w:color="auto" w:fill="E8F0FB"/>
-            <w:tcMar>
-              <w:top w:w="80" w:type="dxa"/>
-              <w:left w:w="140" w:type="dxa"/>
-              <w:bottom w:w="80" w:type="dxa"/>
-              <w:right w:w="140" w:type="dxa"/>
-            </w:tcMar>
-            <w:vAlign w:val="center"/>
-          </w:tcPr>
-          <w:p>
-            <w:r>
-              <w:rPr>
-                <w:rFonts w:ascii="Arial" w:eastAsia="Arial" w:hAnsi="Arial" w:cs="Arial"/>
-                <w:color w:val="000000"/>
-                <w:sz w:val="18"/>
-                <w:szCs w:val="18"/>
-              </w:rPr>
-              <w:t xml:space="preserve">Configure environment-level secret: RENDER_DEPLOY_HOOK_URL (Team Lead's Render service) inside </w:t>
-            </w:r>
-            <w:r>
-              <w:rPr>
-                <w:rFonts w:ascii="Arial" w:eastAsia="Arial" w:hAnsi="Arial" w:cs="Arial"/>
-                <w:color w:val="000000"/>
-                <w:sz w:val="18"/>
-                <w:szCs w:val="18"/>
-              </w:rPr>
-              <w:t>“development”</w:t>
-            </w:r>
-          </w:p>
-        </w:tc>
-        <w:tc>
-          <w:tcPr>
-            <w:tcW w:w="2150" w:type="dxa"/>
-            <w:tcBorders>
-              <w:top w:val="single" w:sz="6" w:space="0" w:color="ADB9CA"/>
-              <w:left w:val="single" w:sz="6" w:space="0" w:color="ADB9CA"/>
-              <w:bottom w:val="single" w:sz="6" w:space="0" w:color="ADB9CA"/>
-              <w:right w:val="single" w:sz="6" w:space="0" w:color="ADB9CA"/>
-            </w:tcBorders>
-            <w:shd w:val="clear" w:color="auto" w:fill="E8F0FB"/>
-            <w:tcMar>
-              <w:top w:w="80" w:type="dxa"/>
-              <w:left w:w="140" w:type="dxa"/>
-              <w:bottom w:w="80" w:type="dxa"/>
-              <w:right w:w="140" w:type="dxa"/>
-            </w:tcMar>
-            <w:vAlign w:val="center"/>
-          </w:tcPr>
-          <w:p>
-            <w:r>
-              <w:rPr>
-                <w:rFonts w:ascii="Arial" w:eastAsia="Arial" w:hAnsi="Arial" w:cs="Arial"/>
-                <w:color w:val="000000"/>
-                <w:sz w:val="18"/>
-                <w:szCs w:val="18"/>
-              </w:rPr>
-              <w:t>03</w:t>
-            </w:r>
-          </w:p>
-        </w:tc>
-      </w:tr>
-      <w:tr>
-        <w:tblPrEx>
-          <w:tblCellMar>
-            <w:top w:w="0" w:type="dxa"/>
-            <w:bottom w:w="0" w:type="dxa"/>
-          </w:tblCellMar>
-        </w:tblPrEx>
-        <w:tc>
-          <w:tcPr>
-            <w:tcW w:w="700" w:type="dxa"/>
-            <w:tcBorders>
-              <w:top w:val="single" w:sz="6" w:space="0" w:color="ADB9CA"/>
-              <w:left w:val="single" w:sz="6" w:space="0" w:color="ADB9CA"/>
-              <w:bottom w:val="single" w:sz="6" w:space="0" w:color="ADB9CA"/>
-              <w:right w:val="single" w:sz="6" w:space="0" w:color="ADB9CA"/>
-            </w:tcBorders>
-            <w:shd w:val="clear" w:color="auto" w:fill="2E75B6"/>
-            <w:tcMar>
-              <w:top w:w="80" w:type="dxa"/>
-              <w:left w:w="140" w:type="dxa"/>
-              <w:bottom w:w="80" w:type="dxa"/>
-              <w:right w:w="140" w:type="dxa"/>
-            </w:tcMar>
-            <w:vAlign w:val="center"/>
-          </w:tcPr>
-          <w:p/>
-        </w:tc>
-        <w:tc>
-          <w:tcPr>
-            <w:tcW w:w="6510" w:type="dxa"/>
             <w:tcBorders>
               <w:top w:val="single" w:sz="6" w:space="0" w:color="ADB9CA"/>
               <w:left w:val="single" w:sz="6" w:space="0" w:color="ADB9CA"/>
@@ -6929,13 +7651,335 @@
                 <w:sz w:val="18"/>
                 <w:szCs w:val="18"/>
               </w:rPr>
-              <w:t>Individual Page Development (Full Git &amp; GitHub Flow)</w:t>
+              <w:t>10 Marks</w:t>
+            </w:r>
+          </w:p>
+        </w:tc>
+      </w:tr>
+      <w:tr>
+        <w:tc>
+          <w:tcPr>
+            <w:tcW w:w="700" w:type="dxa"/>
+            <w:tcBorders>
+              <w:top w:val="single" w:sz="6" w:space="0" w:color="ADB9CA"/>
+              <w:left w:val="single" w:sz="6" w:space="0" w:color="ADB9CA"/>
+              <w:bottom w:val="single" w:sz="6" w:space="0" w:color="ADB9CA"/>
+              <w:right w:val="single" w:sz="6" w:space="0" w:color="ADB9CA"/>
+            </w:tcBorders>
+            <w:shd w:val="clear" w:color="auto" w:fill="E8F0FB"/>
+            <w:tcMar>
+              <w:top w:w="80" w:type="dxa"/>
+              <w:left w:w="140" w:type="dxa"/>
+              <w:bottom w:w="80" w:type="dxa"/>
+              <w:right w:w="140" w:type="dxa"/>
+            </w:tcMar>
+            <w:vAlign w:val="center"/>
+          </w:tcPr>
+          <w:p>
+            <w:r>
+              <w:rPr>
+                <w:rFonts w:ascii="Arial" w:eastAsia="Arial" w:hAnsi="Arial" w:cs="Arial"/>
+                <w:b/>
+                <w:bCs/>
+                <w:color w:val="000000"/>
+                <w:sz w:val="18"/>
+                <w:szCs w:val="18"/>
+              </w:rPr>
+              <w:t>3</w:t>
+            </w:r>
+          </w:p>
+        </w:tc>
+        <w:tc>
+          <w:tcPr>
+            <w:tcW w:w="6510" w:type="dxa"/>
+            <w:tcBorders>
+              <w:top w:val="single" w:sz="6" w:space="0" w:color="ADB9CA"/>
+              <w:left w:val="single" w:sz="6" w:space="0" w:color="ADB9CA"/>
+              <w:bottom w:val="single" w:sz="6" w:space="0" w:color="ADB9CA"/>
+              <w:right w:val="single" w:sz="6" w:space="0" w:color="ADB9CA"/>
+            </w:tcBorders>
+            <w:shd w:val="clear" w:color="auto" w:fill="E8F0FB"/>
+            <w:tcMar>
+              <w:top w:w="80" w:type="dxa"/>
+              <w:left w:w="140" w:type="dxa"/>
+              <w:bottom w:w="80" w:type="dxa"/>
+              <w:right w:w="140" w:type="dxa"/>
+            </w:tcMar>
+            <w:vAlign w:val="center"/>
+          </w:tcPr>
+          <w:p>
+            <w:r>
+              <w:rPr>
+                <w:rFonts w:ascii="Arial" w:eastAsia="Arial" w:hAnsi="Arial" w:cs="Arial"/>
+                <w:color w:val="000000"/>
+                <w:sz w:val="18"/>
+                <w:szCs w:val="18"/>
+              </w:rPr>
+              <w:t xml:space="preserve">Create a GitHub Environment named </w:t>
+            </w:r>
+            <w:r>
+              <w:rPr>
+                <w:rFonts w:ascii="Arial" w:eastAsia="Arial" w:hAnsi="Arial" w:cs="Arial"/>
+                <w:color w:val="000000"/>
+                <w:sz w:val="18"/>
+                <w:szCs w:val="18"/>
+              </w:rPr>
+              <w:t>“development”</w:t>
             </w:r>
           </w:p>
         </w:tc>
         <w:tc>
           <w:tcPr>
             <w:tcW w:w="2150" w:type="dxa"/>
+            <w:tcBorders>
+              <w:top w:val="single" w:sz="6" w:space="0" w:color="ADB9CA"/>
+              <w:left w:val="single" w:sz="6" w:space="0" w:color="ADB9CA"/>
+              <w:bottom w:val="single" w:sz="6" w:space="0" w:color="ADB9CA"/>
+              <w:right w:val="single" w:sz="6" w:space="0" w:color="ADB9CA"/>
+            </w:tcBorders>
+            <w:shd w:val="clear" w:color="auto" w:fill="E8F0FB"/>
+            <w:tcMar>
+              <w:top w:w="80" w:type="dxa"/>
+              <w:left w:w="140" w:type="dxa"/>
+              <w:bottom w:w="80" w:type="dxa"/>
+              <w:right w:w="140" w:type="dxa"/>
+            </w:tcMar>
+            <w:vAlign w:val="center"/>
+          </w:tcPr>
+          <w:p>
+            <w:r>
+              <w:rPr>
+                <w:rFonts w:ascii="Arial" w:eastAsia="Arial" w:hAnsi="Arial" w:cs="Arial"/>
+                <w:color w:val="000000"/>
+                <w:sz w:val="18"/>
+                <w:szCs w:val="18"/>
+              </w:rPr>
+              <w:t>03</w:t>
+            </w:r>
+          </w:p>
+        </w:tc>
+      </w:tr>
+      <w:tr>
+        <w:tc>
+          <w:tcPr>
+            <w:tcW w:w="700" w:type="dxa"/>
+            <w:tcBorders>
+              <w:top w:val="single" w:sz="6" w:space="0" w:color="ADB9CA"/>
+              <w:left w:val="single" w:sz="6" w:space="0" w:color="ADB9CA"/>
+              <w:bottom w:val="single" w:sz="6" w:space="0" w:color="ADB9CA"/>
+              <w:right w:val="single" w:sz="6" w:space="0" w:color="ADB9CA"/>
+            </w:tcBorders>
+            <w:shd w:val="clear" w:color="auto" w:fill="FFFFFF"/>
+            <w:tcMar>
+              <w:top w:w="80" w:type="dxa"/>
+              <w:left w:w="140" w:type="dxa"/>
+              <w:bottom w:w="80" w:type="dxa"/>
+              <w:right w:w="140" w:type="dxa"/>
+            </w:tcMar>
+            <w:vAlign w:val="center"/>
+          </w:tcPr>
+          <w:p>
+            <w:r>
+              <w:rPr>
+                <w:rFonts w:ascii="Arial" w:eastAsia="Arial" w:hAnsi="Arial" w:cs="Arial"/>
+                <w:b/>
+                <w:bCs/>
+                <w:color w:val="000000"/>
+                <w:sz w:val="18"/>
+                <w:szCs w:val="18"/>
+              </w:rPr>
+              <w:t>4</w:t>
+            </w:r>
+          </w:p>
+        </w:tc>
+        <w:tc>
+          <w:tcPr>
+            <w:tcW w:w="6510" w:type="dxa"/>
+            <w:tcBorders>
+              <w:top w:val="single" w:sz="6" w:space="0" w:color="ADB9CA"/>
+              <w:left w:val="single" w:sz="6" w:space="0" w:color="ADB9CA"/>
+              <w:bottom w:val="single" w:sz="6" w:space="0" w:color="ADB9CA"/>
+              <w:right w:val="single" w:sz="6" w:space="0" w:color="ADB9CA"/>
+            </w:tcBorders>
+            <w:shd w:val="clear" w:color="auto" w:fill="FFFFFF"/>
+            <w:tcMar>
+              <w:top w:w="80" w:type="dxa"/>
+              <w:left w:w="140" w:type="dxa"/>
+              <w:bottom w:w="80" w:type="dxa"/>
+              <w:right w:w="140" w:type="dxa"/>
+            </w:tcMar>
+            <w:vAlign w:val="center"/>
+          </w:tcPr>
+          <w:p>
+            <w:r>
+              <w:rPr>
+                <w:rFonts w:ascii="Arial" w:eastAsia="Arial" w:hAnsi="Arial" w:cs="Arial"/>
+                <w:color w:val="000000"/>
+                <w:sz w:val="18"/>
+                <w:szCs w:val="18"/>
+              </w:rPr>
+              <w:t>Configure repository-level secrets: DOCKERHUB_USERNAME, DOCKERHUB_TOKEN (Team Lead's credentials)</w:t>
+            </w:r>
+          </w:p>
+        </w:tc>
+        <w:tc>
+          <w:tcPr>
+            <w:tcW w:w="2150" w:type="dxa"/>
+            <w:tcBorders>
+              <w:top w:val="single" w:sz="6" w:space="0" w:color="ADB9CA"/>
+              <w:left w:val="single" w:sz="6" w:space="0" w:color="ADB9CA"/>
+              <w:bottom w:val="single" w:sz="6" w:space="0" w:color="ADB9CA"/>
+              <w:right w:val="single" w:sz="6" w:space="0" w:color="ADB9CA"/>
+            </w:tcBorders>
+            <w:shd w:val="clear" w:color="auto" w:fill="FFFFFF"/>
+            <w:tcMar>
+              <w:top w:w="80" w:type="dxa"/>
+              <w:left w:w="140" w:type="dxa"/>
+              <w:bottom w:w="80" w:type="dxa"/>
+              <w:right w:w="140" w:type="dxa"/>
+            </w:tcMar>
+            <w:vAlign w:val="center"/>
+          </w:tcPr>
+          <w:p>
+            <w:r>
+              <w:rPr>
+                <w:rFonts w:ascii="Arial" w:eastAsia="Arial" w:hAnsi="Arial" w:cs="Arial"/>
+                <w:color w:val="000000"/>
+                <w:sz w:val="18"/>
+                <w:szCs w:val="18"/>
+              </w:rPr>
+              <w:t>04</w:t>
+            </w:r>
+          </w:p>
+        </w:tc>
+      </w:tr>
+      <w:tr>
+        <w:tc>
+          <w:tcPr>
+            <w:tcW w:w="700" w:type="dxa"/>
+            <w:tcBorders>
+              <w:top w:val="single" w:sz="6" w:space="0" w:color="ADB9CA"/>
+              <w:left w:val="single" w:sz="6" w:space="0" w:color="ADB9CA"/>
+              <w:bottom w:val="single" w:sz="6" w:space="0" w:color="ADB9CA"/>
+              <w:right w:val="single" w:sz="6" w:space="0" w:color="ADB9CA"/>
+            </w:tcBorders>
+            <w:shd w:val="clear" w:color="auto" w:fill="E8F0FB"/>
+            <w:tcMar>
+              <w:top w:w="80" w:type="dxa"/>
+              <w:left w:w="140" w:type="dxa"/>
+              <w:bottom w:w="80" w:type="dxa"/>
+              <w:right w:w="140" w:type="dxa"/>
+            </w:tcMar>
+            <w:vAlign w:val="center"/>
+          </w:tcPr>
+          <w:p>
+            <w:r>
+              <w:rPr>
+                <w:rFonts w:ascii="Arial" w:eastAsia="Arial" w:hAnsi="Arial" w:cs="Arial"/>
+                <w:b/>
+                <w:bCs/>
+                <w:color w:val="000000"/>
+                <w:sz w:val="18"/>
+                <w:szCs w:val="18"/>
+              </w:rPr>
+              <w:t>5</w:t>
+            </w:r>
+          </w:p>
+        </w:tc>
+        <w:tc>
+          <w:tcPr>
+            <w:tcW w:w="6510" w:type="dxa"/>
+            <w:tcBorders>
+              <w:top w:val="single" w:sz="6" w:space="0" w:color="ADB9CA"/>
+              <w:left w:val="single" w:sz="6" w:space="0" w:color="ADB9CA"/>
+              <w:bottom w:val="single" w:sz="6" w:space="0" w:color="ADB9CA"/>
+              <w:right w:val="single" w:sz="6" w:space="0" w:color="ADB9CA"/>
+            </w:tcBorders>
+            <w:shd w:val="clear" w:color="auto" w:fill="E8F0FB"/>
+            <w:tcMar>
+              <w:top w:w="80" w:type="dxa"/>
+              <w:left w:w="140" w:type="dxa"/>
+              <w:bottom w:w="80" w:type="dxa"/>
+              <w:right w:w="140" w:type="dxa"/>
+            </w:tcMar>
+            <w:vAlign w:val="center"/>
+          </w:tcPr>
+          <w:p>
+            <w:r>
+              <w:rPr>
+                <w:rFonts w:ascii="Arial" w:eastAsia="Arial" w:hAnsi="Arial" w:cs="Arial"/>
+                <w:color w:val="000000"/>
+                <w:sz w:val="18"/>
+                <w:szCs w:val="18"/>
+              </w:rPr>
+              <w:t xml:space="preserve">Configure environment-level secret: RENDER_DEPLOY_HOOK_URL (Team Lead's Render service) inside </w:t>
+            </w:r>
+            <w:r>
+              <w:rPr>
+                <w:rFonts w:ascii="Arial" w:eastAsia="Arial" w:hAnsi="Arial" w:cs="Arial"/>
+                <w:color w:val="000000"/>
+                <w:sz w:val="18"/>
+                <w:szCs w:val="18"/>
+              </w:rPr>
+              <w:t>“development”</w:t>
+            </w:r>
+          </w:p>
+        </w:tc>
+        <w:tc>
+          <w:tcPr>
+            <w:tcW w:w="2150" w:type="dxa"/>
+            <w:tcBorders>
+              <w:top w:val="single" w:sz="6" w:space="0" w:color="ADB9CA"/>
+              <w:left w:val="single" w:sz="6" w:space="0" w:color="ADB9CA"/>
+              <w:bottom w:val="single" w:sz="6" w:space="0" w:color="ADB9CA"/>
+              <w:right w:val="single" w:sz="6" w:space="0" w:color="ADB9CA"/>
+            </w:tcBorders>
+            <w:shd w:val="clear" w:color="auto" w:fill="E8F0FB"/>
+            <w:tcMar>
+              <w:top w:w="80" w:type="dxa"/>
+              <w:left w:w="140" w:type="dxa"/>
+              <w:bottom w:w="80" w:type="dxa"/>
+              <w:right w:w="140" w:type="dxa"/>
+            </w:tcMar>
+            <w:vAlign w:val="center"/>
+          </w:tcPr>
+          <w:p>
+            <w:r>
+              <w:rPr>
+                <w:rFonts w:ascii="Arial" w:eastAsia="Arial" w:hAnsi="Arial" w:cs="Arial"/>
+                <w:color w:val="000000"/>
+                <w:sz w:val="18"/>
+                <w:szCs w:val="18"/>
+              </w:rPr>
+              <w:t>03</w:t>
+            </w:r>
+          </w:p>
+        </w:tc>
+      </w:tr>
+      <w:tr>
+        <w:tc>
+          <w:tcPr>
+            <w:tcW w:w="700" w:type="dxa"/>
+            <w:tcBorders>
+              <w:top w:val="single" w:sz="6" w:space="0" w:color="ADB9CA"/>
+              <w:left w:val="single" w:sz="6" w:space="0" w:color="ADB9CA"/>
+              <w:bottom w:val="single" w:sz="6" w:space="0" w:color="ADB9CA"/>
+              <w:right w:val="single" w:sz="6" w:space="0" w:color="ADB9CA"/>
+            </w:tcBorders>
+            <w:shd w:val="clear" w:color="auto" w:fill="2E75B6"/>
+            <w:tcMar>
+              <w:top w:w="80" w:type="dxa"/>
+              <w:left w:w="140" w:type="dxa"/>
+              <w:bottom w:w="80" w:type="dxa"/>
+              <w:right w:w="140" w:type="dxa"/>
+            </w:tcMar>
+            <w:vAlign w:val="center"/>
+          </w:tcPr>
+          <w:p/>
+        </w:tc>
+        <w:tc>
+          <w:tcPr>
+            <w:tcW w:w="6510" w:type="dxa"/>
             <w:tcBorders>
               <w:top w:val="single" w:sz="6" w:space="0" w:color="ADB9CA"/>
               <w:left w:val="single" w:sz="6" w:space="0" w:color="ADB9CA"/>
@@ -6961,375 +8005,9 @@
                 <w:sz w:val="18"/>
                 <w:szCs w:val="18"/>
               </w:rPr>
-              <w:t>25 Marks</w:t>
-            </w:r>
-          </w:p>
-        </w:tc>
-      </w:tr>
-      <w:tr>
-        <w:tblPrEx>
-          <w:tblCellMar>
-            <w:top w:w="0" w:type="dxa"/>
-            <w:bottom w:w="0" w:type="dxa"/>
-          </w:tblCellMar>
-        </w:tblPrEx>
-        <w:tc>
-          <w:tcPr>
-            <w:tcW w:w="700" w:type="dxa"/>
-            <w:tcBorders>
-              <w:top w:val="single" w:sz="6" w:space="0" w:color="ADB9CA"/>
-              <w:left w:val="single" w:sz="6" w:space="0" w:color="ADB9CA"/>
-              <w:bottom w:val="single" w:sz="6" w:space="0" w:color="ADB9CA"/>
-              <w:right w:val="single" w:sz="6" w:space="0" w:color="ADB9CA"/>
-            </w:tcBorders>
-            <w:shd w:val="clear" w:color="auto" w:fill="E8F0FB"/>
-            <w:tcMar>
-              <w:top w:w="80" w:type="dxa"/>
-              <w:left w:w="140" w:type="dxa"/>
-              <w:bottom w:w="80" w:type="dxa"/>
-              <w:right w:w="140" w:type="dxa"/>
-            </w:tcMar>
-            <w:vAlign w:val="center"/>
-          </w:tcPr>
-          <w:p>
-            <w:r>
-              <w:rPr>
-                <w:rFonts w:ascii="Arial" w:eastAsia="Arial" w:hAnsi="Arial" w:cs="Arial"/>
-                <w:b/>
-                <w:bCs/>
-                <w:color w:val="000000"/>
-                <w:sz w:val="18"/>
-                <w:szCs w:val="18"/>
-              </w:rPr>
-              <w:t>6</w:t>
-            </w:r>
-          </w:p>
-        </w:tc>
-        <w:tc>
-          <w:tcPr>
-            <w:tcW w:w="6510" w:type="dxa"/>
-            <w:tcBorders>
-              <w:top w:val="single" w:sz="6" w:space="0" w:color="ADB9CA"/>
-              <w:left w:val="single" w:sz="6" w:space="0" w:color="ADB9CA"/>
-              <w:bottom w:val="single" w:sz="6" w:space="0" w:color="ADB9CA"/>
-              <w:right w:val="single" w:sz="6" w:space="0" w:color="ADB9CA"/>
-            </w:tcBorders>
-            <w:shd w:val="clear" w:color="auto" w:fill="E8F0FB"/>
-            <w:tcMar>
-              <w:top w:w="80" w:type="dxa"/>
-              <w:left w:w="140" w:type="dxa"/>
-              <w:bottom w:w="80" w:type="dxa"/>
-              <w:right w:w="140" w:type="dxa"/>
-            </w:tcMar>
-            <w:vAlign w:val="center"/>
-          </w:tcPr>
-          <w:p>
-            <w:r>
-              <w:rPr>
-                <w:rFonts w:ascii="Arial" w:eastAsia="Arial" w:hAnsi="Arial" w:cs="Arial"/>
-                <w:color w:val="000000"/>
-                <w:sz w:val="18"/>
-                <w:szCs w:val="18"/>
-              </w:rPr>
-              <w:t>Each member creates their feature branch using the correct naming convention (feature/&lt;username&gt;/&lt;page-name&gt;)</w:t>
-            </w:r>
-          </w:p>
-        </w:tc>
-        <w:tc>
-          <w:tcPr>
-            <w:tcW w:w="2150" w:type="dxa"/>
-            <w:tcBorders>
-              <w:top w:val="single" w:sz="6" w:space="0" w:color="ADB9CA"/>
-              <w:left w:val="single" w:sz="6" w:space="0" w:color="ADB9CA"/>
-              <w:bottom w:val="single" w:sz="6" w:space="0" w:color="ADB9CA"/>
-              <w:right w:val="single" w:sz="6" w:space="0" w:color="ADB9CA"/>
-            </w:tcBorders>
-            <w:shd w:val="clear" w:color="auto" w:fill="E8F0FB"/>
-            <w:tcMar>
-              <w:top w:w="80" w:type="dxa"/>
-              <w:left w:w="140" w:type="dxa"/>
-              <w:bottom w:w="80" w:type="dxa"/>
-              <w:right w:w="140" w:type="dxa"/>
-            </w:tcMar>
-            <w:vAlign w:val="center"/>
-          </w:tcPr>
-          <w:p>
-            <w:r>
-              <w:rPr>
-                <w:rFonts w:ascii="Arial" w:eastAsia="Arial" w:hAnsi="Arial" w:cs="Arial"/>
-                <w:color w:val="000000"/>
-                <w:sz w:val="18"/>
-                <w:szCs w:val="18"/>
-              </w:rPr>
-              <w:t>05</w:t>
-            </w:r>
-          </w:p>
-        </w:tc>
-      </w:tr>
-      <w:tr>
-        <w:tblPrEx>
-          <w:tblCellMar>
-            <w:top w:w="0" w:type="dxa"/>
-            <w:bottom w:w="0" w:type="dxa"/>
-          </w:tblCellMar>
-        </w:tblPrEx>
-        <w:tc>
-          <w:tcPr>
-            <w:tcW w:w="700" w:type="dxa"/>
-            <w:tcBorders>
-              <w:top w:val="single" w:sz="6" w:space="0" w:color="ADB9CA"/>
-              <w:left w:val="single" w:sz="6" w:space="0" w:color="ADB9CA"/>
-              <w:bottom w:val="single" w:sz="6" w:space="0" w:color="ADB9CA"/>
-              <w:right w:val="single" w:sz="6" w:space="0" w:color="ADB9CA"/>
-            </w:tcBorders>
-            <w:shd w:val="clear" w:color="auto" w:fill="FFFFFF"/>
-            <w:tcMar>
-              <w:top w:w="80" w:type="dxa"/>
-              <w:left w:w="140" w:type="dxa"/>
-              <w:bottom w:w="80" w:type="dxa"/>
-              <w:right w:w="140" w:type="dxa"/>
-            </w:tcMar>
-            <w:vAlign w:val="center"/>
-          </w:tcPr>
-          <w:p>
-            <w:r>
-              <w:rPr>
-                <w:rFonts w:ascii="Arial" w:eastAsia="Arial" w:hAnsi="Arial" w:cs="Arial"/>
-                <w:b/>
-                <w:bCs/>
-                <w:color w:val="000000"/>
-                <w:sz w:val="18"/>
-                <w:szCs w:val="18"/>
-              </w:rPr>
-              <w:t>7</w:t>
-            </w:r>
-          </w:p>
-        </w:tc>
-        <w:tc>
-          <w:tcPr>
-            <w:tcW w:w="6510" w:type="dxa"/>
-            <w:tcBorders>
-              <w:top w:val="single" w:sz="6" w:space="0" w:color="ADB9CA"/>
-              <w:left w:val="single" w:sz="6" w:space="0" w:color="ADB9CA"/>
-              <w:bottom w:val="single" w:sz="6" w:space="0" w:color="ADB9CA"/>
-              <w:right w:val="single" w:sz="6" w:space="0" w:color="ADB9CA"/>
-            </w:tcBorders>
-            <w:shd w:val="clear" w:color="auto" w:fill="FFFFFF"/>
-            <w:tcMar>
-              <w:top w:w="80" w:type="dxa"/>
-              <w:left w:w="140" w:type="dxa"/>
-              <w:bottom w:w="80" w:type="dxa"/>
-              <w:right w:w="140" w:type="dxa"/>
-            </w:tcMar>
-            <w:vAlign w:val="center"/>
-          </w:tcPr>
-          <w:p>
-            <w:r>
-              <w:rPr>
-                <w:rFonts w:ascii="Arial" w:eastAsia="Arial" w:hAnsi="Arial" w:cs="Arial"/>
-                <w:color w:val="000000"/>
-                <w:sz w:val="18"/>
-                <w:szCs w:val="18"/>
-              </w:rPr>
-              <w:t>Each member builds their assigned HTML page with appropriate content, linked to shared style.css</w:t>
-            </w:r>
-          </w:p>
-        </w:tc>
-        <w:tc>
-          <w:tcPr>
-            <w:tcW w:w="2150" w:type="dxa"/>
-            <w:tcBorders>
-              <w:top w:val="single" w:sz="6" w:space="0" w:color="ADB9CA"/>
-              <w:left w:val="single" w:sz="6" w:space="0" w:color="ADB9CA"/>
-              <w:bottom w:val="single" w:sz="6" w:space="0" w:color="ADB9CA"/>
-              <w:right w:val="single" w:sz="6" w:space="0" w:color="ADB9CA"/>
-            </w:tcBorders>
-            <w:shd w:val="clear" w:color="auto" w:fill="FFFFFF"/>
-            <w:tcMar>
-              <w:top w:w="80" w:type="dxa"/>
-              <w:left w:w="140" w:type="dxa"/>
-              <w:bottom w:w="80" w:type="dxa"/>
-              <w:right w:w="140" w:type="dxa"/>
-            </w:tcMar>
-            <w:vAlign w:val="center"/>
-          </w:tcPr>
-          <w:p>
-            <w:r>
-              <w:rPr>
-                <w:rFonts w:ascii="Arial" w:eastAsia="Arial" w:hAnsi="Arial" w:cs="Arial"/>
-                <w:color w:val="000000"/>
-                <w:sz w:val="18"/>
-                <w:szCs w:val="18"/>
-              </w:rPr>
-              <w:t>10</w:t>
-            </w:r>
-          </w:p>
-        </w:tc>
-      </w:tr>
-      <w:tr>
-        <w:tblPrEx>
-          <w:tblCellMar>
-            <w:top w:w="0" w:type="dxa"/>
-            <w:bottom w:w="0" w:type="dxa"/>
-          </w:tblCellMar>
-        </w:tblPrEx>
-        <w:tc>
-          <w:tcPr>
-            <w:tcW w:w="700" w:type="dxa"/>
-            <w:tcBorders>
-              <w:top w:val="single" w:sz="6" w:space="0" w:color="ADB9CA"/>
-              <w:left w:val="single" w:sz="6" w:space="0" w:color="ADB9CA"/>
-              <w:bottom w:val="single" w:sz="6" w:space="0" w:color="ADB9CA"/>
-              <w:right w:val="single" w:sz="6" w:space="0" w:color="ADB9CA"/>
-            </w:tcBorders>
-            <w:shd w:val="clear" w:color="auto" w:fill="E8F0FB"/>
-            <w:tcMar>
-              <w:top w:w="80" w:type="dxa"/>
-              <w:left w:w="140" w:type="dxa"/>
-              <w:bottom w:w="80" w:type="dxa"/>
-              <w:right w:w="140" w:type="dxa"/>
-            </w:tcMar>
-            <w:vAlign w:val="center"/>
-          </w:tcPr>
-          <w:p>
-            <w:r>
-              <w:rPr>
-                <w:rFonts w:ascii="Arial" w:eastAsia="Arial" w:hAnsi="Arial" w:cs="Arial"/>
-                <w:b/>
-                <w:bCs/>
-                <w:color w:val="000000"/>
-                <w:sz w:val="18"/>
-                <w:szCs w:val="18"/>
-              </w:rPr>
-              <w:t>8</w:t>
-            </w:r>
-          </w:p>
-        </w:tc>
-        <w:tc>
-          <w:tcPr>
-            <w:tcW w:w="6510" w:type="dxa"/>
-            <w:tcBorders>
-              <w:top w:val="single" w:sz="6" w:space="0" w:color="ADB9CA"/>
-              <w:left w:val="single" w:sz="6" w:space="0" w:color="ADB9CA"/>
-              <w:bottom w:val="single" w:sz="6" w:space="0" w:color="ADB9CA"/>
-              <w:right w:val="single" w:sz="6" w:space="0" w:color="ADB9CA"/>
-            </w:tcBorders>
-            <w:shd w:val="clear" w:color="auto" w:fill="E8F0FB"/>
-            <w:tcMar>
-              <w:top w:w="80" w:type="dxa"/>
-              <w:left w:w="140" w:type="dxa"/>
-              <w:bottom w:w="80" w:type="dxa"/>
-              <w:right w:w="140" w:type="dxa"/>
-            </w:tcMar>
-            <w:vAlign w:val="center"/>
-          </w:tcPr>
-          <w:p>
-            <w:r>
-              <w:rPr>
-                <w:rFonts w:ascii="Arial" w:eastAsia="Arial" w:hAnsi="Arial" w:cs="Arial"/>
-                <w:color w:val="000000"/>
-                <w:sz w:val="18"/>
-                <w:szCs w:val="18"/>
-              </w:rPr>
-              <w:t xml:space="preserve">Each member opens a PR targeting </w:t>
-            </w:r>
-            <w:r>
-              <w:rPr>
-                <w:rFonts w:ascii="Arial" w:eastAsia="Arial" w:hAnsi="Arial" w:cs="Arial"/>
-                <w:color w:val="000000"/>
-                <w:sz w:val="18"/>
-                <w:szCs w:val="18"/>
-              </w:rPr>
-              <w:t>“develop”</w:t>
-            </w:r>
-            <w:r>
-              <w:rPr>
-                <w:rFonts w:ascii="Arial" w:eastAsia="Arial" w:hAnsi="Arial" w:cs="Arial"/>
-                <w:color w:val="000000"/>
-                <w:sz w:val="18"/>
-                <w:szCs w:val="18"/>
-              </w:rPr>
-              <w:t>; PR description is meaningful and CI passes before merge</w:t>
-            </w:r>
-          </w:p>
-        </w:tc>
-        <w:tc>
-          <w:tcPr>
-            <w:tcW w:w="2150" w:type="dxa"/>
-            <w:tcBorders>
-              <w:top w:val="single" w:sz="6" w:space="0" w:color="ADB9CA"/>
-              <w:left w:val="single" w:sz="6" w:space="0" w:color="ADB9CA"/>
-              <w:bottom w:val="single" w:sz="6" w:space="0" w:color="ADB9CA"/>
-              <w:right w:val="single" w:sz="6" w:space="0" w:color="ADB9CA"/>
-            </w:tcBorders>
-            <w:shd w:val="clear" w:color="auto" w:fill="E8F0FB"/>
-            <w:tcMar>
-              <w:top w:w="80" w:type="dxa"/>
-              <w:left w:w="140" w:type="dxa"/>
-              <w:bottom w:w="80" w:type="dxa"/>
-              <w:right w:w="140" w:type="dxa"/>
-            </w:tcMar>
-            <w:vAlign w:val="center"/>
-          </w:tcPr>
-          <w:p>
-            <w:r>
-              <w:rPr>
-                <w:rFonts w:ascii="Arial" w:eastAsia="Arial" w:hAnsi="Arial" w:cs="Arial"/>
-                <w:color w:val="000000"/>
-                <w:sz w:val="18"/>
-                <w:szCs w:val="18"/>
-              </w:rPr>
-              <w:t>10</w:t>
-            </w:r>
-          </w:p>
-        </w:tc>
-      </w:tr>
-      <w:tr>
-        <w:tblPrEx>
-          <w:tblCellMar>
-            <w:top w:w="0" w:type="dxa"/>
-            <w:bottom w:w="0" w:type="dxa"/>
-          </w:tblCellMar>
-        </w:tblPrEx>
-        <w:tc>
-          <w:tcPr>
-            <w:tcW w:w="700" w:type="dxa"/>
-            <w:tcBorders>
-              <w:top w:val="single" w:sz="6" w:space="0" w:color="ADB9CA"/>
-              <w:left w:val="single" w:sz="6" w:space="0" w:color="ADB9CA"/>
-              <w:bottom w:val="single" w:sz="6" w:space="0" w:color="ADB9CA"/>
-              <w:right w:val="single" w:sz="6" w:space="0" w:color="ADB9CA"/>
-            </w:tcBorders>
-            <w:shd w:val="clear" w:color="auto" w:fill="2E75B6"/>
-            <w:tcMar>
-              <w:top w:w="80" w:type="dxa"/>
-              <w:left w:w="140" w:type="dxa"/>
-              <w:bottom w:w="80" w:type="dxa"/>
-              <w:right w:w="140" w:type="dxa"/>
-            </w:tcMar>
-            <w:vAlign w:val="center"/>
-          </w:tcPr>
-          <w:p/>
-        </w:tc>
-        <w:tc>
-          <w:tcPr>
-            <w:tcW w:w="6510" w:type="dxa"/>
-            <w:tcBorders>
-              <w:top w:val="single" w:sz="6" w:space="0" w:color="ADB9CA"/>
-              <w:left w:val="single" w:sz="6" w:space="0" w:color="ADB9CA"/>
-              <w:bottom w:val="single" w:sz="6" w:space="0" w:color="ADB9CA"/>
-              <w:right w:val="single" w:sz="6" w:space="0" w:color="ADB9CA"/>
-            </w:tcBorders>
-            <w:shd w:val="clear" w:color="auto" w:fill="2E75B6"/>
-            <w:tcMar>
-              <w:top w:w="80" w:type="dxa"/>
-              <w:left w:w="140" w:type="dxa"/>
-              <w:bottom w:w="80" w:type="dxa"/>
-              <w:right w:w="140" w:type="dxa"/>
-            </w:tcMar>
-            <w:vAlign w:val="center"/>
-          </w:tcPr>
-          <w:p>
+              <w:t xml:space="preserve">Individual Page Development (Full </w:t>
+            </w:r>
+            <w:proofErr w:type="spellStart"/>
             <w:r>
               <w:rPr>
                 <w:rFonts w:ascii="Arial" w:eastAsia="Arial" w:hAnsi="Arial" w:cs="Arial"/>
@@ -7339,29 +8017,9 @@
                 <w:sz w:val="18"/>
                 <w:szCs w:val="18"/>
               </w:rPr>
-              <w:t>CI Pipeline – Build &amp; Push Docker Image (ci.yml)</w:t>
-            </w:r>
-          </w:p>
-        </w:tc>
-        <w:tc>
-          <w:tcPr>
-            <w:tcW w:w="2150" w:type="dxa"/>
-            <w:tcBorders>
-              <w:top w:val="single" w:sz="6" w:space="0" w:color="ADB9CA"/>
-              <w:left w:val="single" w:sz="6" w:space="0" w:color="ADB9CA"/>
-              <w:bottom w:val="single" w:sz="6" w:space="0" w:color="ADB9CA"/>
-              <w:right w:val="single" w:sz="6" w:space="0" w:color="ADB9CA"/>
-            </w:tcBorders>
-            <w:shd w:val="clear" w:color="auto" w:fill="2E75B6"/>
-            <w:tcMar>
-              <w:top w:w="80" w:type="dxa"/>
-              <w:left w:w="140" w:type="dxa"/>
-              <w:bottom w:w="80" w:type="dxa"/>
-              <w:right w:w="140" w:type="dxa"/>
-            </w:tcMar>
-            <w:vAlign w:val="center"/>
-          </w:tcPr>
-          <w:p>
+              <w:t>Git</w:t>
+            </w:r>
+            <w:proofErr w:type="spellEnd"/>
             <w:r>
               <w:rPr>
                 <w:rFonts w:ascii="Arial" w:eastAsia="Arial" w:hAnsi="Arial" w:cs="Arial"/>
@@ -7371,450 +8029,13 @@
                 <w:sz w:val="18"/>
                 <w:szCs w:val="18"/>
               </w:rPr>
-              <w:t>25 Marks</w:t>
-            </w:r>
-          </w:p>
-        </w:tc>
-      </w:tr>
-      <w:tr>
-        <w:tblPrEx>
-          <w:tblCellMar>
-            <w:top w:w="0" w:type="dxa"/>
-            <w:bottom w:w="0" w:type="dxa"/>
-          </w:tblCellMar>
-        </w:tblPrEx>
-        <w:tc>
-          <w:tcPr>
-            <w:tcW w:w="700" w:type="dxa"/>
-            <w:tcBorders>
-              <w:top w:val="single" w:sz="6" w:space="0" w:color="ADB9CA"/>
-              <w:left w:val="single" w:sz="6" w:space="0" w:color="ADB9CA"/>
-              <w:bottom w:val="single" w:sz="6" w:space="0" w:color="ADB9CA"/>
-              <w:right w:val="single" w:sz="6" w:space="0" w:color="ADB9CA"/>
-            </w:tcBorders>
-            <w:shd w:val="clear" w:color="auto" w:fill="E8F0FB"/>
-            <w:tcMar>
-              <w:top w:w="80" w:type="dxa"/>
-              <w:left w:w="140" w:type="dxa"/>
-              <w:bottom w:w="80" w:type="dxa"/>
-              <w:right w:w="140" w:type="dxa"/>
-            </w:tcMar>
-            <w:vAlign w:val="center"/>
-          </w:tcPr>
-          <w:p>
-            <w:r>
-              <w:rPr>
-                <w:rFonts w:ascii="Arial" w:eastAsia="Arial" w:hAnsi="Arial" w:cs="Arial"/>
-                <w:b/>
-                <w:bCs/>
-                <w:color w:val="000000"/>
-                <w:sz w:val="18"/>
-                <w:szCs w:val="18"/>
-              </w:rPr>
-              <w:t>9</w:t>
-            </w:r>
-          </w:p>
-        </w:tc>
-        <w:tc>
-          <w:tcPr>
-            <w:tcW w:w="6510" w:type="dxa"/>
-            <w:tcBorders>
-              <w:top w:val="single" w:sz="6" w:space="0" w:color="ADB9CA"/>
-              <w:left w:val="single" w:sz="6" w:space="0" w:color="ADB9CA"/>
-              <w:bottom w:val="single" w:sz="6" w:space="0" w:color="ADB9CA"/>
-              <w:right w:val="single" w:sz="6" w:space="0" w:color="ADB9CA"/>
-            </w:tcBorders>
-            <w:shd w:val="clear" w:color="auto" w:fill="E8F0FB"/>
-            <w:tcMar>
-              <w:top w:w="80" w:type="dxa"/>
-              <w:left w:w="140" w:type="dxa"/>
-              <w:bottom w:w="80" w:type="dxa"/>
-              <w:right w:w="140" w:type="dxa"/>
-            </w:tcMar>
-            <w:vAlign w:val="center"/>
-          </w:tcPr>
-          <w:p>
-            <w:r>
-              <w:rPr>
-                <w:rFonts w:ascii="Arial" w:eastAsia="Arial" w:hAnsi="Arial" w:cs="Arial"/>
-                <w:color w:val="000000"/>
-                <w:sz w:val="18"/>
-                <w:szCs w:val="18"/>
-              </w:rPr>
-              <w:t xml:space="preserve">CI workflow file created at .github/workflows/ci.yml with correct pull_request trigger targeting </w:t>
-            </w:r>
-            <w:r>
-              <w:rPr>
-                <w:rFonts w:ascii="Arial" w:eastAsia="Arial" w:hAnsi="Arial" w:cs="Arial"/>
-                <w:color w:val="000000"/>
-                <w:sz w:val="18"/>
-                <w:szCs w:val="18"/>
-              </w:rPr>
-              <w:t>“develop”</w:t>
+              <w:t xml:space="preserve"> &amp; GitHub Flow)</w:t>
             </w:r>
           </w:p>
         </w:tc>
         <w:tc>
           <w:tcPr>
             <w:tcW w:w="2150" w:type="dxa"/>
-            <w:tcBorders>
-              <w:top w:val="single" w:sz="6" w:space="0" w:color="ADB9CA"/>
-              <w:left w:val="single" w:sz="6" w:space="0" w:color="ADB9CA"/>
-              <w:bottom w:val="single" w:sz="6" w:space="0" w:color="ADB9CA"/>
-              <w:right w:val="single" w:sz="6" w:space="0" w:color="ADB9CA"/>
-            </w:tcBorders>
-            <w:shd w:val="clear" w:color="auto" w:fill="E8F0FB"/>
-            <w:tcMar>
-              <w:top w:w="80" w:type="dxa"/>
-              <w:left w:w="140" w:type="dxa"/>
-              <w:bottom w:w="80" w:type="dxa"/>
-              <w:right w:w="140" w:type="dxa"/>
-            </w:tcMar>
-            <w:vAlign w:val="center"/>
-          </w:tcPr>
-          <w:p>
-            <w:r>
-              <w:rPr>
-                <w:rFonts w:ascii="Arial" w:eastAsia="Arial" w:hAnsi="Arial" w:cs="Arial"/>
-                <w:color w:val="000000"/>
-                <w:sz w:val="18"/>
-                <w:szCs w:val="18"/>
-              </w:rPr>
-              <w:t>07</w:t>
-            </w:r>
-          </w:p>
-        </w:tc>
-      </w:tr>
-      <w:tr>
-        <w:tblPrEx>
-          <w:tblCellMar>
-            <w:top w:w="0" w:type="dxa"/>
-            <w:bottom w:w="0" w:type="dxa"/>
-          </w:tblCellMar>
-        </w:tblPrEx>
-        <w:tc>
-          <w:tcPr>
-            <w:tcW w:w="700" w:type="dxa"/>
-            <w:tcBorders>
-              <w:top w:val="single" w:sz="6" w:space="0" w:color="ADB9CA"/>
-              <w:left w:val="single" w:sz="6" w:space="0" w:color="ADB9CA"/>
-              <w:bottom w:val="single" w:sz="6" w:space="0" w:color="ADB9CA"/>
-              <w:right w:val="single" w:sz="6" w:space="0" w:color="ADB9CA"/>
-            </w:tcBorders>
-            <w:shd w:val="clear" w:color="auto" w:fill="FFFFFF"/>
-            <w:tcMar>
-              <w:top w:w="80" w:type="dxa"/>
-              <w:left w:w="140" w:type="dxa"/>
-              <w:bottom w:w="80" w:type="dxa"/>
-              <w:right w:w="140" w:type="dxa"/>
-            </w:tcMar>
-            <w:vAlign w:val="center"/>
-          </w:tcPr>
-          <w:p>
-            <w:r>
-              <w:rPr>
-                <w:rFonts w:ascii="Arial" w:eastAsia="Arial" w:hAnsi="Arial" w:cs="Arial"/>
-                <w:b/>
-                <w:bCs/>
-                <w:color w:val="000000"/>
-                <w:sz w:val="18"/>
-                <w:szCs w:val="18"/>
-              </w:rPr>
-              <w:t>10</w:t>
-            </w:r>
-          </w:p>
-        </w:tc>
-        <w:tc>
-          <w:tcPr>
-            <w:tcW w:w="6510" w:type="dxa"/>
-            <w:tcBorders>
-              <w:top w:val="single" w:sz="6" w:space="0" w:color="ADB9CA"/>
-              <w:left w:val="single" w:sz="6" w:space="0" w:color="ADB9CA"/>
-              <w:bottom w:val="single" w:sz="6" w:space="0" w:color="ADB9CA"/>
-              <w:right w:val="single" w:sz="6" w:space="0" w:color="ADB9CA"/>
-            </w:tcBorders>
-            <w:shd w:val="clear" w:color="auto" w:fill="FFFFFF"/>
-            <w:tcMar>
-              <w:top w:w="80" w:type="dxa"/>
-              <w:left w:w="140" w:type="dxa"/>
-              <w:bottom w:w="80" w:type="dxa"/>
-              <w:right w:w="140" w:type="dxa"/>
-            </w:tcMar>
-            <w:vAlign w:val="center"/>
-          </w:tcPr>
-          <w:p>
-            <w:r>
-              <w:rPr>
-                <w:rFonts w:ascii="Arial" w:eastAsia="Arial" w:hAnsi="Arial" w:cs="Arial"/>
-                <w:color w:val="000000"/>
-                <w:sz w:val="18"/>
-                <w:szCs w:val="18"/>
-              </w:rPr>
-              <w:t>Checkout code, login to Docker Hub using Team Lead's repository secrets</w:t>
-            </w:r>
-          </w:p>
-        </w:tc>
-        <w:tc>
-          <w:tcPr>
-            <w:tcW w:w="2150" w:type="dxa"/>
-            <w:tcBorders>
-              <w:top w:val="single" w:sz="6" w:space="0" w:color="ADB9CA"/>
-              <w:left w:val="single" w:sz="6" w:space="0" w:color="ADB9CA"/>
-              <w:bottom w:val="single" w:sz="6" w:space="0" w:color="ADB9CA"/>
-              <w:right w:val="single" w:sz="6" w:space="0" w:color="ADB9CA"/>
-            </w:tcBorders>
-            <w:shd w:val="clear" w:color="auto" w:fill="FFFFFF"/>
-            <w:tcMar>
-              <w:top w:w="80" w:type="dxa"/>
-              <w:left w:w="140" w:type="dxa"/>
-              <w:bottom w:w="80" w:type="dxa"/>
-              <w:right w:w="140" w:type="dxa"/>
-            </w:tcMar>
-            <w:vAlign w:val="center"/>
-          </w:tcPr>
-          <w:p>
-            <w:r>
-              <w:rPr>
-                <w:rFonts w:ascii="Arial" w:eastAsia="Arial" w:hAnsi="Arial" w:cs="Arial"/>
-                <w:color w:val="000000"/>
-                <w:sz w:val="18"/>
-                <w:szCs w:val="18"/>
-              </w:rPr>
-              <w:t>06</w:t>
-            </w:r>
-          </w:p>
-        </w:tc>
-      </w:tr>
-      <w:tr>
-        <w:tblPrEx>
-          <w:tblCellMar>
-            <w:top w:w="0" w:type="dxa"/>
-            <w:bottom w:w="0" w:type="dxa"/>
-          </w:tblCellMar>
-        </w:tblPrEx>
-        <w:tc>
-          <w:tcPr>
-            <w:tcW w:w="700" w:type="dxa"/>
-            <w:tcBorders>
-              <w:top w:val="single" w:sz="6" w:space="0" w:color="ADB9CA"/>
-              <w:left w:val="single" w:sz="6" w:space="0" w:color="ADB9CA"/>
-              <w:bottom w:val="single" w:sz="6" w:space="0" w:color="ADB9CA"/>
-              <w:right w:val="single" w:sz="6" w:space="0" w:color="ADB9CA"/>
-            </w:tcBorders>
-            <w:shd w:val="clear" w:color="auto" w:fill="E8F0FB"/>
-            <w:tcMar>
-              <w:top w:w="80" w:type="dxa"/>
-              <w:left w:w="140" w:type="dxa"/>
-              <w:bottom w:w="80" w:type="dxa"/>
-              <w:right w:w="140" w:type="dxa"/>
-            </w:tcMar>
-            <w:vAlign w:val="center"/>
-          </w:tcPr>
-          <w:p>
-            <w:r>
-              <w:rPr>
-                <w:rFonts w:ascii="Arial" w:eastAsia="Arial" w:hAnsi="Arial" w:cs="Arial"/>
-                <w:b/>
-                <w:bCs/>
-                <w:color w:val="000000"/>
-                <w:sz w:val="18"/>
-                <w:szCs w:val="18"/>
-              </w:rPr>
-              <w:t>11</w:t>
-            </w:r>
-          </w:p>
-        </w:tc>
-        <w:tc>
-          <w:tcPr>
-            <w:tcW w:w="6510" w:type="dxa"/>
-            <w:tcBorders>
-              <w:top w:val="single" w:sz="6" w:space="0" w:color="ADB9CA"/>
-              <w:left w:val="single" w:sz="6" w:space="0" w:color="ADB9CA"/>
-              <w:bottom w:val="single" w:sz="6" w:space="0" w:color="ADB9CA"/>
-              <w:right w:val="single" w:sz="6" w:space="0" w:color="ADB9CA"/>
-            </w:tcBorders>
-            <w:shd w:val="clear" w:color="auto" w:fill="E8F0FB"/>
-            <w:tcMar>
-              <w:top w:w="80" w:type="dxa"/>
-              <w:left w:w="140" w:type="dxa"/>
-              <w:bottom w:w="80" w:type="dxa"/>
-              <w:right w:w="140" w:type="dxa"/>
-            </w:tcMar>
-            <w:vAlign w:val="center"/>
-          </w:tcPr>
-          <w:p>
-            <w:r>
-              <w:rPr>
-                <w:rFonts w:ascii="Arial" w:eastAsia="Arial" w:hAnsi="Arial" w:cs="Arial"/>
-                <w:color w:val="000000"/>
-                <w:sz w:val="18"/>
-                <w:szCs w:val="18"/>
-              </w:rPr>
-              <w:t>Build Docker image and tag correctly (latest and/or commit SHA)</w:t>
-            </w:r>
-          </w:p>
-        </w:tc>
-        <w:tc>
-          <w:tcPr>
-            <w:tcW w:w="2150" w:type="dxa"/>
-            <w:tcBorders>
-              <w:top w:val="single" w:sz="6" w:space="0" w:color="ADB9CA"/>
-              <w:left w:val="single" w:sz="6" w:space="0" w:color="ADB9CA"/>
-              <w:bottom w:val="single" w:sz="6" w:space="0" w:color="ADB9CA"/>
-              <w:right w:val="single" w:sz="6" w:space="0" w:color="ADB9CA"/>
-            </w:tcBorders>
-            <w:shd w:val="clear" w:color="auto" w:fill="E8F0FB"/>
-            <w:tcMar>
-              <w:top w:w="80" w:type="dxa"/>
-              <w:left w:w="140" w:type="dxa"/>
-              <w:bottom w:w="80" w:type="dxa"/>
-              <w:right w:w="140" w:type="dxa"/>
-            </w:tcMar>
-            <w:vAlign w:val="center"/>
-          </w:tcPr>
-          <w:p>
-            <w:r>
-              <w:rPr>
-                <w:rFonts w:ascii="Arial" w:eastAsia="Arial" w:hAnsi="Arial" w:cs="Arial"/>
-                <w:color w:val="000000"/>
-                <w:sz w:val="18"/>
-                <w:szCs w:val="18"/>
-              </w:rPr>
-              <w:t>06</w:t>
-            </w:r>
-          </w:p>
-        </w:tc>
-      </w:tr>
-      <w:tr>
-        <w:tblPrEx>
-          <w:tblCellMar>
-            <w:top w:w="0" w:type="dxa"/>
-            <w:bottom w:w="0" w:type="dxa"/>
-          </w:tblCellMar>
-        </w:tblPrEx>
-        <w:tc>
-          <w:tcPr>
-            <w:tcW w:w="700" w:type="dxa"/>
-            <w:tcBorders>
-              <w:top w:val="single" w:sz="6" w:space="0" w:color="ADB9CA"/>
-              <w:left w:val="single" w:sz="6" w:space="0" w:color="ADB9CA"/>
-              <w:bottom w:val="single" w:sz="6" w:space="0" w:color="ADB9CA"/>
-              <w:right w:val="single" w:sz="6" w:space="0" w:color="ADB9CA"/>
-            </w:tcBorders>
-            <w:shd w:val="clear" w:color="auto" w:fill="FFFFFF"/>
-            <w:tcMar>
-              <w:top w:w="80" w:type="dxa"/>
-              <w:left w:w="140" w:type="dxa"/>
-              <w:bottom w:w="80" w:type="dxa"/>
-              <w:right w:w="140" w:type="dxa"/>
-            </w:tcMar>
-            <w:vAlign w:val="center"/>
-          </w:tcPr>
-          <w:p>
-            <w:r>
-              <w:rPr>
-                <w:rFonts w:ascii="Arial" w:eastAsia="Arial" w:hAnsi="Arial" w:cs="Arial"/>
-                <w:b/>
-                <w:bCs/>
-                <w:color w:val="000000"/>
-                <w:sz w:val="18"/>
-                <w:szCs w:val="18"/>
-              </w:rPr>
-              <w:t>12</w:t>
-            </w:r>
-          </w:p>
-        </w:tc>
-        <w:tc>
-          <w:tcPr>
-            <w:tcW w:w="6510" w:type="dxa"/>
-            <w:tcBorders>
-              <w:top w:val="single" w:sz="6" w:space="0" w:color="ADB9CA"/>
-              <w:left w:val="single" w:sz="6" w:space="0" w:color="ADB9CA"/>
-              <w:bottom w:val="single" w:sz="6" w:space="0" w:color="ADB9CA"/>
-              <w:right w:val="single" w:sz="6" w:space="0" w:color="ADB9CA"/>
-            </w:tcBorders>
-            <w:shd w:val="clear" w:color="auto" w:fill="FFFFFF"/>
-            <w:tcMar>
-              <w:top w:w="80" w:type="dxa"/>
-              <w:left w:w="140" w:type="dxa"/>
-              <w:bottom w:w="80" w:type="dxa"/>
-              <w:right w:w="140" w:type="dxa"/>
-            </w:tcMar>
-            <w:vAlign w:val="center"/>
-          </w:tcPr>
-          <w:p>
-            <w:r>
-              <w:rPr>
-                <w:rFonts w:ascii="Arial" w:eastAsia="Arial" w:hAnsi="Arial" w:cs="Arial"/>
-                <w:color w:val="000000"/>
-                <w:sz w:val="18"/>
-                <w:szCs w:val="18"/>
-              </w:rPr>
-              <w:t>Push image to Docker Hub successfully; workflow exits on any step failure</w:t>
-            </w:r>
-          </w:p>
-        </w:tc>
-        <w:tc>
-          <w:tcPr>
-            <w:tcW w:w="2150" w:type="dxa"/>
-            <w:tcBorders>
-              <w:top w:val="single" w:sz="6" w:space="0" w:color="ADB9CA"/>
-              <w:left w:val="single" w:sz="6" w:space="0" w:color="ADB9CA"/>
-              <w:bottom w:val="single" w:sz="6" w:space="0" w:color="ADB9CA"/>
-              <w:right w:val="single" w:sz="6" w:space="0" w:color="ADB9CA"/>
-            </w:tcBorders>
-            <w:shd w:val="clear" w:color="auto" w:fill="FFFFFF"/>
-            <w:tcMar>
-              <w:top w:w="80" w:type="dxa"/>
-              <w:left w:w="140" w:type="dxa"/>
-              <w:bottom w:w="80" w:type="dxa"/>
-              <w:right w:w="140" w:type="dxa"/>
-            </w:tcMar>
-            <w:vAlign w:val="center"/>
-          </w:tcPr>
-          <w:p>
-            <w:r>
-              <w:rPr>
-                <w:rFonts w:ascii="Arial" w:eastAsia="Arial" w:hAnsi="Arial" w:cs="Arial"/>
-                <w:color w:val="000000"/>
-                <w:sz w:val="18"/>
-                <w:szCs w:val="18"/>
-              </w:rPr>
-              <w:t>06</w:t>
-            </w:r>
-          </w:p>
-        </w:tc>
-      </w:tr>
-      <w:tr>
-        <w:tblPrEx>
-          <w:tblCellMar>
-            <w:top w:w="0" w:type="dxa"/>
-            <w:bottom w:w="0" w:type="dxa"/>
-          </w:tblCellMar>
-        </w:tblPrEx>
-        <w:tc>
-          <w:tcPr>
-            <w:tcW w:w="700" w:type="dxa"/>
-            <w:tcBorders>
-              <w:top w:val="single" w:sz="6" w:space="0" w:color="ADB9CA"/>
-              <w:left w:val="single" w:sz="6" w:space="0" w:color="ADB9CA"/>
-              <w:bottom w:val="single" w:sz="6" w:space="0" w:color="ADB9CA"/>
-              <w:right w:val="single" w:sz="6" w:space="0" w:color="ADB9CA"/>
-            </w:tcBorders>
-            <w:shd w:val="clear" w:color="auto" w:fill="2E75B6"/>
-            <w:tcMar>
-              <w:top w:w="80" w:type="dxa"/>
-              <w:left w:w="140" w:type="dxa"/>
-              <w:bottom w:w="80" w:type="dxa"/>
-              <w:right w:w="140" w:type="dxa"/>
-            </w:tcMar>
-            <w:vAlign w:val="center"/>
-          </w:tcPr>
-          <w:p/>
-        </w:tc>
-        <w:tc>
-          <w:tcPr>
-            <w:tcW w:w="6510" w:type="dxa"/>
             <w:tcBorders>
               <w:top w:val="single" w:sz="6" w:space="0" w:color="ADB9CA"/>
               <w:left w:val="single" w:sz="6" w:space="0" w:color="ADB9CA"/>
@@ -7840,13 +8061,344 @@
                 <w:sz w:val="18"/>
                 <w:szCs w:val="18"/>
               </w:rPr>
-              <w:t>CD Pipeline – Automated Deployment to Render (cd.yml)</w:t>
+              <w:t>25 Marks</w:t>
+            </w:r>
+          </w:p>
+        </w:tc>
+      </w:tr>
+      <w:tr>
+        <w:tc>
+          <w:tcPr>
+            <w:tcW w:w="700" w:type="dxa"/>
+            <w:tcBorders>
+              <w:top w:val="single" w:sz="6" w:space="0" w:color="ADB9CA"/>
+              <w:left w:val="single" w:sz="6" w:space="0" w:color="ADB9CA"/>
+              <w:bottom w:val="single" w:sz="6" w:space="0" w:color="ADB9CA"/>
+              <w:right w:val="single" w:sz="6" w:space="0" w:color="ADB9CA"/>
+            </w:tcBorders>
+            <w:shd w:val="clear" w:color="auto" w:fill="E8F0FB"/>
+            <w:tcMar>
+              <w:top w:w="80" w:type="dxa"/>
+              <w:left w:w="140" w:type="dxa"/>
+              <w:bottom w:w="80" w:type="dxa"/>
+              <w:right w:w="140" w:type="dxa"/>
+            </w:tcMar>
+            <w:vAlign w:val="center"/>
+          </w:tcPr>
+          <w:p>
+            <w:r>
+              <w:rPr>
+                <w:rFonts w:ascii="Arial" w:eastAsia="Arial" w:hAnsi="Arial" w:cs="Arial"/>
+                <w:b/>
+                <w:bCs/>
+                <w:color w:val="000000"/>
+                <w:sz w:val="18"/>
+                <w:szCs w:val="18"/>
+              </w:rPr>
+              <w:t>6</w:t>
+            </w:r>
+          </w:p>
+        </w:tc>
+        <w:tc>
+          <w:tcPr>
+            <w:tcW w:w="6510" w:type="dxa"/>
+            <w:tcBorders>
+              <w:top w:val="single" w:sz="6" w:space="0" w:color="ADB9CA"/>
+              <w:left w:val="single" w:sz="6" w:space="0" w:color="ADB9CA"/>
+              <w:bottom w:val="single" w:sz="6" w:space="0" w:color="ADB9CA"/>
+              <w:right w:val="single" w:sz="6" w:space="0" w:color="ADB9CA"/>
+            </w:tcBorders>
+            <w:shd w:val="clear" w:color="auto" w:fill="E8F0FB"/>
+            <w:tcMar>
+              <w:top w:w="80" w:type="dxa"/>
+              <w:left w:w="140" w:type="dxa"/>
+              <w:bottom w:w="80" w:type="dxa"/>
+              <w:right w:w="140" w:type="dxa"/>
+            </w:tcMar>
+            <w:vAlign w:val="center"/>
+          </w:tcPr>
+          <w:p>
+            <w:r>
+              <w:rPr>
+                <w:rFonts w:ascii="Arial" w:eastAsia="Arial" w:hAnsi="Arial" w:cs="Arial"/>
+                <w:color w:val="000000"/>
+                <w:sz w:val="18"/>
+                <w:szCs w:val="18"/>
+              </w:rPr>
+              <w:t xml:space="preserve">Each member creates their feature branch using the correct naming </w:t>
+            </w:r>
+            <w:r>
+              <w:rPr>
+                <w:rFonts w:ascii="Arial" w:eastAsia="Arial" w:hAnsi="Arial" w:cs="Arial"/>
+                <w:color w:val="000000"/>
+                <w:sz w:val="18"/>
+                <w:szCs w:val="18"/>
+              </w:rPr>
+              <w:t>convention (feature/&lt;username&gt;/&lt;page-name&gt;)</w:t>
             </w:r>
           </w:p>
         </w:tc>
         <w:tc>
           <w:tcPr>
             <w:tcW w:w="2150" w:type="dxa"/>
+            <w:tcBorders>
+              <w:top w:val="single" w:sz="6" w:space="0" w:color="ADB9CA"/>
+              <w:left w:val="single" w:sz="6" w:space="0" w:color="ADB9CA"/>
+              <w:bottom w:val="single" w:sz="6" w:space="0" w:color="ADB9CA"/>
+              <w:right w:val="single" w:sz="6" w:space="0" w:color="ADB9CA"/>
+            </w:tcBorders>
+            <w:shd w:val="clear" w:color="auto" w:fill="E8F0FB"/>
+            <w:tcMar>
+              <w:top w:w="80" w:type="dxa"/>
+              <w:left w:w="140" w:type="dxa"/>
+              <w:bottom w:w="80" w:type="dxa"/>
+              <w:right w:w="140" w:type="dxa"/>
+            </w:tcMar>
+            <w:vAlign w:val="center"/>
+          </w:tcPr>
+          <w:p>
+            <w:r>
+              <w:rPr>
+                <w:rFonts w:ascii="Arial" w:eastAsia="Arial" w:hAnsi="Arial" w:cs="Arial"/>
+                <w:color w:val="000000"/>
+                <w:sz w:val="18"/>
+                <w:szCs w:val="18"/>
+              </w:rPr>
+              <w:t>05</w:t>
+            </w:r>
+          </w:p>
+        </w:tc>
+      </w:tr>
+      <w:tr>
+        <w:tc>
+          <w:tcPr>
+            <w:tcW w:w="700" w:type="dxa"/>
+            <w:tcBorders>
+              <w:top w:val="single" w:sz="6" w:space="0" w:color="ADB9CA"/>
+              <w:left w:val="single" w:sz="6" w:space="0" w:color="ADB9CA"/>
+              <w:bottom w:val="single" w:sz="6" w:space="0" w:color="ADB9CA"/>
+              <w:right w:val="single" w:sz="6" w:space="0" w:color="ADB9CA"/>
+            </w:tcBorders>
+            <w:shd w:val="clear" w:color="auto" w:fill="FFFFFF"/>
+            <w:tcMar>
+              <w:top w:w="80" w:type="dxa"/>
+              <w:left w:w="140" w:type="dxa"/>
+              <w:bottom w:w="80" w:type="dxa"/>
+              <w:right w:w="140" w:type="dxa"/>
+            </w:tcMar>
+            <w:vAlign w:val="center"/>
+          </w:tcPr>
+          <w:p>
+            <w:r>
+              <w:rPr>
+                <w:rFonts w:ascii="Arial" w:eastAsia="Arial" w:hAnsi="Arial" w:cs="Arial"/>
+                <w:b/>
+                <w:bCs/>
+                <w:color w:val="000000"/>
+                <w:sz w:val="18"/>
+                <w:szCs w:val="18"/>
+              </w:rPr>
+              <w:t>7</w:t>
+            </w:r>
+          </w:p>
+        </w:tc>
+        <w:tc>
+          <w:tcPr>
+            <w:tcW w:w="6510" w:type="dxa"/>
+            <w:tcBorders>
+              <w:top w:val="single" w:sz="6" w:space="0" w:color="ADB9CA"/>
+              <w:left w:val="single" w:sz="6" w:space="0" w:color="ADB9CA"/>
+              <w:bottom w:val="single" w:sz="6" w:space="0" w:color="ADB9CA"/>
+              <w:right w:val="single" w:sz="6" w:space="0" w:color="ADB9CA"/>
+            </w:tcBorders>
+            <w:shd w:val="clear" w:color="auto" w:fill="FFFFFF"/>
+            <w:tcMar>
+              <w:top w:w="80" w:type="dxa"/>
+              <w:left w:w="140" w:type="dxa"/>
+              <w:bottom w:w="80" w:type="dxa"/>
+              <w:right w:w="140" w:type="dxa"/>
+            </w:tcMar>
+            <w:vAlign w:val="center"/>
+          </w:tcPr>
+          <w:p>
+            <w:r>
+              <w:rPr>
+                <w:rFonts w:ascii="Arial" w:eastAsia="Arial" w:hAnsi="Arial" w:cs="Arial"/>
+                <w:color w:val="000000"/>
+                <w:sz w:val="18"/>
+                <w:szCs w:val="18"/>
+              </w:rPr>
+              <w:t>Each member builds their assigned HTML page with appropriate content, linked to shared style.css</w:t>
+            </w:r>
+          </w:p>
+        </w:tc>
+        <w:tc>
+          <w:tcPr>
+            <w:tcW w:w="2150" w:type="dxa"/>
+            <w:tcBorders>
+              <w:top w:val="single" w:sz="6" w:space="0" w:color="ADB9CA"/>
+              <w:left w:val="single" w:sz="6" w:space="0" w:color="ADB9CA"/>
+              <w:bottom w:val="single" w:sz="6" w:space="0" w:color="ADB9CA"/>
+              <w:right w:val="single" w:sz="6" w:space="0" w:color="ADB9CA"/>
+            </w:tcBorders>
+            <w:shd w:val="clear" w:color="auto" w:fill="FFFFFF"/>
+            <w:tcMar>
+              <w:top w:w="80" w:type="dxa"/>
+              <w:left w:w="140" w:type="dxa"/>
+              <w:bottom w:w="80" w:type="dxa"/>
+              <w:right w:w="140" w:type="dxa"/>
+            </w:tcMar>
+            <w:vAlign w:val="center"/>
+          </w:tcPr>
+          <w:p>
+            <w:r>
+              <w:rPr>
+                <w:rFonts w:ascii="Arial" w:eastAsia="Arial" w:hAnsi="Arial" w:cs="Arial"/>
+                <w:color w:val="000000"/>
+                <w:sz w:val="18"/>
+                <w:szCs w:val="18"/>
+              </w:rPr>
+              <w:t>10</w:t>
+            </w:r>
+          </w:p>
+        </w:tc>
+      </w:tr>
+      <w:tr>
+        <w:tc>
+          <w:tcPr>
+            <w:tcW w:w="700" w:type="dxa"/>
+            <w:tcBorders>
+              <w:top w:val="single" w:sz="6" w:space="0" w:color="ADB9CA"/>
+              <w:left w:val="single" w:sz="6" w:space="0" w:color="ADB9CA"/>
+              <w:bottom w:val="single" w:sz="6" w:space="0" w:color="ADB9CA"/>
+              <w:right w:val="single" w:sz="6" w:space="0" w:color="ADB9CA"/>
+            </w:tcBorders>
+            <w:shd w:val="clear" w:color="auto" w:fill="E8F0FB"/>
+            <w:tcMar>
+              <w:top w:w="80" w:type="dxa"/>
+              <w:left w:w="140" w:type="dxa"/>
+              <w:bottom w:w="80" w:type="dxa"/>
+              <w:right w:w="140" w:type="dxa"/>
+            </w:tcMar>
+            <w:vAlign w:val="center"/>
+          </w:tcPr>
+          <w:p>
+            <w:r>
+              <w:rPr>
+                <w:rFonts w:ascii="Arial" w:eastAsia="Arial" w:hAnsi="Arial" w:cs="Arial"/>
+                <w:b/>
+                <w:bCs/>
+                <w:color w:val="000000"/>
+                <w:sz w:val="18"/>
+                <w:szCs w:val="18"/>
+              </w:rPr>
+              <w:t>8</w:t>
+            </w:r>
+          </w:p>
+        </w:tc>
+        <w:tc>
+          <w:tcPr>
+            <w:tcW w:w="6510" w:type="dxa"/>
+            <w:tcBorders>
+              <w:top w:val="single" w:sz="6" w:space="0" w:color="ADB9CA"/>
+              <w:left w:val="single" w:sz="6" w:space="0" w:color="ADB9CA"/>
+              <w:bottom w:val="single" w:sz="6" w:space="0" w:color="ADB9CA"/>
+              <w:right w:val="single" w:sz="6" w:space="0" w:color="ADB9CA"/>
+            </w:tcBorders>
+            <w:shd w:val="clear" w:color="auto" w:fill="E8F0FB"/>
+            <w:tcMar>
+              <w:top w:w="80" w:type="dxa"/>
+              <w:left w:w="140" w:type="dxa"/>
+              <w:bottom w:w="80" w:type="dxa"/>
+              <w:right w:w="140" w:type="dxa"/>
+            </w:tcMar>
+            <w:vAlign w:val="center"/>
+          </w:tcPr>
+          <w:p>
+            <w:r>
+              <w:rPr>
+                <w:rFonts w:ascii="Arial" w:eastAsia="Arial" w:hAnsi="Arial" w:cs="Arial"/>
+                <w:color w:val="000000"/>
+                <w:sz w:val="18"/>
+                <w:szCs w:val="18"/>
+              </w:rPr>
+              <w:t xml:space="preserve">Each member opens a PR targeting </w:t>
+            </w:r>
+            <w:r>
+              <w:rPr>
+                <w:rFonts w:ascii="Arial" w:eastAsia="Arial" w:hAnsi="Arial" w:cs="Arial"/>
+                <w:color w:val="000000"/>
+                <w:sz w:val="18"/>
+                <w:szCs w:val="18"/>
+              </w:rPr>
+              <w:t>“develop”</w:t>
+            </w:r>
+            <w:r>
+              <w:rPr>
+                <w:rFonts w:ascii="Arial" w:eastAsia="Arial" w:hAnsi="Arial" w:cs="Arial"/>
+                <w:color w:val="000000"/>
+                <w:sz w:val="18"/>
+                <w:szCs w:val="18"/>
+              </w:rPr>
+              <w:t>; PR description is meaningful and CI passes before merge</w:t>
+            </w:r>
+          </w:p>
+        </w:tc>
+        <w:tc>
+          <w:tcPr>
+            <w:tcW w:w="2150" w:type="dxa"/>
+            <w:tcBorders>
+              <w:top w:val="single" w:sz="6" w:space="0" w:color="ADB9CA"/>
+              <w:left w:val="single" w:sz="6" w:space="0" w:color="ADB9CA"/>
+              <w:bottom w:val="single" w:sz="6" w:space="0" w:color="ADB9CA"/>
+              <w:right w:val="single" w:sz="6" w:space="0" w:color="ADB9CA"/>
+            </w:tcBorders>
+            <w:shd w:val="clear" w:color="auto" w:fill="E8F0FB"/>
+            <w:tcMar>
+              <w:top w:w="80" w:type="dxa"/>
+              <w:left w:w="140" w:type="dxa"/>
+              <w:bottom w:w="80" w:type="dxa"/>
+              <w:right w:w="140" w:type="dxa"/>
+            </w:tcMar>
+            <w:vAlign w:val="center"/>
+          </w:tcPr>
+          <w:p>
+            <w:r>
+              <w:rPr>
+                <w:rFonts w:ascii="Arial" w:eastAsia="Arial" w:hAnsi="Arial" w:cs="Arial"/>
+                <w:color w:val="000000"/>
+                <w:sz w:val="18"/>
+                <w:szCs w:val="18"/>
+              </w:rPr>
+              <w:t>10</w:t>
+            </w:r>
+          </w:p>
+        </w:tc>
+      </w:tr>
+      <w:tr>
+        <w:tc>
+          <w:tcPr>
+            <w:tcW w:w="700" w:type="dxa"/>
+            <w:tcBorders>
+              <w:top w:val="single" w:sz="6" w:space="0" w:color="ADB9CA"/>
+              <w:left w:val="single" w:sz="6" w:space="0" w:color="ADB9CA"/>
+              <w:bottom w:val="single" w:sz="6" w:space="0" w:color="ADB9CA"/>
+              <w:right w:val="single" w:sz="6" w:space="0" w:color="ADB9CA"/>
+            </w:tcBorders>
+            <w:shd w:val="clear" w:color="auto" w:fill="2E75B6"/>
+            <w:tcMar>
+              <w:top w:w="80" w:type="dxa"/>
+              <w:left w:w="140" w:type="dxa"/>
+              <w:bottom w:w="80" w:type="dxa"/>
+              <w:right w:w="140" w:type="dxa"/>
+            </w:tcMar>
+            <w:vAlign w:val="center"/>
+          </w:tcPr>
+          <w:p/>
+        </w:tc>
+        <w:tc>
+          <w:tcPr>
+            <w:tcW w:w="6510" w:type="dxa"/>
             <w:tcBorders>
               <w:top w:val="single" w:sz="6" w:space="0" w:color="ADB9CA"/>
               <w:left w:val="single" w:sz="6" w:space="0" w:color="ADB9CA"/>
@@ -7872,366 +8424,9 @@
                 <w:sz w:val="18"/>
                 <w:szCs w:val="18"/>
               </w:rPr>
-              <w:t>20 Marks</w:t>
-            </w:r>
-          </w:p>
-        </w:tc>
-      </w:tr>
-      <w:tr>
-        <w:tblPrEx>
-          <w:tblCellMar>
-            <w:top w:w="0" w:type="dxa"/>
-            <w:bottom w:w="0" w:type="dxa"/>
-          </w:tblCellMar>
-        </w:tblPrEx>
-        <w:tc>
-          <w:tcPr>
-            <w:tcW w:w="700" w:type="dxa"/>
-            <w:tcBorders>
-              <w:top w:val="single" w:sz="6" w:space="0" w:color="ADB9CA"/>
-              <w:left w:val="single" w:sz="6" w:space="0" w:color="ADB9CA"/>
-              <w:bottom w:val="single" w:sz="6" w:space="0" w:color="ADB9CA"/>
-              <w:right w:val="single" w:sz="6" w:space="0" w:color="ADB9CA"/>
-            </w:tcBorders>
-            <w:shd w:val="clear" w:color="auto" w:fill="E8F0FB"/>
-            <w:tcMar>
-              <w:top w:w="80" w:type="dxa"/>
-              <w:left w:w="140" w:type="dxa"/>
-              <w:bottom w:w="80" w:type="dxa"/>
-              <w:right w:w="140" w:type="dxa"/>
-            </w:tcMar>
-            <w:vAlign w:val="center"/>
-          </w:tcPr>
-          <w:p>
-            <w:r>
-              <w:rPr>
-                <w:rFonts w:ascii="Arial" w:eastAsia="Arial" w:hAnsi="Arial" w:cs="Arial"/>
-                <w:b/>
-                <w:bCs/>
-                <w:color w:val="000000"/>
-                <w:sz w:val="18"/>
-                <w:szCs w:val="18"/>
-              </w:rPr>
-              <w:t>13</w:t>
-            </w:r>
-          </w:p>
-        </w:tc>
-        <w:tc>
-          <w:tcPr>
-            <w:tcW w:w="6510" w:type="dxa"/>
-            <w:tcBorders>
-              <w:top w:val="single" w:sz="6" w:space="0" w:color="ADB9CA"/>
-              <w:left w:val="single" w:sz="6" w:space="0" w:color="ADB9CA"/>
-              <w:bottom w:val="single" w:sz="6" w:space="0" w:color="ADB9CA"/>
-              <w:right w:val="single" w:sz="6" w:space="0" w:color="ADB9CA"/>
-            </w:tcBorders>
-            <w:shd w:val="clear" w:color="auto" w:fill="E8F0FB"/>
-            <w:tcMar>
-              <w:top w:w="80" w:type="dxa"/>
-              <w:left w:w="140" w:type="dxa"/>
-              <w:bottom w:w="80" w:type="dxa"/>
-              <w:right w:w="140" w:type="dxa"/>
-            </w:tcMar>
-            <w:vAlign w:val="center"/>
-          </w:tcPr>
-          <w:p>
-            <w:r>
-              <w:rPr>
-                <w:rFonts w:ascii="Arial" w:eastAsia="Arial" w:hAnsi="Arial" w:cs="Arial"/>
-                <w:color w:val="000000"/>
-                <w:sz w:val="18"/>
-                <w:szCs w:val="18"/>
-              </w:rPr>
-              <w:t xml:space="preserve">CD workflow file created at .github/workflows/cd.yml with correct push trigger on </w:t>
-            </w:r>
-            <w:r>
-              <w:rPr>
-                <w:rFonts w:ascii="Arial" w:eastAsia="Arial" w:hAnsi="Arial" w:cs="Arial"/>
-                <w:color w:val="000000"/>
-                <w:sz w:val="18"/>
-                <w:szCs w:val="18"/>
-              </w:rPr>
-              <w:t>“develop”</w:t>
-            </w:r>
-          </w:p>
-        </w:tc>
-        <w:tc>
-          <w:tcPr>
-            <w:tcW w:w="2150" w:type="dxa"/>
-            <w:tcBorders>
-              <w:top w:val="single" w:sz="6" w:space="0" w:color="ADB9CA"/>
-              <w:left w:val="single" w:sz="6" w:space="0" w:color="ADB9CA"/>
-              <w:bottom w:val="single" w:sz="6" w:space="0" w:color="ADB9CA"/>
-              <w:right w:val="single" w:sz="6" w:space="0" w:color="ADB9CA"/>
-            </w:tcBorders>
-            <w:shd w:val="clear" w:color="auto" w:fill="E8F0FB"/>
-            <w:tcMar>
-              <w:top w:w="80" w:type="dxa"/>
-              <w:left w:w="140" w:type="dxa"/>
-              <w:bottom w:w="80" w:type="dxa"/>
-              <w:right w:w="140" w:type="dxa"/>
-            </w:tcMar>
-            <w:vAlign w:val="center"/>
-          </w:tcPr>
-          <w:p>
-            <w:r>
-              <w:rPr>
-                <w:rFonts w:ascii="Arial" w:eastAsia="Arial" w:hAnsi="Arial" w:cs="Arial"/>
-                <w:color w:val="000000"/>
-                <w:sz w:val="18"/>
-                <w:szCs w:val="18"/>
-              </w:rPr>
-              <w:t>06</w:t>
-            </w:r>
-          </w:p>
-        </w:tc>
-      </w:tr>
-      <w:tr>
-        <w:tblPrEx>
-          <w:tblCellMar>
-            <w:top w:w="0" w:type="dxa"/>
-            <w:bottom w:w="0" w:type="dxa"/>
-          </w:tblCellMar>
-        </w:tblPrEx>
-        <w:tc>
-          <w:tcPr>
-            <w:tcW w:w="700" w:type="dxa"/>
-            <w:tcBorders>
-              <w:top w:val="single" w:sz="6" w:space="0" w:color="ADB9CA"/>
-              <w:left w:val="single" w:sz="6" w:space="0" w:color="ADB9CA"/>
-              <w:bottom w:val="single" w:sz="6" w:space="0" w:color="ADB9CA"/>
-              <w:right w:val="single" w:sz="6" w:space="0" w:color="ADB9CA"/>
-            </w:tcBorders>
-            <w:shd w:val="clear" w:color="auto" w:fill="FFFFFF"/>
-            <w:tcMar>
-              <w:top w:w="80" w:type="dxa"/>
-              <w:left w:w="140" w:type="dxa"/>
-              <w:bottom w:w="80" w:type="dxa"/>
-              <w:right w:w="140" w:type="dxa"/>
-            </w:tcMar>
-            <w:vAlign w:val="center"/>
-          </w:tcPr>
-          <w:p>
-            <w:r>
-              <w:rPr>
-                <w:rFonts w:ascii="Arial" w:eastAsia="Arial" w:hAnsi="Arial" w:cs="Arial"/>
-                <w:b/>
-                <w:bCs/>
-                <w:color w:val="000000"/>
-                <w:sz w:val="18"/>
-                <w:szCs w:val="18"/>
-              </w:rPr>
-              <w:t>14</w:t>
-            </w:r>
-          </w:p>
-        </w:tc>
-        <w:tc>
-          <w:tcPr>
-            <w:tcW w:w="6510" w:type="dxa"/>
-            <w:tcBorders>
-              <w:top w:val="single" w:sz="6" w:space="0" w:color="ADB9CA"/>
-              <w:left w:val="single" w:sz="6" w:space="0" w:color="ADB9CA"/>
-              <w:bottom w:val="single" w:sz="6" w:space="0" w:color="ADB9CA"/>
-              <w:right w:val="single" w:sz="6" w:space="0" w:color="ADB9CA"/>
-            </w:tcBorders>
-            <w:shd w:val="clear" w:color="auto" w:fill="FFFFFF"/>
-            <w:tcMar>
-              <w:top w:w="80" w:type="dxa"/>
-              <w:left w:w="140" w:type="dxa"/>
-              <w:bottom w:w="80" w:type="dxa"/>
-              <w:right w:w="140" w:type="dxa"/>
-            </w:tcMar>
-            <w:vAlign w:val="center"/>
-          </w:tcPr>
-          <w:p>
-            <w:r>
-              <w:rPr>
-                <w:rFonts w:ascii="Arial" w:eastAsia="Arial" w:hAnsi="Arial" w:cs="Arial"/>
-                <w:color w:val="000000"/>
-                <w:sz w:val="18"/>
-                <w:szCs w:val="18"/>
-              </w:rPr>
-              <w:t>Job declares environment: development and accesses RENDER_DEPLOY_HOOK_URL correctly</w:t>
-            </w:r>
-          </w:p>
-        </w:tc>
-        <w:tc>
-          <w:tcPr>
-            <w:tcW w:w="2150" w:type="dxa"/>
-            <w:tcBorders>
-              <w:top w:val="single" w:sz="6" w:space="0" w:color="ADB9CA"/>
-              <w:left w:val="single" w:sz="6" w:space="0" w:color="ADB9CA"/>
-              <w:bottom w:val="single" w:sz="6" w:space="0" w:color="ADB9CA"/>
-              <w:right w:val="single" w:sz="6" w:space="0" w:color="ADB9CA"/>
-            </w:tcBorders>
-            <w:shd w:val="clear" w:color="auto" w:fill="FFFFFF"/>
-            <w:tcMar>
-              <w:top w:w="80" w:type="dxa"/>
-              <w:left w:w="140" w:type="dxa"/>
-              <w:bottom w:w="80" w:type="dxa"/>
-              <w:right w:w="140" w:type="dxa"/>
-            </w:tcMar>
-            <w:vAlign w:val="center"/>
-          </w:tcPr>
-          <w:p>
-            <w:r>
-              <w:rPr>
-                <w:rFonts w:ascii="Arial" w:eastAsia="Arial" w:hAnsi="Arial" w:cs="Arial"/>
-                <w:color w:val="000000"/>
-                <w:sz w:val="18"/>
-                <w:szCs w:val="18"/>
-              </w:rPr>
-              <w:t>07</w:t>
-            </w:r>
-          </w:p>
-        </w:tc>
-      </w:tr>
-      <w:tr>
-        <w:tblPrEx>
-          <w:tblCellMar>
-            <w:top w:w="0" w:type="dxa"/>
-            <w:bottom w:w="0" w:type="dxa"/>
-          </w:tblCellMar>
-        </w:tblPrEx>
-        <w:tc>
-          <w:tcPr>
-            <w:tcW w:w="700" w:type="dxa"/>
-            <w:tcBorders>
-              <w:top w:val="single" w:sz="6" w:space="0" w:color="ADB9CA"/>
-              <w:left w:val="single" w:sz="6" w:space="0" w:color="ADB9CA"/>
-              <w:bottom w:val="single" w:sz="6" w:space="0" w:color="ADB9CA"/>
-              <w:right w:val="single" w:sz="6" w:space="0" w:color="ADB9CA"/>
-            </w:tcBorders>
-            <w:shd w:val="clear" w:color="auto" w:fill="E8F0FB"/>
-            <w:tcMar>
-              <w:top w:w="80" w:type="dxa"/>
-              <w:left w:w="140" w:type="dxa"/>
-              <w:bottom w:w="80" w:type="dxa"/>
-              <w:right w:w="140" w:type="dxa"/>
-            </w:tcMar>
-            <w:vAlign w:val="center"/>
-          </w:tcPr>
-          <w:p>
-            <w:r>
-              <w:rPr>
-                <w:rFonts w:ascii="Arial" w:eastAsia="Arial" w:hAnsi="Arial" w:cs="Arial"/>
-                <w:b/>
-                <w:bCs/>
-                <w:color w:val="000000"/>
-                <w:sz w:val="18"/>
-                <w:szCs w:val="18"/>
-              </w:rPr>
-              <w:t>15</w:t>
-            </w:r>
-          </w:p>
-        </w:tc>
-        <w:tc>
-          <w:tcPr>
-            <w:tcW w:w="6510" w:type="dxa"/>
-            <w:tcBorders>
-              <w:top w:val="single" w:sz="6" w:space="0" w:color="ADB9CA"/>
-              <w:left w:val="single" w:sz="6" w:space="0" w:color="ADB9CA"/>
-              <w:bottom w:val="single" w:sz="6" w:space="0" w:color="ADB9CA"/>
-              <w:right w:val="single" w:sz="6" w:space="0" w:color="ADB9CA"/>
-            </w:tcBorders>
-            <w:shd w:val="clear" w:color="auto" w:fill="E8F0FB"/>
-            <w:tcMar>
-              <w:top w:w="80" w:type="dxa"/>
-              <w:left w:w="140" w:type="dxa"/>
-              <w:bottom w:w="80" w:type="dxa"/>
-              <w:right w:w="140" w:type="dxa"/>
-            </w:tcMar>
-            <w:vAlign w:val="center"/>
-          </w:tcPr>
-          <w:p>
-            <w:r>
-              <w:rPr>
-                <w:rFonts w:ascii="Arial" w:eastAsia="Arial" w:hAnsi="Arial" w:cs="Arial"/>
-                <w:color w:val="000000"/>
-                <w:sz w:val="18"/>
-                <w:szCs w:val="18"/>
-              </w:rPr>
-              <w:t>Deploy step invokes Render webhook via curl POST; deployed app on Render contains all 5 pages</w:t>
-            </w:r>
-          </w:p>
-        </w:tc>
-        <w:tc>
-          <w:tcPr>
-            <w:tcW w:w="2150" w:type="dxa"/>
-            <w:tcBorders>
-              <w:top w:val="single" w:sz="6" w:space="0" w:color="ADB9CA"/>
-              <w:left w:val="single" w:sz="6" w:space="0" w:color="ADB9CA"/>
-              <w:bottom w:val="single" w:sz="6" w:space="0" w:color="ADB9CA"/>
-              <w:right w:val="single" w:sz="6" w:space="0" w:color="ADB9CA"/>
-            </w:tcBorders>
-            <w:shd w:val="clear" w:color="auto" w:fill="E8F0FB"/>
-            <w:tcMar>
-              <w:top w:w="80" w:type="dxa"/>
-              <w:left w:w="140" w:type="dxa"/>
-              <w:bottom w:w="80" w:type="dxa"/>
-              <w:right w:w="140" w:type="dxa"/>
-            </w:tcMar>
-            <w:vAlign w:val="center"/>
-          </w:tcPr>
-          <w:p>
-            <w:r>
-              <w:rPr>
-                <w:rFonts w:ascii="Arial" w:eastAsia="Arial" w:hAnsi="Arial" w:cs="Arial"/>
-                <w:color w:val="000000"/>
-                <w:sz w:val="18"/>
-                <w:szCs w:val="18"/>
-              </w:rPr>
-              <w:t>07</w:t>
-            </w:r>
-          </w:p>
-        </w:tc>
-      </w:tr>
-      <w:tr>
-        <w:tblPrEx>
-          <w:tblCellMar>
-            <w:top w:w="0" w:type="dxa"/>
-            <w:bottom w:w="0" w:type="dxa"/>
-          </w:tblCellMar>
-        </w:tblPrEx>
-        <w:tc>
-          <w:tcPr>
-            <w:tcW w:w="700" w:type="dxa"/>
-            <w:tcBorders>
-              <w:top w:val="single" w:sz="6" w:space="0" w:color="ADB9CA"/>
-              <w:left w:val="single" w:sz="6" w:space="0" w:color="ADB9CA"/>
-              <w:bottom w:val="single" w:sz="6" w:space="0" w:color="ADB9CA"/>
-              <w:right w:val="single" w:sz="6" w:space="0" w:color="ADB9CA"/>
-            </w:tcBorders>
-            <w:shd w:val="clear" w:color="auto" w:fill="2E75B6"/>
-            <w:tcMar>
-              <w:top w:w="80" w:type="dxa"/>
-              <w:left w:w="140" w:type="dxa"/>
-              <w:bottom w:w="80" w:type="dxa"/>
-              <w:right w:w="140" w:type="dxa"/>
-            </w:tcMar>
-            <w:vAlign w:val="center"/>
-          </w:tcPr>
-          <w:p/>
-        </w:tc>
-        <w:tc>
-          <w:tcPr>
-            <w:tcW w:w="6510" w:type="dxa"/>
-            <w:tcBorders>
-              <w:top w:val="single" w:sz="6" w:space="0" w:color="ADB9CA"/>
-              <w:left w:val="single" w:sz="6" w:space="0" w:color="ADB9CA"/>
-              <w:bottom w:val="single" w:sz="6" w:space="0" w:color="ADB9CA"/>
-              <w:right w:val="single" w:sz="6" w:space="0" w:color="ADB9CA"/>
-            </w:tcBorders>
-            <w:shd w:val="clear" w:color="auto" w:fill="2E75B6"/>
-            <w:tcMar>
-              <w:top w:w="80" w:type="dxa"/>
-              <w:left w:w="140" w:type="dxa"/>
-              <w:bottom w:w="80" w:type="dxa"/>
-              <w:right w:w="140" w:type="dxa"/>
-            </w:tcMar>
-            <w:vAlign w:val="center"/>
-          </w:tcPr>
-          <w:p>
+              <w:t>CI Pipeline – Build &amp; Push Docker Image (</w:t>
+            </w:r>
+            <w:proofErr w:type="spellStart"/>
             <w:r>
               <w:rPr>
                 <w:rFonts w:ascii="Arial" w:eastAsia="Arial" w:hAnsi="Arial" w:cs="Arial"/>
@@ -8241,29 +8436,9 @@
                 <w:sz w:val="18"/>
                 <w:szCs w:val="18"/>
               </w:rPr>
-              <w:t>End-to-End Verification, Screenshots &amp; Reflection</w:t>
-            </w:r>
-          </w:p>
-        </w:tc>
-        <w:tc>
-          <w:tcPr>
-            <w:tcW w:w="2150" w:type="dxa"/>
-            <w:tcBorders>
-              <w:top w:val="single" w:sz="6" w:space="0" w:color="ADB9CA"/>
-              <w:left w:val="single" w:sz="6" w:space="0" w:color="ADB9CA"/>
-              <w:bottom w:val="single" w:sz="6" w:space="0" w:color="ADB9CA"/>
-              <w:right w:val="single" w:sz="6" w:space="0" w:color="ADB9CA"/>
-            </w:tcBorders>
-            <w:shd w:val="clear" w:color="auto" w:fill="2E75B6"/>
-            <w:tcMar>
-              <w:top w:w="80" w:type="dxa"/>
-              <w:left w:w="140" w:type="dxa"/>
-              <w:bottom w:w="80" w:type="dxa"/>
-              <w:right w:w="140" w:type="dxa"/>
-            </w:tcMar>
-            <w:vAlign w:val="center"/>
-          </w:tcPr>
-          <w:p>
+              <w:t>ci.yml</w:t>
+            </w:r>
+            <w:proofErr w:type="spellEnd"/>
             <w:r>
               <w:rPr>
                 <w:rFonts w:ascii="Arial" w:eastAsia="Arial" w:hAnsi="Arial" w:cs="Arial"/>
@@ -8273,18 +8448,44 @@
                 <w:sz w:val="18"/>
                 <w:szCs w:val="18"/>
               </w:rPr>
-              <w:t>10 Marks</w:t>
+              <w:t>)</w:t>
+            </w:r>
+          </w:p>
+        </w:tc>
+        <w:tc>
+          <w:tcPr>
+            <w:tcW w:w="2150" w:type="dxa"/>
+            <w:tcBorders>
+              <w:top w:val="single" w:sz="6" w:space="0" w:color="ADB9CA"/>
+              <w:left w:val="single" w:sz="6" w:space="0" w:color="ADB9CA"/>
+              <w:bottom w:val="single" w:sz="6" w:space="0" w:color="ADB9CA"/>
+              <w:right w:val="single" w:sz="6" w:space="0" w:color="ADB9CA"/>
+            </w:tcBorders>
+            <w:shd w:val="clear" w:color="auto" w:fill="2E75B6"/>
+            <w:tcMar>
+              <w:top w:w="80" w:type="dxa"/>
+              <w:left w:w="140" w:type="dxa"/>
+              <w:bottom w:w="80" w:type="dxa"/>
+              <w:right w:w="140" w:type="dxa"/>
+            </w:tcMar>
+            <w:vAlign w:val="center"/>
+          </w:tcPr>
+          <w:p>
+            <w:r>
+              <w:rPr>
+                <w:rFonts w:ascii="Arial" w:eastAsia="Arial" w:hAnsi="Arial" w:cs="Arial"/>
+                <w:b/>
+                <w:bCs/>
+                <w:color w:val="FFFFFF"/>
+                <w:sz w:val="18"/>
+                <w:szCs w:val="18"/>
+              </w:rPr>
+              <w:t>25 Marks</w:t>
             </w:r>
           </w:p>
         </w:tc>
       </w:tr>
       <w:tr>
-        <w:tblPrEx>
-          <w:tblCellMar>
-            <w:top w:w="0" w:type="dxa"/>
-            <w:bottom w:w="0" w:type="dxa"/>
-          </w:tblCellMar>
-        </w:tblPrEx>
         <w:tc>
           <w:tcPr>
             <w:tcW w:w="700" w:type="dxa"/>
@@ -8313,7 +8514,7 @@
                 <w:sz w:val="18"/>
                 <w:szCs w:val="18"/>
               </w:rPr>
-              <w:t>16</w:t>
+              <w:t>9</w:t>
             </w:r>
           </w:p>
         </w:tc>
@@ -8343,7 +8544,76 @@
                 <w:sz w:val="18"/>
                 <w:szCs w:val="18"/>
               </w:rPr>
-              <w:t>Screenshots: CI run, Docker Hub image with tags, CD run, live Render URL with all 5 pages visible</w:t>
+              <w:t>CI workflow file created at .</w:t>
+            </w:r>
+            <w:proofErr w:type="spellStart"/>
+            <w:r>
+              <w:rPr>
+                <w:rFonts w:ascii="Arial" w:eastAsia="Arial" w:hAnsi="Arial" w:cs="Arial"/>
+                <w:color w:val="000000"/>
+                <w:sz w:val="18"/>
+                <w:szCs w:val="18"/>
+              </w:rPr>
+              <w:t>github</w:t>
+            </w:r>
+            <w:proofErr w:type="spellEnd"/>
+            <w:r>
+              <w:rPr>
+                <w:rFonts w:ascii="Arial" w:eastAsia="Arial" w:hAnsi="Arial" w:cs="Arial"/>
+                <w:color w:val="000000"/>
+                <w:sz w:val="18"/>
+                <w:szCs w:val="18"/>
+              </w:rPr>
+              <w:t>/workflows/</w:t>
+            </w:r>
+            <w:proofErr w:type="spellStart"/>
+            <w:r>
+              <w:rPr>
+                <w:rFonts w:ascii="Arial" w:eastAsia="Arial" w:hAnsi="Arial" w:cs="Arial"/>
+                <w:color w:val="000000"/>
+                <w:sz w:val="18"/>
+                <w:szCs w:val="18"/>
+              </w:rPr>
+              <w:t>ci.yml</w:t>
+            </w:r>
+            <w:proofErr w:type="spellEnd"/>
+            <w:r>
+              <w:rPr>
+                <w:rFonts w:ascii="Arial" w:eastAsia="Arial" w:hAnsi="Arial" w:cs="Arial"/>
+                <w:color w:val="000000"/>
+                <w:sz w:val="18"/>
+                <w:szCs w:val="18"/>
+              </w:rPr>
+              <w:t xml:space="preserve"> with correct </w:t>
+            </w:r>
+            <w:proofErr w:type="spellStart"/>
+            <w:r>
+              <w:rPr>
+                <w:rFonts w:ascii="Arial" w:eastAsia="Arial" w:hAnsi="Arial" w:cs="Arial"/>
+                <w:color w:val="000000"/>
+                <w:sz w:val="18"/>
+                <w:szCs w:val="18"/>
+              </w:rPr>
+              <w:t>pull_request</w:t>
+            </w:r>
+            <w:proofErr w:type="spellEnd"/>
+            <w:r>
+              <w:rPr>
+                <w:rFonts w:ascii="Arial" w:eastAsia="Arial" w:hAnsi="Arial" w:cs="Arial"/>
+                <w:color w:val="000000"/>
+                <w:sz w:val="18"/>
+                <w:szCs w:val="18"/>
+              </w:rPr>
+              <w:t xml:space="preserve"> trigger targeting </w:t>
+            </w:r>
+            <w:r>
+              <w:rPr>
+                <w:rFonts w:ascii="Arial" w:eastAsia="Arial" w:hAnsi="Arial" w:cs="Arial"/>
+                <w:color w:val="000000"/>
+                <w:sz w:val="18"/>
+                <w:szCs w:val="18"/>
+              </w:rPr>
+              <w:t>“develop”</w:t>
             </w:r>
           </w:p>
         </w:tc>
@@ -8373,18 +8643,12 @@
                 <w:sz w:val="18"/>
                 <w:szCs w:val="18"/>
               </w:rPr>
-              <w:t>05</w:t>
+              <w:t>07</w:t>
             </w:r>
           </w:p>
         </w:tc>
       </w:tr>
       <w:tr>
-        <w:tblPrEx>
-          <w:tblCellMar>
-            <w:top w:w="0" w:type="dxa"/>
-            <w:bottom w:w="0" w:type="dxa"/>
-          </w:tblCellMar>
-        </w:tblPrEx>
         <w:tc>
           <w:tcPr>
             <w:tcW w:w="700" w:type="dxa"/>
@@ -8413,7 +8677,7 @@
                 <w:sz w:val="18"/>
                 <w:szCs w:val="18"/>
               </w:rPr>
-              <w:t>17</w:t>
+              <w:t>10</w:t>
             </w:r>
           </w:p>
         </w:tc>
@@ -8443,7 +8707,7 @@
                 <w:sz w:val="18"/>
                 <w:szCs w:val="18"/>
               </w:rPr>
-              <w:t>Individual reflection (4–5 lines per member) on CI/CD integration and page development experience</w:t>
+              <w:t>Checkout code, login to Docker Hub using Team Lead's repository secrets</w:t>
             </w:r>
           </w:p>
         </w:tc>
@@ -8473,18 +8737,953 @@
                 <w:sz w:val="18"/>
                 <w:szCs w:val="18"/>
               </w:rPr>
-              <w:t>05</w:t>
+              <w:t>06</w:t>
             </w:r>
           </w:p>
         </w:tc>
       </w:tr>
       <w:tr>
-        <w:tblPrEx>
-          <w:tblCellMar>
-            <w:top w:w="0" w:type="dxa"/>
-            <w:bottom w:w="0" w:type="dxa"/>
-          </w:tblCellMar>
-        </w:tblPrEx>
+        <w:tc>
+          <w:tcPr>
+            <w:tcW w:w="700" w:type="dxa"/>
+            <w:tcBorders>
+              <w:top w:val="single" w:sz="6" w:space="0" w:color="ADB9CA"/>
+              <w:left w:val="single" w:sz="6" w:space="0" w:color="ADB9CA"/>
+              <w:bottom w:val="single" w:sz="6" w:space="0" w:color="ADB9CA"/>
+              <w:right w:val="single" w:sz="6" w:space="0" w:color="ADB9CA"/>
+            </w:tcBorders>
+            <w:shd w:val="clear" w:color="auto" w:fill="E8F0FB"/>
+            <w:tcMar>
+              <w:top w:w="80" w:type="dxa"/>
+              <w:left w:w="140" w:type="dxa"/>
+              <w:bottom w:w="80" w:type="dxa"/>
+              <w:right w:w="140" w:type="dxa"/>
+            </w:tcMar>
+            <w:vAlign w:val="center"/>
+          </w:tcPr>
+          <w:p>
+            <w:r>
+              <w:rPr>
+                <w:rFonts w:ascii="Arial" w:eastAsia="Arial" w:hAnsi="Arial" w:cs="Arial"/>
+                <w:b/>
+                <w:bCs/>
+                <w:color w:val="000000"/>
+                <w:sz w:val="18"/>
+                <w:szCs w:val="18"/>
+              </w:rPr>
+              <w:t>11</w:t>
+            </w:r>
+          </w:p>
+        </w:tc>
+        <w:tc>
+          <w:tcPr>
+            <w:tcW w:w="6510" w:type="dxa"/>
+            <w:tcBorders>
+              <w:top w:val="single" w:sz="6" w:space="0" w:color="ADB9CA"/>
+              <w:left w:val="single" w:sz="6" w:space="0" w:color="ADB9CA"/>
+              <w:bottom w:val="single" w:sz="6" w:space="0" w:color="ADB9CA"/>
+              <w:right w:val="single" w:sz="6" w:space="0" w:color="ADB9CA"/>
+            </w:tcBorders>
+            <w:shd w:val="clear" w:color="auto" w:fill="E8F0FB"/>
+            <w:tcMar>
+              <w:top w:w="80" w:type="dxa"/>
+              <w:left w:w="140" w:type="dxa"/>
+              <w:bottom w:w="80" w:type="dxa"/>
+              <w:right w:w="140" w:type="dxa"/>
+            </w:tcMar>
+            <w:vAlign w:val="center"/>
+          </w:tcPr>
+          <w:p>
+            <w:r>
+              <w:rPr>
+                <w:rFonts w:ascii="Arial" w:eastAsia="Arial" w:hAnsi="Arial" w:cs="Arial"/>
+                <w:color w:val="000000"/>
+                <w:sz w:val="18"/>
+                <w:szCs w:val="18"/>
+              </w:rPr>
+              <w:t>Build Docker image and tag correctly (latest and/or commit SHA)</w:t>
+            </w:r>
+          </w:p>
+        </w:tc>
+        <w:tc>
+          <w:tcPr>
+            <w:tcW w:w="2150" w:type="dxa"/>
+            <w:tcBorders>
+              <w:top w:val="single" w:sz="6" w:space="0" w:color="ADB9CA"/>
+              <w:left w:val="single" w:sz="6" w:space="0" w:color="ADB9CA"/>
+              <w:bottom w:val="single" w:sz="6" w:space="0" w:color="ADB9CA"/>
+              <w:right w:val="single" w:sz="6" w:space="0" w:color="ADB9CA"/>
+            </w:tcBorders>
+            <w:shd w:val="clear" w:color="auto" w:fill="E8F0FB"/>
+            <w:tcMar>
+              <w:top w:w="80" w:type="dxa"/>
+              <w:left w:w="140" w:type="dxa"/>
+              <w:bottom w:w="80" w:type="dxa"/>
+              <w:right w:w="140" w:type="dxa"/>
+            </w:tcMar>
+            <w:vAlign w:val="center"/>
+          </w:tcPr>
+          <w:p>
+            <w:r>
+              <w:rPr>
+                <w:rFonts w:ascii="Arial" w:eastAsia="Arial" w:hAnsi="Arial" w:cs="Arial"/>
+                <w:color w:val="000000"/>
+                <w:sz w:val="18"/>
+                <w:szCs w:val="18"/>
+              </w:rPr>
+              <w:t>06</w:t>
+            </w:r>
+          </w:p>
+        </w:tc>
+      </w:tr>
+      <w:tr>
+        <w:tc>
+          <w:tcPr>
+            <w:tcW w:w="700" w:type="dxa"/>
+            <w:tcBorders>
+              <w:top w:val="single" w:sz="6" w:space="0" w:color="ADB9CA"/>
+              <w:left w:val="single" w:sz="6" w:space="0" w:color="ADB9CA"/>
+              <w:bottom w:val="single" w:sz="6" w:space="0" w:color="ADB9CA"/>
+              <w:right w:val="single" w:sz="6" w:space="0" w:color="ADB9CA"/>
+            </w:tcBorders>
+            <w:shd w:val="clear" w:color="auto" w:fill="FFFFFF"/>
+            <w:tcMar>
+              <w:top w:w="80" w:type="dxa"/>
+              <w:left w:w="140" w:type="dxa"/>
+              <w:bottom w:w="80" w:type="dxa"/>
+              <w:right w:w="140" w:type="dxa"/>
+            </w:tcMar>
+            <w:vAlign w:val="center"/>
+          </w:tcPr>
+          <w:p>
+            <w:r>
+              <w:rPr>
+                <w:rFonts w:ascii="Arial" w:eastAsia="Arial" w:hAnsi="Arial" w:cs="Arial"/>
+                <w:b/>
+                <w:bCs/>
+                <w:color w:val="000000"/>
+                <w:sz w:val="18"/>
+                <w:szCs w:val="18"/>
+              </w:rPr>
+              <w:t>12</w:t>
+            </w:r>
+          </w:p>
+        </w:tc>
+        <w:tc>
+          <w:tcPr>
+            <w:tcW w:w="6510" w:type="dxa"/>
+            <w:tcBorders>
+              <w:top w:val="single" w:sz="6" w:space="0" w:color="ADB9CA"/>
+              <w:left w:val="single" w:sz="6" w:space="0" w:color="ADB9CA"/>
+              <w:bottom w:val="single" w:sz="6" w:space="0" w:color="ADB9CA"/>
+              <w:right w:val="single" w:sz="6" w:space="0" w:color="ADB9CA"/>
+            </w:tcBorders>
+            <w:shd w:val="clear" w:color="auto" w:fill="FFFFFF"/>
+            <w:tcMar>
+              <w:top w:w="80" w:type="dxa"/>
+              <w:left w:w="140" w:type="dxa"/>
+              <w:bottom w:w="80" w:type="dxa"/>
+              <w:right w:w="140" w:type="dxa"/>
+            </w:tcMar>
+            <w:vAlign w:val="center"/>
+          </w:tcPr>
+          <w:p>
+            <w:r>
+              <w:rPr>
+                <w:rFonts w:ascii="Arial" w:eastAsia="Arial" w:hAnsi="Arial" w:cs="Arial"/>
+                <w:color w:val="000000"/>
+                <w:sz w:val="18"/>
+                <w:szCs w:val="18"/>
+              </w:rPr>
+              <w:t>Push image to Docker Hub successfully; workflow exits on any step failure</w:t>
+            </w:r>
+          </w:p>
+        </w:tc>
+        <w:tc>
+          <w:tcPr>
+            <w:tcW w:w="2150" w:type="dxa"/>
+            <w:tcBorders>
+              <w:top w:val="single" w:sz="6" w:space="0" w:color="ADB9CA"/>
+              <w:left w:val="single" w:sz="6" w:space="0" w:color="ADB9CA"/>
+              <w:bottom w:val="single" w:sz="6" w:space="0" w:color="ADB9CA"/>
+              <w:right w:val="single" w:sz="6" w:space="0" w:color="ADB9CA"/>
+            </w:tcBorders>
+            <w:shd w:val="clear" w:color="auto" w:fill="FFFFFF"/>
+            <w:tcMar>
+              <w:top w:w="80" w:type="dxa"/>
+              <w:left w:w="140" w:type="dxa"/>
+              <w:bottom w:w="80" w:type="dxa"/>
+              <w:right w:w="140" w:type="dxa"/>
+            </w:tcMar>
+            <w:vAlign w:val="center"/>
+          </w:tcPr>
+          <w:p>
+            <w:r>
+              <w:rPr>
+                <w:rFonts w:ascii="Arial" w:eastAsia="Arial" w:hAnsi="Arial" w:cs="Arial"/>
+                <w:color w:val="000000"/>
+                <w:sz w:val="18"/>
+                <w:szCs w:val="18"/>
+              </w:rPr>
+              <w:t>06</w:t>
+            </w:r>
+          </w:p>
+        </w:tc>
+      </w:tr>
+      <w:tr>
+        <w:tc>
+          <w:tcPr>
+            <w:tcW w:w="700" w:type="dxa"/>
+            <w:tcBorders>
+              <w:top w:val="single" w:sz="6" w:space="0" w:color="ADB9CA"/>
+              <w:left w:val="single" w:sz="6" w:space="0" w:color="ADB9CA"/>
+              <w:bottom w:val="single" w:sz="6" w:space="0" w:color="ADB9CA"/>
+              <w:right w:val="single" w:sz="6" w:space="0" w:color="ADB9CA"/>
+            </w:tcBorders>
+            <w:shd w:val="clear" w:color="auto" w:fill="2E75B6"/>
+            <w:tcMar>
+              <w:top w:w="80" w:type="dxa"/>
+              <w:left w:w="140" w:type="dxa"/>
+              <w:bottom w:w="80" w:type="dxa"/>
+              <w:right w:w="140" w:type="dxa"/>
+            </w:tcMar>
+            <w:vAlign w:val="center"/>
+          </w:tcPr>
+          <w:p/>
+        </w:tc>
+        <w:tc>
+          <w:tcPr>
+            <w:tcW w:w="6510" w:type="dxa"/>
+            <w:tcBorders>
+              <w:top w:val="single" w:sz="6" w:space="0" w:color="ADB9CA"/>
+              <w:left w:val="single" w:sz="6" w:space="0" w:color="ADB9CA"/>
+              <w:bottom w:val="single" w:sz="6" w:space="0" w:color="ADB9CA"/>
+              <w:right w:val="single" w:sz="6" w:space="0" w:color="ADB9CA"/>
+            </w:tcBorders>
+            <w:shd w:val="clear" w:color="auto" w:fill="2E75B6"/>
+            <w:tcMar>
+              <w:top w:w="80" w:type="dxa"/>
+              <w:left w:w="140" w:type="dxa"/>
+              <w:bottom w:w="80" w:type="dxa"/>
+              <w:right w:w="140" w:type="dxa"/>
+            </w:tcMar>
+            <w:vAlign w:val="center"/>
+          </w:tcPr>
+          <w:p>
+            <w:r>
+              <w:rPr>
+                <w:rFonts w:ascii="Arial" w:eastAsia="Arial" w:hAnsi="Arial" w:cs="Arial"/>
+                <w:b/>
+                <w:bCs/>
+                <w:color w:val="FFFFFF"/>
+                <w:sz w:val="18"/>
+                <w:szCs w:val="18"/>
+              </w:rPr>
+              <w:t>CD Pipeline – Automated Deployment to Render (</w:t>
+            </w:r>
+            <w:proofErr w:type="spellStart"/>
+            <w:r>
+              <w:rPr>
+                <w:rFonts w:ascii="Arial" w:eastAsia="Arial" w:hAnsi="Arial" w:cs="Arial"/>
+                <w:b/>
+                <w:bCs/>
+                <w:color w:val="FFFFFF"/>
+                <w:sz w:val="18"/>
+                <w:szCs w:val="18"/>
+              </w:rPr>
+              <w:t>cd.yml</w:t>
+            </w:r>
+            <w:proofErr w:type="spellEnd"/>
+            <w:r>
+              <w:rPr>
+                <w:rFonts w:ascii="Arial" w:eastAsia="Arial" w:hAnsi="Arial" w:cs="Arial"/>
+                <w:b/>
+                <w:bCs/>
+                <w:color w:val="FFFFFF"/>
+                <w:sz w:val="18"/>
+                <w:szCs w:val="18"/>
+              </w:rPr>
+              <w:t>)</w:t>
+            </w:r>
+          </w:p>
+        </w:tc>
+        <w:tc>
+          <w:tcPr>
+            <w:tcW w:w="2150" w:type="dxa"/>
+            <w:tcBorders>
+              <w:top w:val="single" w:sz="6" w:space="0" w:color="ADB9CA"/>
+              <w:left w:val="single" w:sz="6" w:space="0" w:color="ADB9CA"/>
+              <w:bottom w:val="single" w:sz="6" w:space="0" w:color="ADB9CA"/>
+              <w:right w:val="single" w:sz="6" w:space="0" w:color="ADB9CA"/>
+            </w:tcBorders>
+            <w:shd w:val="clear" w:color="auto" w:fill="2E75B6"/>
+            <w:tcMar>
+              <w:top w:w="80" w:type="dxa"/>
+              <w:left w:w="140" w:type="dxa"/>
+              <w:bottom w:w="80" w:type="dxa"/>
+              <w:right w:w="140" w:type="dxa"/>
+            </w:tcMar>
+            <w:vAlign w:val="center"/>
+          </w:tcPr>
+          <w:p>
+            <w:r>
+              <w:rPr>
+                <w:rFonts w:ascii="Arial" w:eastAsia="Arial" w:hAnsi="Arial" w:cs="Arial"/>
+                <w:b/>
+                <w:bCs/>
+                <w:color w:val="FFFFFF"/>
+                <w:sz w:val="18"/>
+                <w:szCs w:val="18"/>
+              </w:rPr>
+              <w:t>20 Marks</w:t>
+            </w:r>
+          </w:p>
+        </w:tc>
+      </w:tr>
+      <w:tr>
+        <w:tc>
+          <w:tcPr>
+            <w:tcW w:w="700" w:type="dxa"/>
+            <w:tcBorders>
+              <w:top w:val="single" w:sz="6" w:space="0" w:color="ADB9CA"/>
+              <w:left w:val="single" w:sz="6" w:space="0" w:color="ADB9CA"/>
+              <w:bottom w:val="single" w:sz="6" w:space="0" w:color="ADB9CA"/>
+              <w:right w:val="single" w:sz="6" w:space="0" w:color="ADB9CA"/>
+            </w:tcBorders>
+            <w:shd w:val="clear" w:color="auto" w:fill="E8F0FB"/>
+            <w:tcMar>
+              <w:top w:w="80" w:type="dxa"/>
+              <w:left w:w="140" w:type="dxa"/>
+              <w:bottom w:w="80" w:type="dxa"/>
+              <w:right w:w="140" w:type="dxa"/>
+            </w:tcMar>
+            <w:vAlign w:val="center"/>
+          </w:tcPr>
+          <w:p>
+            <w:r>
+              <w:rPr>
+                <w:rFonts w:ascii="Arial" w:eastAsia="Arial" w:hAnsi="Arial" w:cs="Arial"/>
+                <w:b/>
+                <w:bCs/>
+                <w:color w:val="000000"/>
+                <w:sz w:val="18"/>
+                <w:szCs w:val="18"/>
+              </w:rPr>
+              <w:t>13</w:t>
+            </w:r>
+          </w:p>
+        </w:tc>
+        <w:tc>
+          <w:tcPr>
+            <w:tcW w:w="6510" w:type="dxa"/>
+            <w:tcBorders>
+              <w:top w:val="single" w:sz="6" w:space="0" w:color="ADB9CA"/>
+              <w:left w:val="single" w:sz="6" w:space="0" w:color="ADB9CA"/>
+              <w:bottom w:val="single" w:sz="6" w:space="0" w:color="ADB9CA"/>
+              <w:right w:val="single" w:sz="6" w:space="0" w:color="ADB9CA"/>
+            </w:tcBorders>
+            <w:shd w:val="clear" w:color="auto" w:fill="E8F0FB"/>
+            <w:tcMar>
+              <w:top w:w="80" w:type="dxa"/>
+              <w:left w:w="140" w:type="dxa"/>
+              <w:bottom w:w="80" w:type="dxa"/>
+              <w:right w:w="140" w:type="dxa"/>
+            </w:tcMar>
+            <w:vAlign w:val="center"/>
+          </w:tcPr>
+          <w:p>
+            <w:r>
+              <w:rPr>
+                <w:rFonts w:ascii="Arial" w:eastAsia="Arial" w:hAnsi="Arial" w:cs="Arial"/>
+                <w:color w:val="000000"/>
+                <w:sz w:val="18"/>
+                <w:szCs w:val="18"/>
+              </w:rPr>
+              <w:t>CD workflow file created at .</w:t>
+            </w:r>
+            <w:proofErr w:type="spellStart"/>
+            <w:r>
+              <w:rPr>
+                <w:rFonts w:ascii="Arial" w:eastAsia="Arial" w:hAnsi="Arial" w:cs="Arial"/>
+                <w:color w:val="000000"/>
+                <w:sz w:val="18"/>
+                <w:szCs w:val="18"/>
+              </w:rPr>
+              <w:t>github</w:t>
+            </w:r>
+            <w:proofErr w:type="spellEnd"/>
+            <w:r>
+              <w:rPr>
+                <w:rFonts w:ascii="Arial" w:eastAsia="Arial" w:hAnsi="Arial" w:cs="Arial"/>
+                <w:color w:val="000000"/>
+                <w:sz w:val="18"/>
+                <w:szCs w:val="18"/>
+              </w:rPr>
+              <w:t>/workflows/</w:t>
+            </w:r>
+            <w:proofErr w:type="spellStart"/>
+            <w:r>
+              <w:rPr>
+                <w:rFonts w:ascii="Arial" w:eastAsia="Arial" w:hAnsi="Arial" w:cs="Arial"/>
+                <w:color w:val="000000"/>
+                <w:sz w:val="18"/>
+                <w:szCs w:val="18"/>
+              </w:rPr>
+              <w:t>cd.yml</w:t>
+            </w:r>
+            <w:proofErr w:type="spellEnd"/>
+            <w:r>
+              <w:rPr>
+                <w:rFonts w:ascii="Arial" w:eastAsia="Arial" w:hAnsi="Arial" w:cs="Arial"/>
+                <w:color w:val="000000"/>
+                <w:sz w:val="18"/>
+                <w:szCs w:val="18"/>
+              </w:rPr>
+              <w:t xml:space="preserve"> with correct push trigger on </w:t>
+            </w:r>
+            <w:r>
+              <w:rPr>
+                <w:rFonts w:ascii="Arial" w:eastAsia="Arial" w:hAnsi="Arial" w:cs="Arial"/>
+                <w:color w:val="000000"/>
+                <w:sz w:val="18"/>
+                <w:szCs w:val="18"/>
+              </w:rPr>
+              <w:t>“develop”</w:t>
+            </w:r>
+          </w:p>
+        </w:tc>
+        <w:tc>
+          <w:tcPr>
+            <w:tcW w:w="2150" w:type="dxa"/>
+            <w:tcBorders>
+              <w:top w:val="single" w:sz="6" w:space="0" w:color="ADB9CA"/>
+              <w:left w:val="single" w:sz="6" w:space="0" w:color="ADB9CA"/>
+              <w:bottom w:val="single" w:sz="6" w:space="0" w:color="ADB9CA"/>
+              <w:right w:val="single" w:sz="6" w:space="0" w:color="ADB9CA"/>
+            </w:tcBorders>
+            <w:shd w:val="clear" w:color="auto" w:fill="E8F0FB"/>
+            <w:tcMar>
+              <w:top w:w="80" w:type="dxa"/>
+              <w:left w:w="140" w:type="dxa"/>
+              <w:bottom w:w="80" w:type="dxa"/>
+              <w:right w:w="140" w:type="dxa"/>
+            </w:tcMar>
+            <w:vAlign w:val="center"/>
+          </w:tcPr>
+          <w:p>
+            <w:r>
+              <w:rPr>
+                <w:rFonts w:ascii="Arial" w:eastAsia="Arial" w:hAnsi="Arial" w:cs="Arial"/>
+                <w:color w:val="000000"/>
+                <w:sz w:val="18"/>
+                <w:szCs w:val="18"/>
+              </w:rPr>
+              <w:t>06</w:t>
+            </w:r>
+          </w:p>
+        </w:tc>
+      </w:tr>
+      <w:tr>
+        <w:tc>
+          <w:tcPr>
+            <w:tcW w:w="700" w:type="dxa"/>
+            <w:tcBorders>
+              <w:top w:val="single" w:sz="6" w:space="0" w:color="ADB9CA"/>
+              <w:left w:val="single" w:sz="6" w:space="0" w:color="ADB9CA"/>
+              <w:bottom w:val="single" w:sz="6" w:space="0" w:color="ADB9CA"/>
+              <w:right w:val="single" w:sz="6" w:space="0" w:color="ADB9CA"/>
+            </w:tcBorders>
+            <w:shd w:val="clear" w:color="auto" w:fill="FFFFFF"/>
+            <w:tcMar>
+              <w:top w:w="80" w:type="dxa"/>
+              <w:left w:w="140" w:type="dxa"/>
+              <w:bottom w:w="80" w:type="dxa"/>
+              <w:right w:w="140" w:type="dxa"/>
+            </w:tcMar>
+            <w:vAlign w:val="center"/>
+          </w:tcPr>
+          <w:p>
+            <w:r>
+              <w:rPr>
+                <w:rFonts w:ascii="Arial" w:eastAsia="Arial" w:hAnsi="Arial" w:cs="Arial"/>
+                <w:b/>
+                <w:bCs/>
+                <w:color w:val="000000"/>
+                <w:sz w:val="18"/>
+                <w:szCs w:val="18"/>
+              </w:rPr>
+              <w:t>14</w:t>
+            </w:r>
+          </w:p>
+        </w:tc>
+        <w:tc>
+          <w:tcPr>
+            <w:tcW w:w="6510" w:type="dxa"/>
+            <w:tcBorders>
+              <w:top w:val="single" w:sz="6" w:space="0" w:color="ADB9CA"/>
+              <w:left w:val="single" w:sz="6" w:space="0" w:color="ADB9CA"/>
+              <w:bottom w:val="single" w:sz="6" w:space="0" w:color="ADB9CA"/>
+              <w:right w:val="single" w:sz="6" w:space="0" w:color="ADB9CA"/>
+            </w:tcBorders>
+            <w:shd w:val="clear" w:color="auto" w:fill="FFFFFF"/>
+            <w:tcMar>
+              <w:top w:w="80" w:type="dxa"/>
+              <w:left w:w="140" w:type="dxa"/>
+              <w:bottom w:w="80" w:type="dxa"/>
+              <w:right w:w="140" w:type="dxa"/>
+            </w:tcMar>
+            <w:vAlign w:val="center"/>
+          </w:tcPr>
+          <w:p>
+            <w:r>
+              <w:rPr>
+                <w:rFonts w:ascii="Arial" w:eastAsia="Arial" w:hAnsi="Arial" w:cs="Arial"/>
+                <w:color w:val="000000"/>
+                <w:sz w:val="18"/>
+                <w:szCs w:val="18"/>
+              </w:rPr>
+              <w:t>Job declares environment: development and accesses RENDER_DEPLOY_HOOK_URL correctly</w:t>
+            </w:r>
+          </w:p>
+        </w:tc>
+        <w:tc>
+          <w:tcPr>
+            <w:tcW w:w="2150" w:type="dxa"/>
+            <w:tcBorders>
+              <w:top w:val="single" w:sz="6" w:space="0" w:color="ADB9CA"/>
+              <w:left w:val="single" w:sz="6" w:space="0" w:color="ADB9CA"/>
+              <w:bottom w:val="single" w:sz="6" w:space="0" w:color="ADB9CA"/>
+              <w:right w:val="single" w:sz="6" w:space="0" w:color="ADB9CA"/>
+            </w:tcBorders>
+            <w:shd w:val="clear" w:color="auto" w:fill="FFFFFF"/>
+            <w:tcMar>
+              <w:top w:w="80" w:type="dxa"/>
+              <w:left w:w="140" w:type="dxa"/>
+              <w:bottom w:w="80" w:type="dxa"/>
+              <w:right w:w="140" w:type="dxa"/>
+            </w:tcMar>
+            <w:vAlign w:val="center"/>
+          </w:tcPr>
+          <w:p>
+            <w:r>
+              <w:rPr>
+                <w:rFonts w:ascii="Arial" w:eastAsia="Arial" w:hAnsi="Arial" w:cs="Arial"/>
+                <w:color w:val="000000"/>
+                <w:sz w:val="18"/>
+                <w:szCs w:val="18"/>
+              </w:rPr>
+              <w:t>07</w:t>
+            </w:r>
+          </w:p>
+        </w:tc>
+      </w:tr>
+      <w:tr>
+        <w:tc>
+          <w:tcPr>
+            <w:tcW w:w="700" w:type="dxa"/>
+            <w:tcBorders>
+              <w:top w:val="single" w:sz="6" w:space="0" w:color="ADB9CA"/>
+              <w:left w:val="single" w:sz="6" w:space="0" w:color="ADB9CA"/>
+              <w:bottom w:val="single" w:sz="6" w:space="0" w:color="ADB9CA"/>
+              <w:right w:val="single" w:sz="6" w:space="0" w:color="ADB9CA"/>
+            </w:tcBorders>
+            <w:shd w:val="clear" w:color="auto" w:fill="E8F0FB"/>
+            <w:tcMar>
+              <w:top w:w="80" w:type="dxa"/>
+              <w:left w:w="140" w:type="dxa"/>
+              <w:bottom w:w="80" w:type="dxa"/>
+              <w:right w:w="140" w:type="dxa"/>
+            </w:tcMar>
+            <w:vAlign w:val="center"/>
+          </w:tcPr>
+          <w:p>
+            <w:r>
+              <w:rPr>
+                <w:rFonts w:ascii="Arial" w:eastAsia="Arial" w:hAnsi="Arial" w:cs="Arial"/>
+                <w:b/>
+                <w:bCs/>
+                <w:color w:val="000000"/>
+                <w:sz w:val="18"/>
+                <w:szCs w:val="18"/>
+              </w:rPr>
+              <w:t>15</w:t>
+            </w:r>
+          </w:p>
+        </w:tc>
+        <w:tc>
+          <w:tcPr>
+            <w:tcW w:w="6510" w:type="dxa"/>
+            <w:tcBorders>
+              <w:top w:val="single" w:sz="6" w:space="0" w:color="ADB9CA"/>
+              <w:left w:val="single" w:sz="6" w:space="0" w:color="ADB9CA"/>
+              <w:bottom w:val="single" w:sz="6" w:space="0" w:color="ADB9CA"/>
+              <w:right w:val="single" w:sz="6" w:space="0" w:color="ADB9CA"/>
+            </w:tcBorders>
+            <w:shd w:val="clear" w:color="auto" w:fill="E8F0FB"/>
+            <w:tcMar>
+              <w:top w:w="80" w:type="dxa"/>
+              <w:left w:w="140" w:type="dxa"/>
+              <w:bottom w:w="80" w:type="dxa"/>
+              <w:right w:w="140" w:type="dxa"/>
+            </w:tcMar>
+            <w:vAlign w:val="center"/>
+          </w:tcPr>
+          <w:p>
+            <w:r>
+              <w:rPr>
+                <w:rFonts w:ascii="Arial" w:eastAsia="Arial" w:hAnsi="Arial" w:cs="Arial"/>
+                <w:color w:val="000000"/>
+                <w:sz w:val="18"/>
+                <w:szCs w:val="18"/>
+              </w:rPr>
+              <w:t xml:space="preserve">Deploy step invokes Render </w:t>
+            </w:r>
+            <w:proofErr w:type="spellStart"/>
+            <w:r>
+              <w:rPr>
+                <w:rFonts w:ascii="Arial" w:eastAsia="Arial" w:hAnsi="Arial" w:cs="Arial"/>
+                <w:color w:val="000000"/>
+                <w:sz w:val="18"/>
+                <w:szCs w:val="18"/>
+              </w:rPr>
+              <w:t>webhook</w:t>
+            </w:r>
+            <w:proofErr w:type="spellEnd"/>
+            <w:r>
+              <w:rPr>
+                <w:rFonts w:ascii="Arial" w:eastAsia="Arial" w:hAnsi="Arial" w:cs="Arial"/>
+                <w:color w:val="000000"/>
+                <w:sz w:val="18"/>
+                <w:szCs w:val="18"/>
+              </w:rPr>
+              <w:t xml:space="preserve"> via curl POST; deployed app on </w:t>
+            </w:r>
+            <w:r>
+              <w:rPr>
+                <w:rFonts w:ascii="Arial" w:eastAsia="Arial" w:hAnsi="Arial" w:cs="Arial"/>
+                <w:color w:val="000000"/>
+                <w:sz w:val="18"/>
+                <w:szCs w:val="18"/>
+              </w:rPr>
+              <w:t>Render contains all 5 pages</w:t>
+            </w:r>
+          </w:p>
+        </w:tc>
+        <w:tc>
+          <w:tcPr>
+            <w:tcW w:w="2150" w:type="dxa"/>
+            <w:tcBorders>
+              <w:top w:val="single" w:sz="6" w:space="0" w:color="ADB9CA"/>
+              <w:left w:val="single" w:sz="6" w:space="0" w:color="ADB9CA"/>
+              <w:bottom w:val="single" w:sz="6" w:space="0" w:color="ADB9CA"/>
+              <w:right w:val="single" w:sz="6" w:space="0" w:color="ADB9CA"/>
+            </w:tcBorders>
+            <w:shd w:val="clear" w:color="auto" w:fill="E8F0FB"/>
+            <w:tcMar>
+              <w:top w:w="80" w:type="dxa"/>
+              <w:left w:w="140" w:type="dxa"/>
+              <w:bottom w:w="80" w:type="dxa"/>
+              <w:right w:w="140" w:type="dxa"/>
+            </w:tcMar>
+            <w:vAlign w:val="center"/>
+          </w:tcPr>
+          <w:p>
+            <w:r>
+              <w:rPr>
+                <w:rFonts w:ascii="Arial" w:eastAsia="Arial" w:hAnsi="Arial" w:cs="Arial"/>
+                <w:color w:val="000000"/>
+                <w:sz w:val="18"/>
+                <w:szCs w:val="18"/>
+              </w:rPr>
+              <w:t>07</w:t>
+            </w:r>
+          </w:p>
+        </w:tc>
+      </w:tr>
+      <w:tr>
+        <w:tc>
+          <w:tcPr>
+            <w:tcW w:w="700" w:type="dxa"/>
+            <w:tcBorders>
+              <w:top w:val="single" w:sz="6" w:space="0" w:color="ADB9CA"/>
+              <w:left w:val="single" w:sz="6" w:space="0" w:color="ADB9CA"/>
+              <w:bottom w:val="single" w:sz="6" w:space="0" w:color="ADB9CA"/>
+              <w:right w:val="single" w:sz="6" w:space="0" w:color="ADB9CA"/>
+            </w:tcBorders>
+            <w:shd w:val="clear" w:color="auto" w:fill="2E75B6"/>
+            <w:tcMar>
+              <w:top w:w="80" w:type="dxa"/>
+              <w:left w:w="140" w:type="dxa"/>
+              <w:bottom w:w="80" w:type="dxa"/>
+              <w:right w:w="140" w:type="dxa"/>
+            </w:tcMar>
+            <w:vAlign w:val="center"/>
+          </w:tcPr>
+          <w:p/>
+        </w:tc>
+        <w:tc>
+          <w:tcPr>
+            <w:tcW w:w="6510" w:type="dxa"/>
+            <w:tcBorders>
+              <w:top w:val="single" w:sz="6" w:space="0" w:color="ADB9CA"/>
+              <w:left w:val="single" w:sz="6" w:space="0" w:color="ADB9CA"/>
+              <w:bottom w:val="single" w:sz="6" w:space="0" w:color="ADB9CA"/>
+              <w:right w:val="single" w:sz="6" w:space="0" w:color="ADB9CA"/>
+            </w:tcBorders>
+            <w:shd w:val="clear" w:color="auto" w:fill="2E75B6"/>
+            <w:tcMar>
+              <w:top w:w="80" w:type="dxa"/>
+              <w:left w:w="140" w:type="dxa"/>
+              <w:bottom w:w="80" w:type="dxa"/>
+              <w:right w:w="140" w:type="dxa"/>
+            </w:tcMar>
+            <w:vAlign w:val="center"/>
+          </w:tcPr>
+          <w:p>
+            <w:r>
+              <w:rPr>
+                <w:rFonts w:ascii="Arial" w:eastAsia="Arial" w:hAnsi="Arial" w:cs="Arial"/>
+                <w:b/>
+                <w:bCs/>
+                <w:color w:val="FFFFFF"/>
+                <w:sz w:val="18"/>
+                <w:szCs w:val="18"/>
+              </w:rPr>
+              <w:t>End-to-End Verification, Screenshots &amp; Reflection</w:t>
+            </w:r>
+          </w:p>
+        </w:tc>
+        <w:tc>
+          <w:tcPr>
+            <w:tcW w:w="2150" w:type="dxa"/>
+            <w:tcBorders>
+              <w:top w:val="single" w:sz="6" w:space="0" w:color="ADB9CA"/>
+              <w:left w:val="single" w:sz="6" w:space="0" w:color="ADB9CA"/>
+              <w:bottom w:val="single" w:sz="6" w:space="0" w:color="ADB9CA"/>
+              <w:right w:val="single" w:sz="6" w:space="0" w:color="ADB9CA"/>
+            </w:tcBorders>
+            <w:shd w:val="clear" w:color="auto" w:fill="2E75B6"/>
+            <w:tcMar>
+              <w:top w:w="80" w:type="dxa"/>
+              <w:left w:w="140" w:type="dxa"/>
+              <w:bottom w:w="80" w:type="dxa"/>
+              <w:right w:w="140" w:type="dxa"/>
+            </w:tcMar>
+            <w:vAlign w:val="center"/>
+          </w:tcPr>
+          <w:p>
+            <w:r>
+              <w:rPr>
+                <w:rFonts w:ascii="Arial" w:eastAsia="Arial" w:hAnsi="Arial" w:cs="Arial"/>
+                <w:b/>
+                <w:bCs/>
+                <w:color w:val="FFFFFF"/>
+                <w:sz w:val="18"/>
+                <w:szCs w:val="18"/>
+              </w:rPr>
+              <w:t>10 Marks</w:t>
+            </w:r>
+          </w:p>
+        </w:tc>
+      </w:tr>
+      <w:tr>
+        <w:tc>
+          <w:tcPr>
+            <w:tcW w:w="700" w:type="dxa"/>
+            <w:tcBorders>
+              <w:top w:val="single" w:sz="6" w:space="0" w:color="ADB9CA"/>
+              <w:left w:val="single" w:sz="6" w:space="0" w:color="ADB9CA"/>
+              <w:bottom w:val="single" w:sz="6" w:space="0" w:color="ADB9CA"/>
+              <w:right w:val="single" w:sz="6" w:space="0" w:color="ADB9CA"/>
+            </w:tcBorders>
+            <w:shd w:val="clear" w:color="auto" w:fill="E8F0FB"/>
+            <w:tcMar>
+              <w:top w:w="80" w:type="dxa"/>
+              <w:left w:w="140" w:type="dxa"/>
+              <w:bottom w:w="80" w:type="dxa"/>
+              <w:right w:w="140" w:type="dxa"/>
+            </w:tcMar>
+            <w:vAlign w:val="center"/>
+          </w:tcPr>
+          <w:p>
+            <w:r>
+              <w:rPr>
+                <w:rFonts w:ascii="Arial" w:eastAsia="Arial" w:hAnsi="Arial" w:cs="Arial"/>
+                <w:b/>
+                <w:bCs/>
+                <w:color w:val="000000"/>
+                <w:sz w:val="18"/>
+                <w:szCs w:val="18"/>
+              </w:rPr>
+              <w:t>16</w:t>
+            </w:r>
+          </w:p>
+        </w:tc>
+        <w:tc>
+          <w:tcPr>
+            <w:tcW w:w="6510" w:type="dxa"/>
+            <w:tcBorders>
+              <w:top w:val="single" w:sz="6" w:space="0" w:color="ADB9CA"/>
+              <w:left w:val="single" w:sz="6" w:space="0" w:color="ADB9CA"/>
+              <w:bottom w:val="single" w:sz="6" w:space="0" w:color="ADB9CA"/>
+              <w:right w:val="single" w:sz="6" w:space="0" w:color="ADB9CA"/>
+            </w:tcBorders>
+            <w:shd w:val="clear" w:color="auto" w:fill="E8F0FB"/>
+            <w:tcMar>
+              <w:top w:w="80" w:type="dxa"/>
+              <w:left w:w="140" w:type="dxa"/>
+              <w:bottom w:w="80" w:type="dxa"/>
+              <w:right w:w="140" w:type="dxa"/>
+            </w:tcMar>
+            <w:vAlign w:val="center"/>
+          </w:tcPr>
+          <w:p>
+            <w:r>
+              <w:rPr>
+                <w:rFonts w:ascii="Arial" w:eastAsia="Arial" w:hAnsi="Arial" w:cs="Arial"/>
+                <w:color w:val="000000"/>
+                <w:sz w:val="18"/>
+                <w:szCs w:val="18"/>
+              </w:rPr>
+              <w:t>Screenshots: CI run, Docker Hub image with tags, CD run, live Render URL with all 5 pages visible</w:t>
+            </w:r>
+          </w:p>
+        </w:tc>
+        <w:tc>
+          <w:tcPr>
+            <w:tcW w:w="2150" w:type="dxa"/>
+            <w:tcBorders>
+              <w:top w:val="single" w:sz="6" w:space="0" w:color="ADB9CA"/>
+              <w:left w:val="single" w:sz="6" w:space="0" w:color="ADB9CA"/>
+              <w:bottom w:val="single" w:sz="6" w:space="0" w:color="ADB9CA"/>
+              <w:right w:val="single" w:sz="6" w:space="0" w:color="ADB9CA"/>
+            </w:tcBorders>
+            <w:shd w:val="clear" w:color="auto" w:fill="E8F0FB"/>
+            <w:tcMar>
+              <w:top w:w="80" w:type="dxa"/>
+              <w:left w:w="140" w:type="dxa"/>
+              <w:bottom w:w="80" w:type="dxa"/>
+              <w:right w:w="140" w:type="dxa"/>
+            </w:tcMar>
+            <w:vAlign w:val="center"/>
+          </w:tcPr>
+          <w:p>
+            <w:r>
+              <w:rPr>
+                <w:rFonts w:ascii="Arial" w:eastAsia="Arial" w:hAnsi="Arial" w:cs="Arial"/>
+                <w:color w:val="000000"/>
+                <w:sz w:val="18"/>
+                <w:szCs w:val="18"/>
+              </w:rPr>
+              <w:t>05</w:t>
+            </w:r>
+          </w:p>
+        </w:tc>
+      </w:tr>
+      <w:tr>
+        <w:tc>
+          <w:tcPr>
+            <w:tcW w:w="700" w:type="dxa"/>
+            <w:tcBorders>
+              <w:top w:val="single" w:sz="6" w:space="0" w:color="ADB9CA"/>
+              <w:left w:val="single" w:sz="6" w:space="0" w:color="ADB9CA"/>
+              <w:bottom w:val="single" w:sz="6" w:space="0" w:color="ADB9CA"/>
+              <w:right w:val="single" w:sz="6" w:space="0" w:color="ADB9CA"/>
+            </w:tcBorders>
+            <w:shd w:val="clear" w:color="auto" w:fill="FFFFFF"/>
+            <w:tcMar>
+              <w:top w:w="80" w:type="dxa"/>
+              <w:left w:w="140" w:type="dxa"/>
+              <w:bottom w:w="80" w:type="dxa"/>
+              <w:right w:w="140" w:type="dxa"/>
+            </w:tcMar>
+            <w:vAlign w:val="center"/>
+          </w:tcPr>
+          <w:p>
+            <w:r>
+              <w:rPr>
+                <w:rFonts w:ascii="Arial" w:eastAsia="Arial" w:hAnsi="Arial" w:cs="Arial"/>
+                <w:b/>
+                <w:bCs/>
+                <w:color w:val="000000"/>
+                <w:sz w:val="18"/>
+                <w:szCs w:val="18"/>
+              </w:rPr>
+              <w:t>17</w:t>
+            </w:r>
+          </w:p>
+        </w:tc>
+        <w:tc>
+          <w:tcPr>
+            <w:tcW w:w="6510" w:type="dxa"/>
+            <w:tcBorders>
+              <w:top w:val="single" w:sz="6" w:space="0" w:color="ADB9CA"/>
+              <w:left w:val="single" w:sz="6" w:space="0" w:color="ADB9CA"/>
+              <w:bottom w:val="single" w:sz="6" w:space="0" w:color="ADB9CA"/>
+              <w:right w:val="single" w:sz="6" w:space="0" w:color="ADB9CA"/>
+            </w:tcBorders>
+            <w:shd w:val="clear" w:color="auto" w:fill="FFFFFF"/>
+            <w:tcMar>
+              <w:top w:w="80" w:type="dxa"/>
+              <w:left w:w="140" w:type="dxa"/>
+              <w:bottom w:w="80" w:type="dxa"/>
+              <w:right w:w="140" w:type="dxa"/>
+            </w:tcMar>
+            <w:vAlign w:val="center"/>
+          </w:tcPr>
+          <w:p>
+            <w:r>
+              <w:rPr>
+                <w:rFonts w:ascii="Arial" w:eastAsia="Arial" w:hAnsi="Arial" w:cs="Arial"/>
+                <w:color w:val="000000"/>
+                <w:sz w:val="18"/>
+                <w:szCs w:val="18"/>
+              </w:rPr>
+              <w:t xml:space="preserve">Individual reflection (4–5 lines per member) on CI/CD </w:t>
+            </w:r>
+            <w:r>
+              <w:rPr>
+                <w:rFonts w:ascii="Arial" w:eastAsia="Arial" w:hAnsi="Arial" w:cs="Arial"/>
+                <w:color w:val="000000"/>
+                <w:sz w:val="18"/>
+                <w:szCs w:val="18"/>
+              </w:rPr>
+              <w:t>integration and page development experience</w:t>
+            </w:r>
+          </w:p>
+        </w:tc>
+        <w:tc>
+          <w:tcPr>
+            <w:tcW w:w="2150" w:type="dxa"/>
+            <w:tcBorders>
+              <w:top w:val="single" w:sz="6" w:space="0" w:color="ADB9CA"/>
+              <w:left w:val="single" w:sz="6" w:space="0" w:color="ADB9CA"/>
+              <w:bottom w:val="single" w:sz="6" w:space="0" w:color="ADB9CA"/>
+              <w:right w:val="single" w:sz="6" w:space="0" w:color="ADB9CA"/>
+            </w:tcBorders>
+            <w:shd w:val="clear" w:color="auto" w:fill="FFFFFF"/>
+            <w:tcMar>
+              <w:top w:w="80" w:type="dxa"/>
+              <w:left w:w="140" w:type="dxa"/>
+              <w:bottom w:w="80" w:type="dxa"/>
+              <w:right w:w="140" w:type="dxa"/>
+            </w:tcMar>
+            <w:vAlign w:val="center"/>
+          </w:tcPr>
+          <w:p>
+            <w:r>
+              <w:rPr>
+                <w:rFonts w:ascii="Arial" w:eastAsia="Arial" w:hAnsi="Arial" w:cs="Arial"/>
+                <w:color w:val="000000"/>
+                <w:sz w:val="18"/>
+                <w:szCs w:val="18"/>
+              </w:rPr>
+              <w:t>05</w:t>
+            </w:r>
+          </w:p>
+        </w:tc>
+      </w:tr>
+      <w:tr>
         <w:tc>
           <w:tcPr>
             <w:tcW w:w="700" w:type="dxa"/>
@@ -8635,7 +9834,14 @@
           <w:rFonts w:ascii="Arial" w:eastAsia="Arial" w:hAnsi="Arial" w:cs="Arial"/>
           <w:color w:val="000000"/>
         </w:rPr>
-        <w:t>GitHub repository URL (must be public or shared with the instructor).</w:t>
+        <w:t xml:space="preserve">GitHub </w:t>
+      </w:r>
+      <w:r>
+        <w:rPr>
+          <w:rFonts w:ascii="Arial" w:eastAsia="Arial" w:hAnsi="Arial" w:cs="Arial"/>
+          <w:color w:val="000000"/>
+        </w:rPr>
+        <w:t>repository URL (must be public or shared with the instructor).</w:t>
       </w:r>
     </w:p>
     <w:p>
@@ -8700,7 +9906,15 @@
           <w:rFonts w:ascii="Arial" w:eastAsia="Arial" w:hAnsi="Arial" w:cs="Arial"/>
           <w:color w:val="000000"/>
         </w:rPr>
-        <w:t xml:space="preserve">Screenshot 2: Each member's CI workflow run triggered by their individual PR </w:t>
+        <w:t xml:space="preserve">Screenshot 2: Each member's CI workflow run triggered by their individual </w:t>
+      </w:r>
+      <w:proofErr w:type="gramStart"/>
+      <w:r>
+        <w:rPr>
+          <w:rFonts w:ascii="Arial" w:eastAsia="Arial" w:hAnsi="Arial" w:cs="Arial"/>
+          <w:color w:val="000000"/>
+        </w:rPr>
+        <w:t xml:space="preserve">PR </w:t>
       </w:r>
       <w:r>
         <w:rPr>
@@ -8709,12 +9923,20 @@
         </w:rPr>
         <w:t>,</w:t>
       </w:r>
-      <w:r>
-        <w:rPr>
-          <w:rFonts w:ascii="Arial" w:eastAsia="Arial" w:hAnsi="Arial" w:cs="Arial"/>
-          <w:color w:val="000000"/>
-        </w:rPr>
-        <w:t xml:space="preserve"> all steps green (one screenshot per member, or a combined view).</w:t>
+      <w:proofErr w:type="gramEnd"/>
+      <w:r>
+        <w:rPr>
+          <w:rFonts w:ascii="Arial" w:eastAsia="Arial" w:hAnsi="Arial" w:cs="Arial"/>
+          <w:color w:val="000000"/>
+        </w:rPr>
+        <w:t xml:space="preserve"> </w:t>
+      </w:r>
+      <w:r>
+        <w:rPr>
+          <w:rFonts w:ascii="Arial" w:eastAsia="Arial" w:hAnsi="Arial" w:cs="Arial"/>
+          <w:color w:val="000000"/>
+        </w:rPr>
+        <w:t>all steps green (one screenshot per member, or a combined view).</w:t>
       </w:r>
     </w:p>
     <w:p>
@@ -8755,7 +9977,15 @@
           <w:rFonts w:ascii="Arial" w:eastAsia="Arial" w:hAnsi="Arial" w:cs="Arial"/>
           <w:color w:val="000000"/>
         </w:rPr>
-        <w:t>“develop”</w:t>
+        <w:t>“develop</w:t>
+      </w:r>
+      <w:proofErr w:type="gramStart"/>
+      <w:r>
+        <w:rPr>
+          <w:rFonts w:ascii="Arial" w:eastAsia="Arial" w:hAnsi="Arial" w:cs="Arial"/>
+          <w:color w:val="000000"/>
+        </w:rPr>
+        <w:t>”</w:t>
       </w:r>
       <w:r>
         <w:rPr>
@@ -8771,6 +10001,7 @@
         </w:rPr>
         <w:t>,</w:t>
       </w:r>
+      <w:proofErr w:type="gramEnd"/>
       <w:r>
         <w:rPr>
           <w:rFonts w:ascii="Arial" w:eastAsia="Arial" w:hAnsi="Arial" w:cs="Arial"/>
@@ -8793,7 +10024,30 @@
           <w:rFonts w:ascii="Arial" w:eastAsia="Arial" w:hAnsi="Arial" w:cs="Arial"/>
           <w:color w:val="000000"/>
         </w:rPr>
-        <w:t>Screenshot 5: Live TaskFlow application on Render showing all five pages are accessible.</w:t>
+        <w:t>Screenshot 5: Live</w:t>
+      </w:r>
+      <w:r>
+        <w:rPr>
+          <w:rFonts w:ascii="Arial" w:eastAsia="Arial" w:hAnsi="Arial" w:cs="Arial"/>
+          <w:color w:val="000000"/>
+        </w:rPr>
+        <w:t xml:space="preserve"> </w:t>
+      </w:r>
+      <w:proofErr w:type="spellStart"/>
+      <w:r>
+        <w:rPr>
+          <w:rFonts w:ascii="Arial" w:eastAsia="Arial" w:hAnsi="Arial" w:cs="Arial"/>
+          <w:color w:val="000000"/>
+        </w:rPr>
+        <w:t>TaskFlow</w:t>
+      </w:r>
+      <w:proofErr w:type="spellEnd"/>
+      <w:r>
+        <w:rPr>
+          <w:rFonts w:ascii="Arial" w:eastAsia="Arial" w:hAnsi="Arial" w:cs="Arial"/>
+          <w:color w:val="000000"/>
+        </w:rPr>
+        <w:t xml:space="preserve"> application on Render showing all five pages are accessible.</w:t>
       </w:r>
     </w:p>
     <w:p>
@@ -8810,7 +10064,23 @@
           <w:rFonts w:ascii="Arial" w:eastAsia="Arial" w:hAnsi="Arial" w:cs="Arial"/>
           <w:color w:val="000000"/>
         </w:rPr>
-        <w:t>Screenshot 6: The Assignment 04 .docx file visible in the GitHub repository file listing.</w:t>
+        <w:t>Screenshot 6: The Assignment 04 .</w:t>
+      </w:r>
+      <w:proofErr w:type="spellStart"/>
+      <w:r>
+        <w:rPr>
+          <w:rFonts w:ascii="Arial" w:eastAsia="Arial" w:hAnsi="Arial" w:cs="Arial"/>
+          <w:color w:val="000000"/>
+        </w:rPr>
+        <w:t>docx</w:t>
+      </w:r>
+      <w:proofErr w:type="spellEnd"/>
+      <w:r>
+        <w:rPr>
+          <w:rFonts w:ascii="Arial" w:eastAsia="Arial" w:hAnsi="Arial" w:cs="Arial"/>
+          <w:color w:val="000000"/>
+        </w:rPr>
+        <w:t xml:space="preserve"> file visible in the GitHub repository file listing.</w:t>
       </w:r>
     </w:p>
     <w:p>
@@ -8827,7 +10097,14 @@
           <w:rFonts w:ascii="Arial" w:eastAsia="Arial" w:hAnsi="Arial" w:cs="Arial"/>
           <w:color w:val="000000"/>
         </w:rPr>
-        <w:t>Individual reflection: Each team member must write 4–5 lines on what they learnt and any challenges they faced.</w:t>
+        <w:t xml:space="preserve">Individual reflection: Each team member must write 4–5 lines on what they learnt and any </w:t>
+      </w:r>
+      <w:r>
+        <w:rPr>
+          <w:rFonts w:ascii="Arial" w:eastAsia="Arial" w:hAnsi="Arial" w:cs="Arial"/>
+          <w:color w:val="000000"/>
+        </w:rPr>
+        <w:t>challenges they faced.</w:t>
       </w:r>
     </w:p>
     <w:p>
@@ -8889,12 +10166,6 @@
         <w:gridCol w:w="6160"/>
       </w:tblGrid>
       <w:tr>
-        <w:tblPrEx>
-          <w:tblCellMar>
-            <w:top w:w="0" w:type="dxa"/>
-            <w:bottom w:w="0" w:type="dxa"/>
-          </w:tblCellMar>
-        </w:tblPrEx>
         <w:tc>
           <w:tcPr>
             <w:tcW w:w="3200" w:type="dxa"/>
@@ -8961,12 +10232,6 @@
         </w:tc>
       </w:tr>
       <w:tr>
-        <w:tblPrEx>
-          <w:tblCellMar>
-            <w:top w:w="0" w:type="dxa"/>
-            <w:bottom w:w="0" w:type="dxa"/>
-          </w:tblCellMar>
-        </w:tblPrEx>
         <w:tc>
           <w:tcPr>
             <w:tcW w:w="3200" w:type="dxa"/>
@@ -9043,12 +10308,6 @@
         </w:tc>
       </w:tr>
       <w:tr>
-        <w:tblPrEx>
-          <w:tblCellMar>
-            <w:top w:w="0" w:type="dxa"/>
-            <w:bottom w:w="0" w:type="dxa"/>
-          </w:tblCellMar>
-        </w:tblPrEx>
         <w:tc>
           <w:tcPr>
             <w:tcW w:w="3200" w:type="dxa"/>
@@ -9077,7 +10336,18 @@
                 <w:sz w:val="18"/>
                 <w:szCs w:val="18"/>
               </w:rPr>
-              <w:t>CI Workflow Runs – Triggered by each member's PR (all steps green)</w:t>
+              <w:t>CI Workflow Runs – Triggered by each</w:t>
+            </w:r>
+            <w:r>
+              <w:rPr>
+                <w:rFonts w:ascii="Arial" w:eastAsia="Arial" w:hAnsi="Arial" w:cs="Arial"/>
+                <w:b/>
+                <w:bCs/>
+                <w:color w:val="000000"/>
+                <w:sz w:val="18"/>
+                <w:szCs w:val="18"/>
+              </w:rPr>
+              <w:t xml:space="preserve"> member's PR (all steps green)</w:t>
             </w:r>
           </w:p>
         </w:tc>
@@ -9103,12 +10373,6 @@
         </w:tc>
       </w:tr>
       <w:tr>
-        <w:tblPrEx>
-          <w:tblCellMar>
-            <w:top w:w="0" w:type="dxa"/>
-            <w:bottom w:w="0" w:type="dxa"/>
-          </w:tblCellMar>
-        </w:tblPrEx>
         <w:tc>
           <w:tcPr>
             <w:tcW w:w="3200" w:type="dxa"/>
@@ -9163,12 +10427,6 @@
         </w:tc>
       </w:tr>
       <w:tr>
-        <w:tblPrEx>
-          <w:tblCellMar>
-            <w:top w:w="0" w:type="dxa"/>
-            <w:bottom w:w="0" w:type="dxa"/>
-          </w:tblCellMar>
-        </w:tblPrEx>
         <w:tc>
           <w:tcPr>
             <w:tcW w:w="3200" w:type="dxa"/>
@@ -9234,12 +10492,6 @@
         </w:tc>
       </w:tr>
       <w:tr>
-        <w:tblPrEx>
-          <w:tblCellMar>
-            <w:top w:w="0" w:type="dxa"/>
-            <w:bottom w:w="0" w:type="dxa"/>
-          </w:tblCellMar>
-        </w:tblPrEx>
         <w:tc>
           <w:tcPr>
             <w:tcW w:w="3200" w:type="dxa"/>
@@ -9268,7 +10520,31 @@
                 <w:sz w:val="18"/>
                 <w:szCs w:val="18"/>
               </w:rPr>
-              <w:t>Live TaskFlow on Render – All 5 Pages Accessible</w:t>
+              <w:t xml:space="preserve">Live </w:t>
+            </w:r>
+            <w:proofErr w:type="spellStart"/>
+            <w:r>
+              <w:rPr>
+                <w:rFonts w:ascii="Arial" w:eastAsia="Arial" w:hAnsi="Arial" w:cs="Arial"/>
+                <w:b/>
+                <w:bCs/>
+                <w:color w:val="000000"/>
+                <w:sz w:val="18"/>
+                <w:szCs w:val="18"/>
+              </w:rPr>
+              <w:t>TaskFlow</w:t>
+            </w:r>
+            <w:proofErr w:type="spellEnd"/>
+            <w:r>
+              <w:rPr>
+                <w:rFonts w:ascii="Arial" w:eastAsia="Arial" w:hAnsi="Arial" w:cs="Arial"/>
+                <w:b/>
+                <w:bCs/>
+                <w:color w:val="000000"/>
+                <w:sz w:val="18"/>
+                <w:szCs w:val="18"/>
+              </w:rPr>
+              <w:t xml:space="preserve"> on Render – All 5 Pages Accessible</w:t>
             </w:r>
           </w:p>
         </w:tc>
@@ -9294,12 +10570,6 @@
         </w:tc>
       </w:tr>
       <w:tr>
-        <w:tblPrEx>
-          <w:tblCellMar>
-            <w:top w:w="0" w:type="dxa"/>
-            <w:bottom w:w="0" w:type="dxa"/>
-          </w:tblCellMar>
-        </w:tblPrEx>
         <w:tc>
           <w:tcPr>
             <w:tcW w:w="3200" w:type="dxa"/>
@@ -9328,7 +10598,31 @@
                 <w:sz w:val="18"/>
                 <w:szCs w:val="18"/>
               </w:rPr>
-              <w:t>Assignment 04 .docx Visible in GitHub Repo</w:t>
+              <w:t>Assignment 04 .</w:t>
+            </w:r>
+            <w:proofErr w:type="spellStart"/>
+            <w:r>
+              <w:rPr>
+                <w:rFonts w:ascii="Arial" w:eastAsia="Arial" w:hAnsi="Arial" w:cs="Arial"/>
+                <w:b/>
+                <w:bCs/>
+                <w:color w:val="000000"/>
+                <w:sz w:val="18"/>
+                <w:szCs w:val="18"/>
+              </w:rPr>
+              <w:t>docx</w:t>
+            </w:r>
+            <w:proofErr w:type="spellEnd"/>
+            <w:r>
+              <w:rPr>
+                <w:rFonts w:ascii="Arial" w:eastAsia="Arial" w:hAnsi="Arial" w:cs="Arial"/>
+                <w:b/>
+                <w:bCs/>
+                <w:color w:val="000000"/>
+                <w:sz w:val="18"/>
+                <w:szCs w:val="18"/>
+              </w:rPr>
+              <w:t xml:space="preserve"> Visible in GitHub Repo</w:t>
             </w:r>
           </w:p>
         </w:tc>
@@ -9388,7 +10682,14 @@
           <w:rFonts w:ascii="Arial" w:eastAsia="Arial" w:hAnsi="Arial" w:cs="Arial"/>
           <w:color w:val="000000"/>
         </w:rPr>
-        <w:t>Each team member must individually write 4–5 lines covering: what was learnt, the most challenging part of the assignment, and how the team resolved it.</w:t>
+        <w:t>Each team member must</w:t>
+      </w:r>
+      <w:r>
+        <w:rPr>
+          <w:rFonts w:ascii="Arial" w:eastAsia="Arial" w:hAnsi="Arial" w:cs="Arial"/>
+          <w:color w:val="000000"/>
+        </w:rPr>
+        <w:t xml:space="preserve"> individually write 4–5 lines covering: what was learnt, the most challenging part of the assignment, and how the team resolved it.</w:t>
       </w:r>
     </w:p>
     <w:p>
@@ -9408,7 +10709,27 @@
           <w:bCs/>
           <w:color w:val="000000"/>
         </w:rPr>
-        <w:t>Member 1  (Name: _______________________________________________)</w:t>
+        <w:t xml:space="preserve">Member </w:t>
+      </w:r>
+      <w:proofErr w:type="gramStart"/>
+      <w:r>
+        <w:rPr>
+          <w:rFonts w:ascii="Arial" w:eastAsia="Arial" w:hAnsi="Arial" w:cs="Arial"/>
+          <w:b/>
+          <w:bCs/>
+          <w:color w:val="000000"/>
+        </w:rPr>
+        <w:t>1  (</w:t>
+      </w:r>
+      <w:proofErr w:type="gramEnd"/>
+      <w:r>
+        <w:rPr>
+          <w:rFonts w:ascii="Arial" w:eastAsia="Arial" w:hAnsi="Arial" w:cs="Arial"/>
+          <w:b/>
+          <w:bCs/>
+          <w:color w:val="000000"/>
+        </w:rPr>
+        <w:t>Name: _______________________________________________)</w:t>
       </w:r>
     </w:p>
     <w:tbl>
@@ -9432,12 +10753,6 @@
         <w:gridCol w:w="9360"/>
       </w:tblGrid>
       <w:tr>
-        <w:tblPrEx>
-          <w:tblCellMar>
-            <w:top w:w="0" w:type="dxa"/>
-            <w:bottom w:w="0" w:type="dxa"/>
-          </w:tblCellMar>
-        </w:tblPrEx>
         <w:tc>
           <w:tcPr>
             <w:tcW w:w="9360" w:type="dxa"/>
@@ -9460,12 +10775,6 @@
         </w:tc>
       </w:tr>
       <w:tr>
-        <w:tblPrEx>
-          <w:tblCellMar>
-            <w:top w:w="0" w:type="dxa"/>
-            <w:bottom w:w="0" w:type="dxa"/>
-          </w:tblCellMar>
-        </w:tblPrEx>
         <w:tc>
           <w:tcPr>
             <w:tcW w:w="9360" w:type="dxa"/>
@@ -9488,12 +10797,6 @@
         </w:tc>
       </w:tr>
       <w:tr>
-        <w:tblPrEx>
-          <w:tblCellMar>
-            <w:top w:w="0" w:type="dxa"/>
-            <w:bottom w:w="0" w:type="dxa"/>
-          </w:tblCellMar>
-        </w:tblPrEx>
         <w:tc>
           <w:tcPr>
             <w:tcW w:w="9360" w:type="dxa"/>
@@ -9533,7 +10836,36 @@
           <w:bCs/>
           <w:color w:val="000000"/>
         </w:rPr>
-        <w:t>Member 2  (Name: _______________________________________________)</w:t>
+        <w:t xml:space="preserve">Member </w:t>
+      </w:r>
+      <w:proofErr w:type="gramStart"/>
+      <w:r>
+        <w:rPr>
+          <w:rFonts w:ascii="Arial" w:eastAsia="Arial" w:hAnsi="Arial" w:cs="Arial"/>
+          <w:b/>
+          <w:bCs/>
+          <w:color w:val="000000"/>
+        </w:rPr>
+        <w:t>2  (</w:t>
+      </w:r>
+      <w:proofErr w:type="gramEnd"/>
+      <w:r>
+        <w:rPr>
+          <w:rFonts w:ascii="Arial" w:eastAsia="Arial" w:hAnsi="Arial" w:cs="Arial"/>
+          <w:b/>
+          <w:bCs/>
+          <w:color w:val="000000"/>
+        </w:rPr>
+        <w:t>Name: _________________________________</w:t>
+      </w:r>
+      <w:r>
+        <w:rPr>
+          <w:rFonts w:ascii="Arial" w:eastAsia="Arial" w:hAnsi="Arial" w:cs="Arial"/>
+          <w:b/>
+          <w:bCs/>
+          <w:color w:val="000000"/>
+        </w:rPr>
+        <w:t>______________)</w:t>
       </w:r>
     </w:p>
     <w:tbl>
@@ -9557,12 +10889,6 @@
         <w:gridCol w:w="9360"/>
       </w:tblGrid>
       <w:tr>
-        <w:tblPrEx>
-          <w:tblCellMar>
-            <w:top w:w="0" w:type="dxa"/>
-            <w:bottom w:w="0" w:type="dxa"/>
-          </w:tblCellMar>
-        </w:tblPrEx>
         <w:tc>
           <w:tcPr>
             <w:tcW w:w="9360" w:type="dxa"/>
@@ -9585,12 +10911,6 @@
         </w:tc>
       </w:tr>
       <w:tr>
-        <w:tblPrEx>
-          <w:tblCellMar>
-            <w:top w:w="0" w:type="dxa"/>
-            <w:bottom w:w="0" w:type="dxa"/>
-          </w:tblCellMar>
-        </w:tblPrEx>
         <w:tc>
           <w:tcPr>
             <w:tcW w:w="9360" w:type="dxa"/>
@@ -9613,12 +10933,6 @@
         </w:tc>
       </w:tr>
       <w:tr>
-        <w:tblPrEx>
-          <w:tblCellMar>
-            <w:top w:w="0" w:type="dxa"/>
-            <w:bottom w:w="0" w:type="dxa"/>
-          </w:tblCellMar>
-        </w:tblPrEx>
         <w:tc>
           <w:tcPr>
             <w:tcW w:w="9360" w:type="dxa"/>
@@ -9658,7 +10972,27 @@
           <w:bCs/>
           <w:color w:val="000000"/>
         </w:rPr>
-        <w:t>Member 3  (Name: _______________________________________________)</w:t>
+        <w:t xml:space="preserve">Member </w:t>
+      </w:r>
+      <w:proofErr w:type="gramStart"/>
+      <w:r>
+        <w:rPr>
+          <w:rFonts w:ascii="Arial" w:eastAsia="Arial" w:hAnsi="Arial" w:cs="Arial"/>
+          <w:b/>
+          <w:bCs/>
+          <w:color w:val="000000"/>
+        </w:rPr>
+        <w:t>3  (</w:t>
+      </w:r>
+      <w:proofErr w:type="gramEnd"/>
+      <w:r>
+        <w:rPr>
+          <w:rFonts w:ascii="Arial" w:eastAsia="Arial" w:hAnsi="Arial" w:cs="Arial"/>
+          <w:b/>
+          <w:bCs/>
+          <w:color w:val="000000"/>
+        </w:rPr>
+        <w:t>Name: _______________________________________________)</w:t>
       </w:r>
     </w:p>
     <w:tbl>
@@ -9682,12 +11016,6 @@
         <w:gridCol w:w="9360"/>
       </w:tblGrid>
       <w:tr>
-        <w:tblPrEx>
-          <w:tblCellMar>
-            <w:top w:w="0" w:type="dxa"/>
-            <w:bottom w:w="0" w:type="dxa"/>
-          </w:tblCellMar>
-        </w:tblPrEx>
         <w:tc>
           <w:tcPr>
             <w:tcW w:w="9360" w:type="dxa"/>
@@ -9710,12 +11038,6 @@
         </w:tc>
       </w:tr>
       <w:tr>
-        <w:tblPrEx>
-          <w:tblCellMar>
-            <w:top w:w="0" w:type="dxa"/>
-            <w:bottom w:w="0" w:type="dxa"/>
-          </w:tblCellMar>
-        </w:tblPrEx>
         <w:tc>
           <w:tcPr>
             <w:tcW w:w="9360" w:type="dxa"/>
@@ -9738,12 +11060,6 @@
         </w:tc>
       </w:tr>
       <w:tr>
-        <w:tblPrEx>
-          <w:tblCellMar>
-            <w:top w:w="0" w:type="dxa"/>
-            <w:bottom w:w="0" w:type="dxa"/>
-          </w:tblCellMar>
-        </w:tblPrEx>
         <w:tc>
           <w:tcPr>
             <w:tcW w:w="9360" w:type="dxa"/>
@@ -9783,7 +11099,27 @@
           <w:bCs/>
           <w:color w:val="000000"/>
         </w:rPr>
-        <w:t>Member 4  (Name: _______________________________________________)</w:t>
+        <w:t xml:space="preserve">Member </w:t>
+      </w:r>
+      <w:proofErr w:type="gramStart"/>
+      <w:r>
+        <w:rPr>
+          <w:rFonts w:ascii="Arial" w:eastAsia="Arial" w:hAnsi="Arial" w:cs="Arial"/>
+          <w:b/>
+          <w:bCs/>
+          <w:color w:val="000000"/>
+        </w:rPr>
+        <w:t>4  (</w:t>
+      </w:r>
+      <w:proofErr w:type="gramEnd"/>
+      <w:r>
+        <w:rPr>
+          <w:rFonts w:ascii="Arial" w:eastAsia="Arial" w:hAnsi="Arial" w:cs="Arial"/>
+          <w:b/>
+          <w:bCs/>
+          <w:color w:val="000000"/>
+        </w:rPr>
+        <w:t>Name: _______________________________________________)</w:t>
       </w:r>
     </w:p>
     <w:tbl>
@@ -9807,12 +11143,6 @@
         <w:gridCol w:w="9360"/>
       </w:tblGrid>
       <w:tr>
-        <w:tblPrEx>
-          <w:tblCellMar>
-            <w:top w:w="0" w:type="dxa"/>
-            <w:bottom w:w="0" w:type="dxa"/>
-          </w:tblCellMar>
-        </w:tblPrEx>
         <w:tc>
           <w:tcPr>
             <w:tcW w:w="9360" w:type="dxa"/>
@@ -9835,12 +11165,6 @@
         </w:tc>
       </w:tr>
       <w:tr>
-        <w:tblPrEx>
-          <w:tblCellMar>
-            <w:top w:w="0" w:type="dxa"/>
-            <w:bottom w:w="0" w:type="dxa"/>
-          </w:tblCellMar>
-        </w:tblPrEx>
         <w:tc>
           <w:tcPr>
             <w:tcW w:w="9360" w:type="dxa"/>
@@ -9863,12 +11187,6 @@
         </w:tc>
       </w:tr>
       <w:tr>
-        <w:tblPrEx>
-          <w:tblCellMar>
-            <w:top w:w="0" w:type="dxa"/>
-            <w:bottom w:w="0" w:type="dxa"/>
-          </w:tblCellMar>
-        </w:tblPrEx>
         <w:tc>
           <w:tcPr>
             <w:tcW w:w="9360" w:type="dxa"/>
@@ -9908,7 +11226,27 @@
           <w:bCs/>
           <w:color w:val="000000"/>
         </w:rPr>
-        <w:t>Member 5  (Name: _______________________________________________)</w:t>
+        <w:t xml:space="preserve">Member </w:t>
+      </w:r>
+      <w:proofErr w:type="gramStart"/>
+      <w:r>
+        <w:rPr>
+          <w:rFonts w:ascii="Arial" w:eastAsia="Arial" w:hAnsi="Arial" w:cs="Arial"/>
+          <w:b/>
+          <w:bCs/>
+          <w:color w:val="000000"/>
+        </w:rPr>
+        <w:t>5  (</w:t>
+      </w:r>
+      <w:proofErr w:type="gramEnd"/>
+      <w:r>
+        <w:rPr>
+          <w:rFonts w:ascii="Arial" w:eastAsia="Arial" w:hAnsi="Arial" w:cs="Arial"/>
+          <w:b/>
+          <w:bCs/>
+          <w:color w:val="000000"/>
+        </w:rPr>
+        <w:t>Name: _______________________________________________)</w:t>
       </w:r>
     </w:p>
     <w:tbl>
@@ -9932,12 +11270,6 @@
         <w:gridCol w:w="9360"/>
       </w:tblGrid>
       <w:tr>
-        <w:tblPrEx>
-          <w:tblCellMar>
-            <w:top w:w="0" w:type="dxa"/>
-            <w:bottom w:w="0" w:type="dxa"/>
-          </w:tblCellMar>
-        </w:tblPrEx>
         <w:tc>
           <w:tcPr>
             <w:tcW w:w="9360" w:type="dxa"/>
@@ -9960,12 +11292,6 @@
         </w:tc>
       </w:tr>
       <w:tr>
-        <w:tblPrEx>
-          <w:tblCellMar>
-            <w:top w:w="0" w:type="dxa"/>
-            <w:bottom w:w="0" w:type="dxa"/>
-          </w:tblCellMar>
-        </w:tblPrEx>
         <w:tc>
           <w:tcPr>
             <w:tcW w:w="9360" w:type="dxa"/>
@@ -9988,12 +11314,6 @@
         </w:tc>
       </w:tr>
       <w:tr>
-        <w:tblPrEx>
-          <w:tblCellMar>
-            <w:top w:w="0" w:type="dxa"/>
-            <w:bottom w:w="0" w:type="dxa"/>
-          </w:tblCellMar>
-        </w:tblPrEx>
         <w:tc>
           <w:tcPr>
             <w:tcW w:w="9360" w:type="dxa"/>
@@ -10038,7 +11358,7 @@
 </file>
 
 <file path=word/endnotes.xml><?xml version="1.0" encoding="utf-8"?>
-<w:endnotes xmlns:wpc="http://schemas.microsoft.com/office/word/2010/wordprocessingCanvas" xmlns:cx="http://schemas.microsoft.com/office/drawing/2014/chartex" xmlns:cx1="http://schemas.microsoft.com/office/drawing/2015/9/8/chartex" xmlns:cx2="http://schemas.microsoft.com/office/drawing/2015/10/21/chartex" xmlns:cx3="http://schemas.microsoft.com/office/drawing/2016/5/9/chartex" xmlns:cx4="http://schemas.microsoft.com/office/drawing/2016/5/10/chartex" xmlns:cx5="http://schemas.microsoft.com/office/drawing/2016/5/11/chartex" xmlns:cx6="http://schemas.microsoft.com/office/drawing/2016/5/12/chartex" xmlns:cx7="http://schemas.microsoft.com/office/drawing/2016/5/13/chartex" xmlns:cx8="http://schemas.microsoft.com/office/drawing/2016/5/14/chartex" xmlns:mc="http://schemas.openxmlformats.org/markup-compatibility/2006" xmlns:aink="http://schemas.microsoft.com/office/drawing/2016/ink" xmlns:am3d="http://schemas.microsoft.com/office/drawing/2017/model3d" xmlns:o="urn:schemas-microsoft-com:office:office" xmlns:oel="http://schemas.microsoft.com/office/2019/extlst" xmlns:r="http://schemas.openxmlformats.org/officeDocument/2006/relationships" xmlns:m="http://schemas.openxmlformats.org/officeDocument/2006/math" xmlns:v="urn:schemas-microsoft-com:vml" xmlns:wp14="http://schemas.microsoft.com/office/word/2010/wordprocessingDrawing" xmlns:wp="http://schemas.openxmlformats.org/drawingml/2006/wordprocessingDrawing" xmlns:w10="urn:schemas-microsoft-com:office:word" xmlns:w="http://schemas.openxmlformats.org/wordprocessingml/2006/main" xmlns:w14="http://schemas.microsoft.com/office/word/2010/wordml" xmlns:w15="http://schemas.microsoft.com/office/word/2012/wordml" xmlns:w16cex="http://schemas.microsoft.com/office/word/2018/wordml/cex" xmlns:w16cid="http://schemas.microsoft.com/office/word/2016/wordml/cid" xmlns:w16="http://schemas.microsoft.com/office/word/2018/wordml" xmlns:w16du="http://schemas.microsoft.com/office/word/2023/wordml/word16du" xmlns:w16sdtdh="http://schemas.microsoft.com/office/word/2020/wordml/sdtdatahash" xmlns:w16sdtfl="http://schemas.microsoft.com/office/word/2024/wordml/sdtformatlock" xmlns:w16se="http://schemas.microsoft.com/office/word/2015/wordml/symex" xmlns:wpg="http://schemas.microsoft.com/office/word/2010/wordprocessingGroup" xmlns:wpi="http://schemas.microsoft.com/office/word/2010/wordprocessingInk" xmlns:wne="http://schemas.microsoft.com/office/word/2006/wordml" xmlns:wps="http://schemas.microsoft.com/office/word/2010/wordprocessingShape" mc:Ignorable="w14 w15 w16se w16cid w16 w16cex w16sdtdh w16sdtfl w16du wp14">
+<w:endnotes xmlns:wpc="http://schemas.microsoft.com/office/word/2010/wordprocessingCanvas" xmlns:cx="http://schemas.microsoft.com/office/drawing/2014/chartex" xmlns:cx1="http://schemas.microsoft.com/office/drawing/2015/9/8/chartex" xmlns:mc="http://schemas.openxmlformats.org/markup-compatibility/2006" xmlns:o="urn:schemas-microsoft-com:office:office" xmlns:r="http://schemas.openxmlformats.org/officeDocument/2006/relationships" xmlns:m="http://schemas.openxmlformats.org/officeDocument/2006/math" xmlns:v="urn:schemas-microsoft-com:vml" xmlns:wp14="http://schemas.microsoft.com/office/word/2010/wordprocessingDrawing" xmlns:wp="http://schemas.openxmlformats.org/drawingml/2006/wordprocessingDrawing" xmlns:w10="urn:schemas-microsoft-com:office:word" xmlns:w="http://schemas.openxmlformats.org/wordprocessingml/2006/main" xmlns:w14="http://schemas.microsoft.com/office/word/2010/wordml" xmlns:w15="http://schemas.microsoft.com/office/word/2012/wordml" xmlns:w16se="http://schemas.microsoft.com/office/word/2015/wordml/symex" xmlns:wpg="http://schemas.microsoft.com/office/word/2010/wordprocessingGroup" xmlns:wpi="http://schemas.microsoft.com/office/word/2010/wordprocessingInk" xmlns:wne="http://schemas.microsoft.com/office/word/2006/wordml" xmlns:wps="http://schemas.microsoft.com/office/word/2010/wordprocessingShape" mc:Ignorable="w14 w15 w16se wp14">
   <w:endnote w:type="separator" w:id="-1">
     <w:p>
       <w:r>
@@ -10057,7 +11377,7 @@
 </file>
 
 <file path=word/footer1.xml><?xml version="1.0" encoding="utf-8"?>
-<w:ftr xmlns:wpc="http://schemas.microsoft.com/office/word/2010/wordprocessingCanvas" xmlns:cx="http://schemas.microsoft.com/office/drawing/2014/chartex" xmlns:cx1="http://schemas.microsoft.com/office/drawing/2015/9/8/chartex" xmlns:cx2="http://schemas.microsoft.com/office/drawing/2015/10/21/chartex" xmlns:cx3="http://schemas.microsoft.com/office/drawing/2016/5/9/chartex" xmlns:cx4="http://schemas.microsoft.com/office/drawing/2016/5/10/chartex" xmlns:cx5="http://schemas.microsoft.com/office/drawing/2016/5/11/chartex" xmlns:cx6="http://schemas.microsoft.com/office/drawing/2016/5/12/chartex" xmlns:cx7="http://schemas.microsoft.com/office/drawing/2016/5/13/chartex" xmlns:cx8="http://schemas.microsoft.com/office/drawing/2016/5/14/chartex" xmlns:mc="http://schemas.openxmlformats.org/markup-compatibility/2006" xmlns:aink="http://schemas.microsoft.com/office/drawing/2016/ink" xmlns:am3d="http://schemas.microsoft.com/office/drawing/2017/model3d" xmlns:o="urn:schemas-microsoft-com:office:office" xmlns:oel="http://schemas.microsoft.com/office/2019/extlst" xmlns:r="http://schemas.openxmlformats.org/officeDocument/2006/relationships" xmlns:m="http://schemas.openxmlformats.org/officeDocument/2006/math" xmlns:v="urn:schemas-microsoft-com:vml" xmlns:wp14="http://schemas.microsoft.com/office/word/2010/wordprocessingDrawing" xmlns:wp="http://schemas.openxmlformats.org/drawingml/2006/wordprocessingDrawing" xmlns:w10="urn:schemas-microsoft-com:office:word" xmlns:w="http://schemas.openxmlformats.org/wordprocessingml/2006/main" xmlns:w14="http://schemas.microsoft.com/office/word/2010/wordml" xmlns:w15="http://schemas.microsoft.com/office/word/2012/wordml" xmlns:w16cex="http://schemas.microsoft.com/office/word/2018/wordml/cex" xmlns:w16cid="http://schemas.microsoft.com/office/word/2016/wordml/cid" xmlns:w16="http://schemas.microsoft.com/office/word/2018/wordml" xmlns:w16du="http://schemas.microsoft.com/office/word/2023/wordml/word16du" xmlns:w16sdtdh="http://schemas.microsoft.com/office/word/2020/wordml/sdtdatahash" xmlns:w16sdtfl="http://schemas.microsoft.com/office/word/2024/wordml/sdtformatlock" xmlns:w16se="http://schemas.microsoft.com/office/word/2015/wordml/symex" xmlns:wpg="http://schemas.microsoft.com/office/word/2010/wordprocessingGroup" xmlns:wpi="http://schemas.microsoft.com/office/word/2010/wordprocessingInk" xmlns:wne="http://schemas.microsoft.com/office/word/2006/wordml" xmlns:wps="http://schemas.microsoft.com/office/word/2010/wordprocessingShape" mc:Ignorable="w14 w15 w16se w16cid w16 w16cex w16sdtdh w16sdtfl w16du wp14">
+<w:ftr xmlns:wpc="http://schemas.microsoft.com/office/word/2010/wordprocessingCanvas" xmlns:cx="http://schemas.microsoft.com/office/drawing/2014/chartex" xmlns:cx1="http://schemas.microsoft.com/office/drawing/2015/9/8/chartex" xmlns:mc="http://schemas.openxmlformats.org/markup-compatibility/2006" xmlns:o="urn:schemas-microsoft-com:office:office" xmlns:r="http://schemas.openxmlformats.org/officeDocument/2006/relationships" xmlns:m="http://schemas.openxmlformats.org/officeDocument/2006/math" xmlns:v="urn:schemas-microsoft-com:vml" xmlns:wp14="http://schemas.microsoft.com/office/word/2010/wordprocessingDrawing" xmlns:wp="http://schemas.openxmlformats.org/drawingml/2006/wordprocessingDrawing" xmlns:w10="urn:schemas-microsoft-com:office:word" xmlns:w="http://schemas.openxmlformats.org/wordprocessingml/2006/main" xmlns:w14="http://schemas.microsoft.com/office/word/2010/wordml" xmlns:w15="http://schemas.microsoft.com/office/word/2012/wordml" xmlns:w16se="http://schemas.microsoft.com/office/word/2015/wordml/symex" xmlns:wpg="http://schemas.microsoft.com/office/word/2010/wordprocessingGroup" xmlns:wpi="http://schemas.microsoft.com/office/word/2010/wordprocessingInk" xmlns:wne="http://schemas.microsoft.com/office/word/2006/wordml" xmlns:wps="http://schemas.microsoft.com/office/word/2010/wordprocessingShape" mc:Ignorable="w14 w15 w16se wp14">
   <w:p>
     <w:pPr>
       <w:pStyle w:val="Footer"/>
@@ -10067,7 +11387,7 @@
 </file>
 
 <file path=word/footer2.xml><?xml version="1.0" encoding="utf-8"?>
-<w:ftr xmlns:wpc="http://schemas.microsoft.com/office/word/2010/wordprocessingCanvas" xmlns:cx="http://schemas.microsoft.com/office/drawing/2014/chartex" xmlns:cx1="http://schemas.microsoft.com/office/drawing/2015/9/8/chartex" xmlns:cx2="http://schemas.microsoft.com/office/drawing/2015/10/21/chartex" xmlns:cx3="http://schemas.microsoft.com/office/drawing/2016/5/9/chartex" xmlns:cx4="http://schemas.microsoft.com/office/drawing/2016/5/10/chartex" xmlns:cx5="http://schemas.microsoft.com/office/drawing/2016/5/11/chartex" xmlns:cx6="http://schemas.microsoft.com/office/drawing/2016/5/12/chartex" xmlns:cx7="http://schemas.microsoft.com/office/drawing/2016/5/13/chartex" xmlns:cx8="http://schemas.microsoft.com/office/drawing/2016/5/14/chartex" xmlns:mc="http://schemas.openxmlformats.org/markup-compatibility/2006" xmlns:aink="http://schemas.microsoft.com/office/drawing/2016/ink" xmlns:am3d="http://schemas.microsoft.com/office/drawing/2017/model3d" xmlns:o="urn:schemas-microsoft-com:office:office" xmlns:oel="http://schemas.microsoft.com/office/2019/extlst" xmlns:r="http://schemas.openxmlformats.org/officeDocument/2006/relationships" xmlns:m="http://schemas.openxmlformats.org/officeDocument/2006/math" xmlns:v="urn:schemas-microsoft-com:vml" xmlns:wp14="http://schemas.microsoft.com/office/word/2010/wordprocessingDrawing" xmlns:wp="http://schemas.openxmlformats.org/drawingml/2006/wordprocessingDrawing" xmlns:w10="urn:schemas-microsoft-com:office:word" xmlns:w="http://schemas.openxmlformats.org/wordprocessingml/2006/main" xmlns:w14="http://schemas.microsoft.com/office/word/2010/wordml" xmlns:w15="http://schemas.microsoft.com/office/word/2012/wordml" xmlns:w16cex="http://schemas.microsoft.com/office/word/2018/wordml/cex" xmlns:w16cid="http://schemas.microsoft.com/office/word/2016/wordml/cid" xmlns:w16="http://schemas.microsoft.com/office/word/2018/wordml" xmlns:w16du="http://schemas.microsoft.com/office/word/2023/wordml/word16du" xmlns:w16sdtdh="http://schemas.microsoft.com/office/word/2020/wordml/sdtdatahash" xmlns:w16sdtfl="http://schemas.microsoft.com/office/word/2024/wordml/sdtformatlock" xmlns:w16se="http://schemas.microsoft.com/office/word/2015/wordml/symex" xmlns:wpg="http://schemas.microsoft.com/office/word/2010/wordprocessingGroup" xmlns:wpi="http://schemas.microsoft.com/office/word/2010/wordprocessingInk" xmlns:wne="http://schemas.microsoft.com/office/word/2006/wordml" xmlns:wps="http://schemas.microsoft.com/office/word/2010/wordprocessingShape" mc:Ignorable="w14 w15 w16se w16cid w16 w16cex w16sdtdh w16sdtfl w16du wp14">
+<w:ftr xmlns:wpc="http://schemas.microsoft.com/office/word/2010/wordprocessingCanvas" xmlns:cx="http://schemas.microsoft.com/office/drawing/2014/chartex" xmlns:cx1="http://schemas.microsoft.com/office/drawing/2015/9/8/chartex" xmlns:mc="http://schemas.openxmlformats.org/markup-compatibility/2006" xmlns:o="urn:schemas-microsoft-com:office:office" xmlns:r="http://schemas.openxmlformats.org/officeDocument/2006/relationships" xmlns:m="http://schemas.openxmlformats.org/officeDocument/2006/math" xmlns:v="urn:schemas-microsoft-com:vml" xmlns:wp14="http://schemas.microsoft.com/office/word/2010/wordprocessingDrawing" xmlns:wp="http://schemas.openxmlformats.org/drawingml/2006/wordprocessingDrawing" xmlns:w10="urn:schemas-microsoft-com:office:word" xmlns:w="http://schemas.openxmlformats.org/wordprocessingml/2006/main" xmlns:w14="http://schemas.microsoft.com/office/word/2010/wordml" xmlns:w15="http://schemas.microsoft.com/office/word/2012/wordml" xmlns:w16se="http://schemas.microsoft.com/office/word/2015/wordml/symex" xmlns:wpg="http://schemas.microsoft.com/office/word/2010/wordprocessingGroup" xmlns:wpi="http://schemas.microsoft.com/office/word/2010/wordprocessingInk" xmlns:wne="http://schemas.microsoft.com/office/word/2006/wordml" xmlns:wps="http://schemas.microsoft.com/office/word/2010/wordprocessingShape" mc:Ignorable="w14 w15 w16se wp14">
   <w:p>
     <w:pPr>
       <w:pBdr>
@@ -10133,7 +11453,7 @@
         <w:sz w:val="16"/>
         <w:szCs w:val="16"/>
       </w:rPr>
-      <w:t>1</w:t>
+      <w:t>8</w:t>
     </w:r>
     <w:r>
       <w:rPr>
@@ -10149,7 +11469,7 @@
 </file>
 
 <file path=word/footer3.xml><?xml version="1.0" encoding="utf-8"?>
-<w:ftr xmlns:wpc="http://schemas.microsoft.com/office/word/2010/wordprocessingCanvas" xmlns:cx="http://schemas.microsoft.com/office/drawing/2014/chartex" xmlns:cx1="http://schemas.microsoft.com/office/drawing/2015/9/8/chartex" xmlns:cx2="http://schemas.microsoft.com/office/drawing/2015/10/21/chartex" xmlns:cx3="http://schemas.microsoft.com/office/drawing/2016/5/9/chartex" xmlns:cx4="http://schemas.microsoft.com/office/drawing/2016/5/10/chartex" xmlns:cx5="http://schemas.microsoft.com/office/drawing/2016/5/11/chartex" xmlns:cx6="http://schemas.microsoft.com/office/drawing/2016/5/12/chartex" xmlns:cx7="http://schemas.microsoft.com/office/drawing/2016/5/13/chartex" xmlns:cx8="http://schemas.microsoft.com/office/drawing/2016/5/14/chartex" xmlns:mc="http://schemas.openxmlformats.org/markup-compatibility/2006" xmlns:aink="http://schemas.microsoft.com/office/drawing/2016/ink" xmlns:am3d="http://schemas.microsoft.com/office/drawing/2017/model3d" xmlns:o="urn:schemas-microsoft-com:office:office" xmlns:oel="http://schemas.microsoft.com/office/2019/extlst" xmlns:r="http://schemas.openxmlformats.org/officeDocument/2006/relationships" xmlns:m="http://schemas.openxmlformats.org/officeDocument/2006/math" xmlns:v="urn:schemas-microsoft-com:vml" xmlns:wp14="http://schemas.microsoft.com/office/word/2010/wordprocessingDrawing" xmlns:wp="http://schemas.openxmlformats.org/drawingml/2006/wordprocessingDrawing" xmlns:w10="urn:schemas-microsoft-com:office:word" xmlns:w="http://schemas.openxmlformats.org/wordprocessingml/2006/main" xmlns:w14="http://schemas.microsoft.com/office/word/2010/wordml" xmlns:w15="http://schemas.microsoft.com/office/word/2012/wordml" xmlns:w16cex="http://schemas.microsoft.com/office/word/2018/wordml/cex" xmlns:w16cid="http://schemas.microsoft.com/office/word/2016/wordml/cid" xmlns:w16="http://schemas.microsoft.com/office/word/2018/wordml" xmlns:w16du="http://schemas.microsoft.com/office/word/2023/wordml/word16du" xmlns:w16sdtdh="http://schemas.microsoft.com/office/word/2020/wordml/sdtdatahash" xmlns:w16sdtfl="http://schemas.microsoft.com/office/word/2024/wordml/sdtformatlock" xmlns:w16se="http://schemas.microsoft.com/office/word/2015/wordml/symex" xmlns:wpg="http://schemas.microsoft.com/office/word/2010/wordprocessingGroup" xmlns:wpi="http://schemas.microsoft.com/office/word/2010/wordprocessingInk" xmlns:wne="http://schemas.microsoft.com/office/word/2006/wordml" xmlns:wps="http://schemas.microsoft.com/office/word/2010/wordprocessingShape" mc:Ignorable="w14 w15 w16se w16cid w16 w16cex w16sdtdh w16sdtfl w16du wp14">
+<w:ftr xmlns:wpc="http://schemas.microsoft.com/office/word/2010/wordprocessingCanvas" xmlns:cx="http://schemas.microsoft.com/office/drawing/2014/chartex" xmlns:cx1="http://schemas.microsoft.com/office/drawing/2015/9/8/chartex" xmlns:mc="http://schemas.openxmlformats.org/markup-compatibility/2006" xmlns:o="urn:schemas-microsoft-com:office:office" xmlns:r="http://schemas.openxmlformats.org/officeDocument/2006/relationships" xmlns:m="http://schemas.openxmlformats.org/officeDocument/2006/math" xmlns:v="urn:schemas-microsoft-com:vml" xmlns:wp14="http://schemas.microsoft.com/office/word/2010/wordprocessingDrawing" xmlns:wp="http://schemas.openxmlformats.org/drawingml/2006/wordprocessingDrawing" xmlns:w10="urn:schemas-microsoft-com:office:word" xmlns:w="http://schemas.openxmlformats.org/wordprocessingml/2006/main" xmlns:w14="http://schemas.microsoft.com/office/word/2010/wordml" xmlns:w15="http://schemas.microsoft.com/office/word/2012/wordml" xmlns:w16se="http://schemas.microsoft.com/office/word/2015/wordml/symex" xmlns:wpg="http://schemas.microsoft.com/office/word/2010/wordprocessingGroup" xmlns:wpi="http://schemas.microsoft.com/office/word/2010/wordprocessingInk" xmlns:wne="http://schemas.microsoft.com/office/word/2006/wordml" xmlns:wps="http://schemas.microsoft.com/office/word/2010/wordprocessingShape" mc:Ignorable="w14 w15 w16se wp14">
   <w:p>
     <w:pPr>
       <w:pStyle w:val="Footer"/>
@@ -10159,7 +11479,7 @@
 </file>
 
 <file path=word/footnotes.xml><?xml version="1.0" encoding="utf-8"?>
-<w:footnotes xmlns:wpc="http://schemas.microsoft.com/office/word/2010/wordprocessingCanvas" xmlns:cx="http://schemas.microsoft.com/office/drawing/2014/chartex" xmlns:cx1="http://schemas.microsoft.com/office/drawing/2015/9/8/chartex" xmlns:cx2="http://schemas.microsoft.com/office/drawing/2015/10/21/chartex" xmlns:cx3="http://schemas.microsoft.com/office/drawing/2016/5/9/chartex" xmlns:cx4="http://schemas.microsoft.com/office/drawing/2016/5/10/chartex" xmlns:cx5="http://schemas.microsoft.com/office/drawing/2016/5/11/chartex" xmlns:cx6="http://schemas.microsoft.com/office/drawing/2016/5/12/chartex" xmlns:cx7="http://schemas.microsoft.com/office/drawing/2016/5/13/chartex" xmlns:cx8="http://schemas.microsoft.com/office/drawing/2016/5/14/chartex" xmlns:mc="http://schemas.openxmlformats.org/markup-compatibility/2006" xmlns:aink="http://schemas.microsoft.com/office/drawing/2016/ink" xmlns:am3d="http://schemas.microsoft.com/office/drawing/2017/model3d" xmlns:o="urn:schemas-microsoft-com:office:office" xmlns:oel="http://schemas.microsoft.com/office/2019/extlst" xmlns:r="http://schemas.openxmlformats.org/officeDocument/2006/relationships" xmlns:m="http://schemas.openxmlformats.org/officeDocument/2006/math" xmlns:v="urn:schemas-microsoft-com:vml" xmlns:wp14="http://schemas.microsoft.com/office/word/2010/wordprocessingDrawing" xmlns:wp="http://schemas.openxmlformats.org/drawingml/2006/wordprocessingDrawing" xmlns:w10="urn:schemas-microsoft-com:office:word" xmlns:w="http://schemas.openxmlformats.org/wordprocessingml/2006/main" xmlns:w14="http://schemas.microsoft.com/office/word/2010/wordml" xmlns:w15="http://schemas.microsoft.com/office/word/2012/wordml" xmlns:w16cex="http://schemas.microsoft.com/office/word/2018/wordml/cex" xmlns:w16cid="http://schemas.microsoft.com/office/word/2016/wordml/cid" xmlns:w16="http://schemas.microsoft.com/office/word/2018/wordml" xmlns:w16du="http://schemas.microsoft.com/office/word/2023/wordml/word16du" xmlns:w16sdtdh="http://schemas.microsoft.com/office/word/2020/wordml/sdtdatahash" xmlns:w16sdtfl="http://schemas.microsoft.com/office/word/2024/wordml/sdtformatlock" xmlns:w16se="http://schemas.microsoft.com/office/word/2015/wordml/symex" xmlns:wpg="http://schemas.microsoft.com/office/word/2010/wordprocessingGroup" xmlns:wpi="http://schemas.microsoft.com/office/word/2010/wordprocessingInk" xmlns:wne="http://schemas.microsoft.com/office/word/2006/wordml" xmlns:wps="http://schemas.microsoft.com/office/word/2010/wordprocessingShape" mc:Ignorable="w14 w15 w16se w16cid w16 w16cex w16sdtdh w16sdtfl w16du wp14">
+<w:footnotes xmlns:wpc="http://schemas.microsoft.com/office/word/2010/wordprocessingCanvas" xmlns:cx="http://schemas.microsoft.com/office/drawing/2014/chartex" xmlns:cx1="http://schemas.microsoft.com/office/drawing/2015/9/8/chartex" xmlns:mc="http://schemas.openxmlformats.org/markup-compatibility/2006" xmlns:o="urn:schemas-microsoft-com:office:office" xmlns:r="http://schemas.openxmlformats.org/officeDocument/2006/relationships" xmlns:m="http://schemas.openxmlformats.org/officeDocument/2006/math" xmlns:v="urn:schemas-microsoft-com:vml" xmlns:wp14="http://schemas.microsoft.com/office/word/2010/wordprocessingDrawing" xmlns:wp="http://schemas.openxmlformats.org/drawingml/2006/wordprocessingDrawing" xmlns:w10="urn:schemas-microsoft-com:office:word" xmlns:w="http://schemas.openxmlformats.org/wordprocessingml/2006/main" xmlns:w14="http://schemas.microsoft.com/office/word/2010/wordml" xmlns:w15="http://schemas.microsoft.com/office/word/2012/wordml" xmlns:w16se="http://schemas.microsoft.com/office/word/2015/wordml/symex" xmlns:wpg="http://schemas.microsoft.com/office/word/2010/wordprocessingGroup" xmlns:wpi="http://schemas.microsoft.com/office/word/2010/wordprocessingInk" xmlns:wne="http://schemas.microsoft.com/office/word/2006/wordml" xmlns:wps="http://schemas.microsoft.com/office/word/2010/wordprocessingShape" mc:Ignorable="w14 w15 w16se wp14">
   <w:footnote w:type="separator" w:id="-1">
     <w:p>
       <w:r>
@@ -10178,7 +11498,7 @@
 </file>
 
 <file path=word/header1.xml><?xml version="1.0" encoding="utf-8"?>
-<w:hdr xmlns:wpc="http://schemas.microsoft.com/office/word/2010/wordprocessingCanvas" xmlns:cx="http://schemas.microsoft.com/office/drawing/2014/chartex" xmlns:cx1="http://schemas.microsoft.com/office/drawing/2015/9/8/chartex" xmlns:cx2="http://schemas.microsoft.com/office/drawing/2015/10/21/chartex" xmlns:cx3="http://schemas.microsoft.com/office/drawing/2016/5/9/chartex" xmlns:cx4="http://schemas.microsoft.com/office/drawing/2016/5/10/chartex" xmlns:cx5="http://schemas.microsoft.com/office/drawing/2016/5/11/chartex" xmlns:cx6="http://schemas.microsoft.com/office/drawing/2016/5/12/chartex" xmlns:cx7="http://schemas.microsoft.com/office/drawing/2016/5/13/chartex" xmlns:cx8="http://schemas.microsoft.com/office/drawing/2016/5/14/chartex" xmlns:mc="http://schemas.openxmlformats.org/markup-compatibility/2006" xmlns:aink="http://schemas.microsoft.com/office/drawing/2016/ink" xmlns:am3d="http://schemas.microsoft.com/office/drawing/2017/model3d" xmlns:o="urn:schemas-microsoft-com:office:office" xmlns:oel="http://schemas.microsoft.com/office/2019/extlst" xmlns:r="http://schemas.openxmlformats.org/officeDocument/2006/relationships" xmlns:m="http://schemas.openxmlformats.org/officeDocument/2006/math" xmlns:v="urn:schemas-microsoft-com:vml" xmlns:wp14="http://schemas.microsoft.com/office/word/2010/wordprocessingDrawing" xmlns:wp="http://schemas.openxmlformats.org/drawingml/2006/wordprocessingDrawing" xmlns:w10="urn:schemas-microsoft-com:office:word" xmlns:w="http://schemas.openxmlformats.org/wordprocessingml/2006/main" xmlns:w14="http://schemas.microsoft.com/office/word/2010/wordml" xmlns:w15="http://schemas.microsoft.com/office/word/2012/wordml" xmlns:w16cex="http://schemas.microsoft.com/office/word/2018/wordml/cex" xmlns:w16cid="http://schemas.microsoft.com/office/word/2016/wordml/cid" xmlns:w16="http://schemas.microsoft.com/office/word/2018/wordml" xmlns:w16du="http://schemas.microsoft.com/office/word/2023/wordml/word16du" xmlns:w16sdtdh="http://schemas.microsoft.com/office/word/2020/wordml/sdtdatahash" xmlns:w16sdtfl="http://schemas.microsoft.com/office/word/2024/wordml/sdtformatlock" xmlns:w16se="http://schemas.microsoft.com/office/word/2015/wordml/symex" xmlns:wpg="http://schemas.microsoft.com/office/word/2010/wordprocessingGroup" xmlns:wpi="http://schemas.microsoft.com/office/word/2010/wordprocessingInk" xmlns:wne="http://schemas.microsoft.com/office/word/2006/wordml" xmlns:wps="http://schemas.microsoft.com/office/word/2010/wordprocessingShape" mc:Ignorable="w14 w15 w16se w16cid w16 w16cex w16sdtdh w16sdtfl w16du wp14">
+<w:hdr xmlns:wpc="http://schemas.microsoft.com/office/word/2010/wordprocessingCanvas" xmlns:cx="http://schemas.microsoft.com/office/drawing/2014/chartex" xmlns:cx1="http://schemas.microsoft.com/office/drawing/2015/9/8/chartex" xmlns:mc="http://schemas.openxmlformats.org/markup-compatibility/2006" xmlns:o="urn:schemas-microsoft-com:office:office" xmlns:r="http://schemas.openxmlformats.org/officeDocument/2006/relationships" xmlns:m="http://schemas.openxmlformats.org/officeDocument/2006/math" xmlns:v="urn:schemas-microsoft-com:vml" xmlns:wp14="http://schemas.microsoft.com/office/word/2010/wordprocessingDrawing" xmlns:wp="http://schemas.openxmlformats.org/drawingml/2006/wordprocessingDrawing" xmlns:w10="urn:schemas-microsoft-com:office:word" xmlns:w="http://schemas.openxmlformats.org/wordprocessingml/2006/main" xmlns:w14="http://schemas.microsoft.com/office/word/2010/wordml" xmlns:w15="http://schemas.microsoft.com/office/word/2012/wordml" xmlns:w16se="http://schemas.microsoft.com/office/word/2015/wordml/symex" xmlns:wpg="http://schemas.microsoft.com/office/word/2010/wordprocessingGroup" xmlns:wpi="http://schemas.microsoft.com/office/word/2010/wordprocessingInk" xmlns:wne="http://schemas.microsoft.com/office/word/2006/wordml" xmlns:wps="http://schemas.microsoft.com/office/word/2010/wordprocessingShape" mc:Ignorable="w14 w15 w16se wp14">
   <w:p>
     <w:pPr>
       <w:pStyle w:val="Header"/>
@@ -10188,7 +11508,7 @@
 </file>
 
 <file path=word/header2.xml><?xml version="1.0" encoding="utf-8"?>
-<w:hdr xmlns:wpc="http://schemas.microsoft.com/office/word/2010/wordprocessingCanvas" xmlns:cx="http://schemas.microsoft.com/office/drawing/2014/chartex" xmlns:cx1="http://schemas.microsoft.com/office/drawing/2015/9/8/chartex" xmlns:cx2="http://schemas.microsoft.com/office/drawing/2015/10/21/chartex" xmlns:cx3="http://schemas.microsoft.com/office/drawing/2016/5/9/chartex" xmlns:cx4="http://schemas.microsoft.com/office/drawing/2016/5/10/chartex" xmlns:cx5="http://schemas.microsoft.com/office/drawing/2016/5/11/chartex" xmlns:cx6="http://schemas.microsoft.com/office/drawing/2016/5/12/chartex" xmlns:cx7="http://schemas.microsoft.com/office/drawing/2016/5/13/chartex" xmlns:cx8="http://schemas.microsoft.com/office/drawing/2016/5/14/chartex" xmlns:mc="http://schemas.openxmlformats.org/markup-compatibility/2006" xmlns:aink="http://schemas.microsoft.com/office/drawing/2016/ink" xmlns:am3d="http://schemas.microsoft.com/office/drawing/2017/model3d" xmlns:o="urn:schemas-microsoft-com:office:office" xmlns:oel="http://schemas.microsoft.com/office/2019/extlst" xmlns:r="http://schemas.openxmlformats.org/officeDocument/2006/relationships" xmlns:m="http://schemas.openxmlformats.org/officeDocument/2006/math" xmlns:v="urn:schemas-microsoft-com:vml" xmlns:wp14="http://schemas.microsoft.com/office/word/2010/wordprocessingDrawing" xmlns:wp="http://schemas.openxmlformats.org/drawingml/2006/wordprocessingDrawing" xmlns:w10="urn:schemas-microsoft-com:office:word" xmlns:w="http://schemas.openxmlformats.org/wordprocessingml/2006/main" xmlns:w14="http://schemas.microsoft.com/office/word/2010/wordml" xmlns:w15="http://schemas.microsoft.com/office/word/2012/wordml" xmlns:w16cex="http://schemas.microsoft.com/office/word/2018/wordml/cex" xmlns:w16cid="http://schemas.microsoft.com/office/word/2016/wordml/cid" xmlns:w16="http://schemas.microsoft.com/office/word/2018/wordml" xmlns:w16du="http://schemas.microsoft.com/office/word/2023/wordml/word16du" xmlns:w16sdtdh="http://schemas.microsoft.com/office/word/2020/wordml/sdtdatahash" xmlns:w16sdtfl="http://schemas.microsoft.com/office/word/2024/wordml/sdtformatlock" xmlns:w16se="http://schemas.microsoft.com/office/word/2015/wordml/symex" xmlns:wpg="http://schemas.microsoft.com/office/word/2010/wordprocessingGroup" xmlns:wpi="http://schemas.microsoft.com/office/word/2010/wordprocessingInk" xmlns:wne="http://schemas.microsoft.com/office/word/2006/wordml" xmlns:wps="http://schemas.microsoft.com/office/word/2010/wordprocessingShape" mc:Ignorable="w14 w15 w16se w16cid w16 w16cex w16sdtdh w16sdtfl w16du wp14">
+<w:hdr xmlns:wpc="http://schemas.microsoft.com/office/word/2010/wordprocessingCanvas" xmlns:cx="http://schemas.microsoft.com/office/drawing/2014/chartex" xmlns:cx1="http://schemas.microsoft.com/office/drawing/2015/9/8/chartex" xmlns:mc="http://schemas.openxmlformats.org/markup-compatibility/2006" xmlns:o="urn:schemas-microsoft-com:office:office" xmlns:r="http://schemas.openxmlformats.org/officeDocument/2006/relationships" xmlns:m="http://schemas.openxmlformats.org/officeDocument/2006/math" xmlns:v="urn:schemas-microsoft-com:vml" xmlns:wp14="http://schemas.microsoft.com/office/word/2010/wordprocessingDrawing" xmlns:wp="http://schemas.openxmlformats.org/drawingml/2006/wordprocessingDrawing" xmlns:w10="urn:schemas-microsoft-com:office:word" xmlns:w="http://schemas.openxmlformats.org/wordprocessingml/2006/main" xmlns:w14="http://schemas.microsoft.com/office/word/2010/wordml" xmlns:w15="http://schemas.microsoft.com/office/word/2012/wordml" xmlns:w16se="http://schemas.microsoft.com/office/word/2015/wordml/symex" xmlns:wpg="http://schemas.microsoft.com/office/word/2010/wordprocessingGroup" xmlns:wpi="http://schemas.microsoft.com/office/word/2010/wordprocessingInk" xmlns:wne="http://schemas.microsoft.com/office/word/2006/wordml" xmlns:wps="http://schemas.microsoft.com/office/word/2010/wordprocessingShape" mc:Ignorable="w14 w15 w16se wp14">
   <w:p>
     <w:pPr>
       <w:pBdr>
@@ -10206,7 +11526,19 @@
         <w:sz w:val="18"/>
         <w:szCs w:val="18"/>
       </w:rPr>
-      <w:t>University of Central Punjab – Faculty of Information Technology</w:t>
+      <w:t xml:space="preserve">University of Central Punjab – Faculty of Information </w:t>
+    </w:r>
+    <w:proofErr w:type="gramStart"/>
+    <w:r>
+      <w:rPr>
+        <w:rFonts w:ascii="Arial" w:eastAsia="Arial" w:hAnsi="Arial" w:cs="Arial"/>
+        <w:b/>
+        <w:bCs/>
+        <w:color w:val="1F3864"/>
+        <w:sz w:val="18"/>
+        <w:szCs w:val="18"/>
+      </w:rPr>
+      <w:t>Technology</w:t>
     </w:r>
     <w:r>
       <w:rPr>
@@ -10215,7 +11547,17 @@
         <w:sz w:val="18"/>
         <w:szCs w:val="18"/>
       </w:rPr>
-      <w:t xml:space="preserve">  |  </w:t>
+      <w:t xml:space="preserve">  |</w:t>
+    </w:r>
+    <w:proofErr w:type="gramEnd"/>
+    <w:r>
+      <w:rPr>
+        <w:rFonts w:ascii="Arial" w:eastAsia="Arial" w:hAnsi="Arial" w:cs="Arial"/>
+        <w:color w:val="ADB9CA"/>
+        <w:sz w:val="18"/>
+        <w:szCs w:val="18"/>
+      </w:rPr>
+      <w:t xml:space="preserve">  </w:t>
     </w:r>
     <w:r>
       <w:rPr>
@@ -10231,7 +11573,7 @@
 </file>
 
 <file path=word/header3.xml><?xml version="1.0" encoding="utf-8"?>
-<w:hdr xmlns:wpc="http://schemas.microsoft.com/office/word/2010/wordprocessingCanvas" xmlns:cx="http://schemas.microsoft.com/office/drawing/2014/chartex" xmlns:cx1="http://schemas.microsoft.com/office/drawing/2015/9/8/chartex" xmlns:cx2="http://schemas.microsoft.com/office/drawing/2015/10/21/chartex" xmlns:cx3="http://schemas.microsoft.com/office/drawing/2016/5/9/chartex" xmlns:cx4="http://schemas.microsoft.com/office/drawing/2016/5/10/chartex" xmlns:cx5="http://schemas.microsoft.com/office/drawing/2016/5/11/chartex" xmlns:cx6="http://schemas.microsoft.com/office/drawing/2016/5/12/chartex" xmlns:cx7="http://schemas.microsoft.com/office/drawing/2016/5/13/chartex" xmlns:cx8="http://schemas.microsoft.com/office/drawing/2016/5/14/chartex" xmlns:mc="http://schemas.openxmlformats.org/markup-compatibility/2006" xmlns:aink="http://schemas.microsoft.com/office/drawing/2016/ink" xmlns:am3d="http://schemas.microsoft.com/office/drawing/2017/model3d" xmlns:o="urn:schemas-microsoft-com:office:office" xmlns:oel="http://schemas.microsoft.com/office/2019/extlst" xmlns:r="http://schemas.openxmlformats.org/officeDocument/2006/relationships" xmlns:m="http://schemas.openxmlformats.org/officeDocument/2006/math" xmlns:v="urn:schemas-microsoft-com:vml" xmlns:wp14="http://schemas.microsoft.com/office/word/2010/wordprocessingDrawing" xmlns:wp="http://schemas.openxmlformats.org/drawingml/2006/wordprocessingDrawing" xmlns:w10="urn:schemas-microsoft-com:office:word" xmlns:w="http://schemas.openxmlformats.org/wordprocessingml/2006/main" xmlns:w14="http://schemas.microsoft.com/office/word/2010/wordml" xmlns:w15="http://schemas.microsoft.com/office/word/2012/wordml" xmlns:w16cex="http://schemas.microsoft.com/office/word/2018/wordml/cex" xmlns:w16cid="http://schemas.microsoft.com/office/word/2016/wordml/cid" xmlns:w16="http://schemas.microsoft.com/office/word/2018/wordml" xmlns:w16du="http://schemas.microsoft.com/office/word/2023/wordml/word16du" xmlns:w16sdtdh="http://schemas.microsoft.com/office/word/2020/wordml/sdtdatahash" xmlns:w16sdtfl="http://schemas.microsoft.com/office/word/2024/wordml/sdtformatlock" xmlns:w16se="http://schemas.microsoft.com/office/word/2015/wordml/symex" xmlns:wpg="http://schemas.microsoft.com/office/word/2010/wordprocessingGroup" xmlns:wpi="http://schemas.microsoft.com/office/word/2010/wordprocessingInk" xmlns:wne="http://schemas.microsoft.com/office/word/2006/wordml" xmlns:wps="http://schemas.microsoft.com/office/word/2010/wordprocessingShape" mc:Ignorable="w14 w15 w16se w16cid w16 w16cex w16sdtdh w16sdtfl w16du wp14">
+<w:hdr xmlns:wpc="http://schemas.microsoft.com/office/word/2010/wordprocessingCanvas" xmlns:cx="http://schemas.microsoft.com/office/drawing/2014/chartex" xmlns:cx1="http://schemas.microsoft.com/office/drawing/2015/9/8/chartex" xmlns:mc="http://schemas.openxmlformats.org/markup-compatibility/2006" xmlns:o="urn:schemas-microsoft-com:office:office" xmlns:r="http://schemas.openxmlformats.org/officeDocument/2006/relationships" xmlns:m="http://schemas.openxmlformats.org/officeDocument/2006/math" xmlns:v="urn:schemas-microsoft-com:vml" xmlns:wp14="http://schemas.microsoft.com/office/word/2010/wordprocessingDrawing" xmlns:wp="http://schemas.openxmlformats.org/drawingml/2006/wordprocessingDrawing" xmlns:w10="urn:schemas-microsoft-com:office:word" xmlns:w="http://schemas.openxmlformats.org/wordprocessingml/2006/main" xmlns:w14="http://schemas.microsoft.com/office/word/2010/wordml" xmlns:w15="http://schemas.microsoft.com/office/word/2012/wordml" xmlns:w16se="http://schemas.microsoft.com/office/word/2015/wordml/symex" xmlns:wpg="http://schemas.microsoft.com/office/word/2010/wordprocessingGroup" xmlns:wpi="http://schemas.microsoft.com/office/word/2010/wordprocessingInk" xmlns:wne="http://schemas.microsoft.com/office/word/2006/wordml" xmlns:wps="http://schemas.microsoft.com/office/word/2010/wordprocessingShape" mc:Ignorable="w14 w15 w16se wp14">
   <w:p>
     <w:pPr>
       <w:pStyle w:val="Header"/>
@@ -10241,7 +11583,7 @@
 </file>
 
 <file path=word/numbering.xml><?xml version="1.0" encoding="utf-8"?>
-<w:numbering xmlns:wpc="http://schemas.microsoft.com/office/word/2010/wordprocessingCanvas" xmlns:cx="http://schemas.microsoft.com/office/drawing/2014/chartex" xmlns:cx1="http://schemas.microsoft.com/office/drawing/2015/9/8/chartex" xmlns:cx2="http://schemas.microsoft.com/office/drawing/2015/10/21/chartex" xmlns:cx3="http://schemas.microsoft.com/office/drawing/2016/5/9/chartex" xmlns:cx4="http://schemas.microsoft.com/office/drawing/2016/5/10/chartex" xmlns:cx5="http://schemas.microsoft.com/office/drawing/2016/5/11/chartex" xmlns:cx6="http://schemas.microsoft.com/office/drawing/2016/5/12/chartex" xmlns:cx7="http://schemas.microsoft.com/office/drawing/2016/5/13/chartex" xmlns:cx8="http://schemas.microsoft.com/office/drawing/2016/5/14/chartex" xmlns:mc="http://schemas.openxmlformats.org/markup-compatibility/2006" xmlns:aink="http://schemas.microsoft.com/office/drawing/2016/ink" xmlns:am3d="http://schemas.microsoft.com/office/drawing/2017/model3d" xmlns:o="urn:schemas-microsoft-com:office:office" xmlns:oel="http://schemas.microsoft.com/office/2019/extlst" xmlns:r="http://schemas.openxmlformats.org/officeDocument/2006/relationships" xmlns:m="http://schemas.openxmlformats.org/officeDocument/2006/math" xmlns:v="urn:schemas-microsoft-com:vml" xmlns:wp14="http://schemas.microsoft.com/office/word/2010/wordprocessingDrawing" xmlns:wp="http://schemas.openxmlformats.org/drawingml/2006/wordprocessingDrawing" xmlns:w10="urn:schemas-microsoft-com:office:word" xmlns:w="http://schemas.openxmlformats.org/wordprocessingml/2006/main" xmlns:w14="http://schemas.microsoft.com/office/word/2010/wordml" xmlns:w15="http://schemas.microsoft.com/office/word/2012/wordml" xmlns:w16cex="http://schemas.microsoft.com/office/word/2018/wordml/cex" xmlns:w16cid="http://schemas.microsoft.com/office/word/2016/wordml/cid" xmlns:w16="http://schemas.microsoft.com/office/word/2018/wordml" xmlns:w16du="http://schemas.microsoft.com/office/word/2023/wordml/word16du" xmlns:w16sdtdh="http://schemas.microsoft.com/office/word/2020/wordml/sdtdatahash" xmlns:w16sdtfl="http://schemas.microsoft.com/office/word/2024/wordml/sdtformatlock" xmlns:w16se="http://schemas.microsoft.com/office/word/2015/wordml/symex" xmlns:wpg="http://schemas.microsoft.com/office/word/2010/wordprocessingGroup" xmlns:wpi="http://schemas.microsoft.com/office/word/2010/wordprocessingInk" xmlns:wne="http://schemas.microsoft.com/office/word/2006/wordml" xmlns:wps="http://schemas.microsoft.com/office/word/2010/wordprocessingShape" mc:Ignorable="w14 w15 w16se w16cid w16 w16cex w16sdtdh w16sdtfl w16du wp14">
+<w:numbering xmlns:wpc="http://schemas.microsoft.com/office/word/2010/wordprocessingCanvas" xmlns:cx="http://schemas.microsoft.com/office/drawing/2014/chartex" xmlns:cx1="http://schemas.microsoft.com/office/drawing/2015/9/8/chartex" xmlns:mc="http://schemas.openxmlformats.org/markup-compatibility/2006" xmlns:o="urn:schemas-microsoft-com:office:office" xmlns:r="http://schemas.openxmlformats.org/officeDocument/2006/relationships" xmlns:m="http://schemas.openxmlformats.org/officeDocument/2006/math" xmlns:v="urn:schemas-microsoft-com:vml" xmlns:wp14="http://schemas.microsoft.com/office/word/2010/wordprocessingDrawing" xmlns:wp="http://schemas.openxmlformats.org/drawingml/2006/wordprocessingDrawing" xmlns:w10="urn:schemas-microsoft-com:office:word" xmlns:w="http://schemas.openxmlformats.org/wordprocessingml/2006/main" xmlns:w14="http://schemas.microsoft.com/office/word/2010/wordml" xmlns:w15="http://schemas.microsoft.com/office/word/2012/wordml" xmlns:w16se="http://schemas.microsoft.com/office/word/2015/wordml/symex" xmlns:wpg="http://schemas.microsoft.com/office/word/2010/wordprocessingGroup" xmlns:wpi="http://schemas.microsoft.com/office/word/2010/wordprocessingInk" xmlns:wne="http://schemas.microsoft.com/office/word/2006/wordml" xmlns:wps="http://schemas.microsoft.com/office/word/2010/wordprocessingShape" mc:Ignorable="w14 w15 w16se wp14">
   <w:abstractNum w:abstractNumId="0" w15:restartNumberingAfterBreak="0">
     <w:nsid w:val="19B85A84"/>
     <w:multiLevelType w:val="hybridMultilevel"/>
@@ -10552,41 +11894,41 @@
       <w:lvlJc w:val="left"/>
     </w:lvl>
   </w:abstractNum>
-  <w:num w:numId="1" w16cid:durableId="1548451513">
+  <w:num w:numId="1">
     <w:abstractNumId w:val="2"/>
     <w:lvlOverride w:ilvl="0">
       <w:startOverride w:val="1"/>
     </w:lvlOverride>
   </w:num>
-  <w:num w:numId="2" w16cid:durableId="406927219">
+  <w:num w:numId="2">
     <w:abstractNumId w:val="0"/>
     <w:lvlOverride w:ilvl="0">
       <w:startOverride w:val="1"/>
     </w:lvlOverride>
   </w:num>
-  <w:num w:numId="3" w16cid:durableId="1209684877">
+  <w:num w:numId="3">
     <w:abstractNumId w:val="1"/>
     <w:lvlOverride w:ilvl="0">
       <w:startOverride w:val="1"/>
     </w:lvlOverride>
   </w:num>
-  <w:num w:numId="4" w16cid:durableId="188567385">
+  <w:num w:numId="4">
     <w:abstractNumId w:val="0"/>
   </w:num>
-  <w:num w:numId="5" w16cid:durableId="751972918">
+  <w:num w:numId="5">
     <w:abstractNumId w:val="4"/>
   </w:num>
-  <w:num w:numId="6" w16cid:durableId="1298678207">
+  <w:num w:numId="6">
     <w:abstractNumId w:val="1"/>
   </w:num>
-  <w:num w:numId="7" w16cid:durableId="143203211">
+  <w:num w:numId="7">
     <w:abstractNumId w:val="3"/>
   </w:num>
 </w:numbering>
 </file>
 
 <file path=word/styles.xml><?xml version="1.0" encoding="utf-8"?>
-<w:styles xmlns:mc="http://schemas.openxmlformats.org/markup-compatibility/2006" xmlns:r="http://schemas.openxmlformats.org/officeDocument/2006/relationships" xmlns:w="http://schemas.openxmlformats.org/wordprocessingml/2006/main" xmlns:w14="http://schemas.microsoft.com/office/word/2010/wordml" xmlns:w15="http://schemas.microsoft.com/office/word/2012/wordml" xmlns:w16cex="http://schemas.microsoft.com/office/word/2018/wordml/cex" xmlns:w16cid="http://schemas.microsoft.com/office/word/2016/wordml/cid" xmlns:w16="http://schemas.microsoft.com/office/word/2018/wordml" xmlns:w16du="http://schemas.microsoft.com/office/word/2023/wordml/word16du" xmlns:w16sdtdh="http://schemas.microsoft.com/office/word/2020/wordml/sdtdatahash" xmlns:w16sdtfl="http://schemas.microsoft.com/office/word/2024/wordml/sdtformatlock" xmlns:w16se="http://schemas.microsoft.com/office/word/2015/wordml/symex" mc:Ignorable="w14 w15 w16se w16cid w16 w16cex w16sdtdh w16sdtfl w16du">
+<w:styles xmlns:mc="http://schemas.openxmlformats.org/markup-compatibility/2006" xmlns:r="http://schemas.openxmlformats.org/officeDocument/2006/relationships" xmlns:w="http://schemas.openxmlformats.org/wordprocessingml/2006/main" xmlns:w14="http://schemas.microsoft.com/office/word/2010/wordml" xmlns:w15="http://schemas.microsoft.com/office/word/2012/wordml" xmlns:w16se="http://schemas.microsoft.com/office/word/2015/wordml/symex" mc:Ignorable="w14 w15 w16se">
   <w:docDefaults>
     <w:rPrDefault>
       <w:rPr>
@@ -10596,7 +11938,7 @@
     </w:rPrDefault>
     <w:pPrDefault/>
   </w:docDefaults>
-  <w:latentStyles w:defLockedState="0" w:defUIPriority="99" w:defSemiHidden="0" w:defUnhideWhenUsed="0" w:defQFormat="0" w:count="376">
+  <w:latentStyles w:defLockedState="0" w:defUIPriority="99" w:defSemiHidden="0" w:defUnhideWhenUsed="0" w:defQFormat="0" w:count="371">
     <w:lsdException w:name="Normal" w:uiPriority="0" w:qFormat="1"/>
     <w:lsdException w:name="heading 1" w:uiPriority="9" w:qFormat="1"/>
     <w:lsdException w:name="heading 2" w:semiHidden="1" w:uiPriority="9" w:unhideWhenUsed="1" w:qFormat="1"/>
@@ -10968,11 +12310,6 @@
     <w:lsdException w:name="List Table 5 Dark Accent 6" w:uiPriority="50"/>
     <w:lsdException w:name="List Table 6 Colorful Accent 6" w:uiPriority="51"/>
     <w:lsdException w:name="List Table 7 Colorful Accent 6" w:uiPriority="52"/>
-    <w:lsdException w:name="Mention" w:semiHidden="1" w:unhideWhenUsed="1"/>
-    <w:lsdException w:name="Smart Hyperlink" w:semiHidden="1" w:unhideWhenUsed="1"/>
-    <w:lsdException w:name="Hashtag" w:semiHidden="1" w:unhideWhenUsed="1"/>
-    <w:lsdException w:name="Unresolved Mention" w:semiHidden="1" w:unhideWhenUsed="1"/>
-    <w:lsdException w:name="Smart Link" w:semiHidden="1" w:unhideWhenUsed="1"/>
   </w:latentStyles>
   <w:style w:type="paragraph" w:default="1" w:styleId="Normal">
     <w:name w:val="Normal"/>
